--- a/courts/supreme-court-of-the-united-states/amicus-brief/usage/OUTPUT-amicus-brief.docx
+++ b/courts/supreme-court-of-the-united-states/amicus-brief/usage/OUTPUT-amicus-brief.docx
@@ -555,7 +555,7 @@
         <w:rPr>
           <w:rStyle w:val="FootnoteReference"/>
         </w:rPr>
-        <w:footnoteReference w:id="20"/>
+        <w:footnoteReference w:id="9"/>
       </w:r>
       <w:r>
         <w:t xml:space="preserve"> </w:t>
@@ -906,7 +906,7 @@
         <w:rPr>
           <w:rStyle w:val="FootnoteReference"/>
         </w:rPr>
-        <w:footnoteReference w:id="21"/>
+        <w:footnoteReference w:id="10"/>
       </w:r>
       <w:r>
         <w:t xml:space="preserve"> </w:t>
@@ -1427,7 +1427,7 @@
         <w:rPr>
           <w:rStyle w:val="FootnoteReference"/>
         </w:rPr>
-        <w:footnoteReference w:id="22"/>
+        <w:footnoteReference w:id="11"/>
       </w:r>
       <w:r>
         <w:t xml:space="preserve"> </w:t>
@@ -1649,8 +1649,8 @@
       </w:r>
     </w:p>
     <w:sectPr>
-      <w:pgSz w:h="13320" w:w="8820"/>
-      <w:pgMar w:bottom="1620" w:footer="540" w:gutter="0" w:header="0" w:left="1440" w:right="1440" w:top="1440"/>
+      <w:pgSz w:w="8820" w:h="13320"/>
+      <w:pgMar w:top="1440" w:right="1440" w:bottom="1620" w:left="1440" w:header="0" w:footer="540" w:gutter="0"/>
       <w:footnotePr>
         <w:numRestart w:val="eachSect"/>
       </w:footnotePr>
@@ -1679,7 +1679,7 @@
       </w:r>
     </w:p>
   </w:footnote>
-  <w:footnote w:id="20">
+  <w:footnote w:id="9">
     <w:p>
       <w:pPr>
         <w:pStyle w:val="FootnoteText"/>
@@ -1698,7 +1698,7 @@
       </w:r>
     </w:p>
   </w:footnote>
-  <w:footnote w:id="21">
+  <w:footnote w:id="10">
     <w:p>
       <w:pPr>
         <w:pStyle w:val="FootnoteText"/>
@@ -1762,7 +1762,7 @@
       </w:r>
     </w:p>
   </w:footnote>
-  <w:footnote w:id="22">
+  <w:footnote w:id="11">
     <w:p>
       <w:pPr>
         <w:pStyle w:val="FootnoteText"/>
@@ -1896,10 +1896,10 @@
   <w:docDefaults>
     <w:rPrDefault>
       <w:rPr>
-        <w:rFonts w:ascii="TeX Gyre Schola" w:cs="TeX Gyre Schola" w:eastAsia="TeX Gyre Schola" w:hAnsi="TeX Gyre Schola"/>
+        <w:rFonts w:ascii="TeX Gyre Schola" w:hAnsi="TeX Gyre Schola" w:eastAsia="TeX Gyre Schola" w:cs="TeX Gyre Schola"/>
         <w:sz w:val="24"/>
         <w:szCs w:val="24"/>
-        <w:lang w:bidi="ar-SA" w:eastAsia="zh-CN" w:val="en-US"/>
+        <w:lang w:val="en-US" w:eastAsia="zh-CN" w:bidi="ar-SA"/>
       </w:rPr>
     </w:rPrDefault>
     <w:pPrDefault>
@@ -1908,36 +1908,36 @@
       </w:pPr>
     </w:pPrDefault>
   </w:docDefaults>
-  <w:latentStyles w:count="276" w:defLockedState="0" w:defQFormat="0" w:defSemiHidden="0" w:defUIPriority="0" w:defUnhideWhenUsed="0"/>
-  <w:style w:default="1" w:styleId="Normal" w:type="paragraph">
+  <w:latentStyles w:defLockedState="0" w:defUIPriority="0" w:defSemiHidden="0" w:defUnhideWhenUsed="0" w:defQFormat="0" w:count="276"/>
+  <w:style w:type="paragraph" w:default="1" w:styleId="Normal">
     <w:name w:val="Normal"/>
     <w:qFormat/>
   </w:style>
-  <w:style w:styleId="BodyText" w:type="paragraph">
+  <w:style w:type="paragraph" w:styleId="BodyText">
     <w:name w:val="Body Text"/>
     <w:basedOn w:val="Normal"/>
     <w:link w:val="BodyTextChar"/>
     <w:qFormat/>
     <w:pPr>
-      <w:spacing w:after="240" w:before="0" w:line="280" w:lineRule="exact"/>
+      <w:spacing w:before="0" w:after="240" w:line="280" w:lineRule="exact"/>
       <w:ind w:firstLine="576"/>
     </w:pPr>
   </w:style>
-  <w:style w:customStyle="1" w:styleId="FirstParagraph" w:type="paragraph">
+  <w:style w:type="paragraph" w:customStyle="1" w:styleId="FirstParagraph">
     <w:name w:val="First Paragraph"/>
     <w:basedOn w:val="BodyText"/>
     <w:next w:val="BodyText"/>
     <w:qFormat/>
   </w:style>
-  <w:style w:customStyle="1" w:styleId="Compact" w:type="paragraph">
+  <w:style w:type="paragraph" w:customStyle="1" w:styleId="Compact">
     <w:name w:val="Compact"/>
     <w:basedOn w:val="BodyText"/>
     <w:qFormat/>
     <w:pPr>
-      <w:spacing w:after="36" w:before="36"/>
+      <w:spacing w:before="36" w:after="36"/>
     </w:pPr>
   </w:style>
-  <w:style w:styleId="Title" w:type="paragraph">
+  <w:style w:type="paragraph" w:styleId="Title">
     <w:name w:val="Title"/>
     <w:basedOn w:val="Normal"/>
     <w:next w:val="BodyText"/>
@@ -1951,24 +1951,24 @@
       <w:jc w:val="center"/>
     </w:pPr>
     <w:rPr>
-      <w:rFonts w:ascii="TeX Gyre Schola" w:cstheme="majorBidi" w:eastAsiaTheme="majorEastAsia" w:hAnsi="TeX Gyre Schola"/>
+      <w:rFonts w:ascii="TeX Gyre Schola" w:eastAsiaTheme="majorEastAsia" w:hAnsi="TeX Gyre Schola" w:cstheme="majorBidi"/>
       <w:sz w:val="56"/>
       <w:szCs w:val="56"/>
     </w:rPr>
   </w:style>
-  <w:style w:customStyle="1" w:styleId="TitleChar" w:type="character">
+  <w:style w:type="character" w:customStyle="1" w:styleId="TitleChar">
     <w:name w:val="Title Char"/>
     <w:basedOn w:val="DefaultParagraphFont"/>
     <w:link w:val="Title"/>
     <w:uiPriority w:val="10"/>
     <w:rsid w:val="00A10FD9"/>
     <w:rPr>
-      <w:rFonts w:ascii="TeX Gyre Schola" w:cstheme="majorBidi" w:eastAsiaTheme="majorEastAsia" w:hAnsi="TeX Gyre Schola"/>
+      <w:rFonts w:ascii="TeX Gyre Schola" w:eastAsiaTheme="majorEastAsia" w:hAnsi="TeX Gyre Schola" w:cstheme="majorBidi"/>
       <w:sz w:val="56"/>
       <w:szCs w:val="56"/>
     </w:rPr>
   </w:style>
-  <w:style w:styleId="Subtitle" w:type="paragraph">
+  <w:style w:type="paragraph" w:styleId="Subtitle">
     <w:name w:val="Subtitle"/>
     <w:basedOn w:val="Title"/>
     <w:next w:val="BodyText"/>
@@ -1982,27 +1982,27 @@
       </w:numPr>
     </w:pPr>
     <w:rPr>
-      <w:rFonts w:cstheme="majorBidi" w:eastAsiaTheme="majorEastAsia"/>
+      <w:rFonts w:eastAsiaTheme="majorEastAsia" w:cstheme="majorBidi"/>
       <w:spacing w:val="15"/>
       <w:sz w:val="28"/>
       <w:szCs w:val="28"/>
     </w:rPr>
   </w:style>
-  <w:style w:customStyle="1" w:styleId="SubtitleChar" w:type="character">
+  <w:style w:type="character" w:customStyle="1" w:styleId="SubtitleChar">
     <w:name w:val="Subtitle Char"/>
     <w:basedOn w:val="DefaultParagraphFont"/>
     <w:link w:val="Subtitle"/>
     <w:uiPriority w:val="11"/>
     <w:rsid w:val="00A10FD9"/>
     <w:rPr>
-      <w:rFonts w:cstheme="majorBidi" w:eastAsiaTheme="majorEastAsia"/>
-      <w:color w:themeColor="text1" w:themeTint="A6" w:val="595959"/>
+      <w:rFonts w:eastAsiaTheme="majorEastAsia" w:cstheme="majorBidi"/>
+      <w:color w:val="595959" w:themeColor="text1" w:themeTint="A6"/>
       <w:spacing w:val="15"/>
       <w:sz w:val="28"/>
       <w:szCs w:val="28"/>
     </w:rPr>
   </w:style>
-  <w:style w:customStyle="1" w:styleId="Author" w:type="paragraph">
+  <w:style w:type="paragraph" w:customStyle="1" w:styleId="Author">
     <w:name w:val="Author"/>
     <w:basedOn w:val="Title"/>
     <w:next w:val="BodyText"/>
@@ -2016,7 +2016,7 @@
       <w:szCs w:val="24"/>
     </w:rPr>
   </w:style>
-  <w:style w:styleId="Date" w:type="paragraph">
+  <w:style w:type="paragraph" w:styleId="Date">
     <w:name w:val="Date"/>
     <w:basedOn w:val="Title"/>
     <w:next w:val="BodyText"/>
@@ -2030,7 +2030,7 @@
       <w:szCs w:val="24"/>
     </w:rPr>
   </w:style>
-  <w:style w:customStyle="1" w:styleId="AbstractTitle" w:type="paragraph">
+  <w:style w:type="paragraph" w:customStyle="1" w:styleId="AbstractTitle">
     <w:name w:val="Abstract Title"/>
     <w:basedOn w:val="Normal"/>
     <w:next w:val="Abstract"/>
@@ -2038,7 +2038,7 @@
     <w:pPr>
       <w:keepNext/>
       <w:keepLines/>
-      <w:spacing w:after="0" w:before="300"/>
+      <w:spacing w:before="300" w:after="0"/>
       <w:jc w:val="center"/>
     </w:pPr>
     <w:rPr>
@@ -2047,7 +2047,7 @@
       <w:szCs w:val="20"/>
     </w:rPr>
   </w:style>
-  <w:style w:customStyle="1" w:styleId="Abstract" w:type="paragraph">
+  <w:style w:type="paragraph" w:customStyle="1" w:styleId="Abstract">
     <w:name w:val="Abstract"/>
     <w:basedOn w:val="Normal"/>
     <w:next w:val="BodyText"/>
@@ -2055,14 +2055,14 @@
     <w:pPr>
       <w:keepNext/>
       <w:keepLines/>
-      <w:spacing w:after="300" w:before="100"/>
+      <w:spacing w:before="100" w:after="300"/>
     </w:pPr>
     <w:rPr>
       <w:sz w:val="20"/>
       <w:szCs w:val="20"/>
     </w:rPr>
   </w:style>
-  <w:style w:styleId="Bibliography" w:type="paragraph">
+  <w:style w:type="paragraph" w:styleId="Bibliography">
     <w:name w:val="Bibliography"/>
     <w:basedOn w:val="Normal"/>
     <w:next w:val="Bibliography"/>
@@ -2070,7 +2070,7 @@
     <w:pPr/>
     <w:rPr/>
   </w:style>
-  <w:style w:styleId="Heading1" w:type="paragraph">
+  <w:style w:type="paragraph" w:styleId="Heading1">
     <w:name w:val="heading 1"/>
     <w:basedOn w:val="Normal"/>
     <w:next w:val="BodyText"/>
@@ -2081,17 +2081,17 @@
     <w:pPr>
       <w:keepNext/>
       <w:keepLines/>
-      <w:spacing w:after="80" w:before="360"/>
+      <w:spacing w:before="360" w:after="80"/>
       <w:outlineLvl w:val="0"/>
     </w:pPr>
     <w:rPr>
-      <w:rFonts w:ascii="TeX Gyre Schola" w:cstheme="majorBidi" w:eastAsiaTheme="majorEastAsia" w:hAnsi="TeX Gyre Schola"/>
-      <w:color w:themeColor="accent1" w:themeShade="BF" w:val="0F4761"/>
+      <w:rFonts w:ascii="TeX Gyre Schola" w:eastAsiaTheme="majorEastAsia" w:hAnsi="TeX Gyre Schola" w:cstheme="majorBidi"/>
+      <w:color w:val="0F4761" w:themeColor="accent1" w:themeShade="BF"/>
       <w:sz w:val="40"/>
       <w:szCs w:val="40"/>
     </w:rPr>
   </w:style>
-  <w:style w:styleId="Heading2" w:type="paragraph">
+  <w:style w:type="paragraph" w:styleId="Heading2">
     <w:name w:val="heading 2"/>
     <w:basedOn w:val="Normal"/>
     <w:next w:val="BodyText"/>
@@ -2104,17 +2104,17 @@
     <w:pPr>
       <w:keepNext/>
       <w:keepLines/>
-      <w:spacing w:after="80" w:before="160"/>
+      <w:spacing w:before="160" w:after="80"/>
       <w:outlineLvl w:val="1"/>
     </w:pPr>
     <w:rPr>
-      <w:rFonts w:ascii="TeX Gyre Schola" w:cstheme="majorBidi" w:eastAsiaTheme="majorEastAsia" w:hAnsi="TeX Gyre Schola"/>
-      <w:color w:themeColor="accent1" w:themeShade="BF" w:val="0F4761"/>
+      <w:rFonts w:ascii="TeX Gyre Schola" w:eastAsiaTheme="majorEastAsia" w:hAnsi="TeX Gyre Schola" w:cstheme="majorBidi"/>
+      <w:color w:val="0F4761" w:themeColor="accent1" w:themeShade="BF"/>
       <w:sz w:val="32"/>
       <w:szCs w:val="32"/>
     </w:rPr>
   </w:style>
-  <w:style w:styleId="Heading3" w:type="paragraph">
+  <w:style w:type="paragraph" w:styleId="Heading3">
     <w:name w:val="heading 3"/>
     <w:basedOn w:val="Normal"/>
     <w:next w:val="BodyText"/>
@@ -2127,17 +2127,17 @@
     <w:pPr>
       <w:keepNext/>
       <w:keepLines/>
-      <w:spacing w:after="80" w:before="160"/>
+      <w:spacing w:before="160" w:after="80"/>
       <w:outlineLvl w:val="2"/>
     </w:pPr>
     <w:rPr>
-      <w:rFonts w:cstheme="majorBidi" w:eastAsiaTheme="majorEastAsia"/>
-      <w:color w:themeColor="accent1" w:themeShade="BF" w:val="0F4761"/>
+      <w:rFonts w:eastAsiaTheme="majorEastAsia" w:cstheme="majorBidi"/>
+      <w:color w:val="0F4761" w:themeColor="accent1" w:themeShade="BF"/>
       <w:sz w:val="28"/>
       <w:szCs w:val="28"/>
     </w:rPr>
   </w:style>
-  <w:style w:styleId="Heading4" w:type="paragraph">
+  <w:style w:type="paragraph" w:styleId="Heading4">
     <w:name w:val="heading 4"/>
     <w:basedOn w:val="Normal"/>
     <w:next w:val="BodyText"/>
@@ -2150,17 +2150,17 @@
     <w:pPr>
       <w:keepNext/>
       <w:keepLines/>
-      <w:spacing w:after="40" w:before="80"/>
+      <w:spacing w:before="80" w:after="40"/>
       <w:outlineLvl w:val="3"/>
     </w:pPr>
     <w:rPr>
-      <w:rFonts w:cstheme="majorBidi" w:eastAsiaTheme="majorEastAsia"/>
+      <w:rFonts w:eastAsiaTheme="majorEastAsia" w:cstheme="majorBidi"/>
       <w:i/>
       <w:iCs/>
-      <w:color w:themeColor="accent1" w:themeShade="BF" w:val="0F4761"/>
-    </w:rPr>
-  </w:style>
-  <w:style w:styleId="Heading5" w:type="paragraph">
+      <w:color w:val="0F4761" w:themeColor="accent1" w:themeShade="BF"/>
+    </w:rPr>
+  </w:style>
+  <w:style w:type="paragraph" w:styleId="Heading5">
     <w:name w:val="heading 5"/>
     <w:basedOn w:val="Normal"/>
     <w:next w:val="BodyText"/>
@@ -2173,15 +2173,15 @@
     <w:pPr>
       <w:keepNext/>
       <w:keepLines/>
-      <w:spacing w:after="40" w:before="80"/>
+      <w:spacing w:before="80" w:after="40"/>
       <w:outlineLvl w:val="4"/>
     </w:pPr>
     <w:rPr>
-      <w:rFonts w:cstheme="majorBidi" w:eastAsiaTheme="majorEastAsia"/>
-      <w:color w:themeColor="accent1" w:themeShade="BF" w:val="0F4761"/>
-    </w:rPr>
-  </w:style>
-  <w:style w:styleId="Heading6" w:type="paragraph">
+      <w:rFonts w:eastAsiaTheme="majorEastAsia" w:cstheme="majorBidi"/>
+      <w:color w:val="0F4761" w:themeColor="accent1" w:themeShade="BF"/>
+    </w:rPr>
+  </w:style>
+  <w:style w:type="paragraph" w:styleId="Heading6">
     <w:name w:val="heading 6"/>
     <w:basedOn w:val="Normal"/>
     <w:next w:val="BodyText"/>
@@ -2194,17 +2194,17 @@
     <w:pPr>
       <w:keepNext/>
       <w:keepLines/>
-      <w:spacing w:after="0" w:before="40"/>
+      <w:spacing w:before="40" w:after="0"/>
       <w:outlineLvl w:val="5"/>
     </w:pPr>
     <w:rPr>
-      <w:rFonts w:cstheme="majorBidi" w:eastAsiaTheme="majorEastAsia"/>
+      <w:rFonts w:eastAsiaTheme="majorEastAsia" w:cstheme="majorBidi"/>
       <w:i/>
       <w:iCs/>
-      <w:color w:themeColor="text1" w:themeTint="A6" w:val="595959"/>
-    </w:rPr>
-  </w:style>
-  <w:style w:styleId="Heading7" w:type="paragraph">
+      <w:color w:val="595959" w:themeColor="text1" w:themeTint="A6"/>
+    </w:rPr>
+  </w:style>
+  <w:style w:type="paragraph" w:styleId="Heading7">
     <w:name w:val="heading 7"/>
     <w:basedOn w:val="Normal"/>
     <w:next w:val="BodyText"/>
@@ -2217,15 +2217,15 @@
     <w:pPr>
       <w:keepNext/>
       <w:keepLines/>
-      <w:spacing w:after="0" w:before="40"/>
+      <w:spacing w:before="40" w:after="0"/>
       <w:outlineLvl w:val="6"/>
     </w:pPr>
     <w:rPr>
-      <w:rFonts w:cstheme="majorBidi" w:eastAsiaTheme="majorEastAsia"/>
-      <w:color w:themeColor="text1" w:themeTint="A6" w:val="595959"/>
-    </w:rPr>
-  </w:style>
-  <w:style w:styleId="Heading8" w:type="paragraph">
+      <w:rFonts w:eastAsiaTheme="majorEastAsia" w:cstheme="majorBidi"/>
+      <w:color w:val="595959" w:themeColor="text1" w:themeTint="A6"/>
+    </w:rPr>
+  </w:style>
+  <w:style w:type="paragraph" w:styleId="Heading8">
     <w:name w:val="heading 8"/>
     <w:basedOn w:val="Normal"/>
     <w:next w:val="BodyText"/>
@@ -2242,13 +2242,13 @@
       <w:outlineLvl w:val="7"/>
     </w:pPr>
     <w:rPr>
-      <w:rFonts w:cstheme="majorBidi" w:eastAsiaTheme="majorEastAsia"/>
+      <w:rFonts w:eastAsiaTheme="majorEastAsia" w:cstheme="majorBidi"/>
       <w:i/>
       <w:iCs/>
-      <w:color w:themeColor="text1" w:themeTint="D8" w:val="272727"/>
-    </w:rPr>
-  </w:style>
-  <w:style w:styleId="Heading9" w:type="paragraph">
+      <w:color w:val="272727" w:themeColor="text1" w:themeTint="D8"/>
+    </w:rPr>
+  </w:style>
+  <w:style w:type="paragraph" w:styleId="Heading9">
     <w:name w:val="heading 9"/>
     <w:basedOn w:val="Normal"/>
     <w:next w:val="BodyText"/>
@@ -2265,24 +2265,24 @@
       <w:outlineLvl w:val="8"/>
     </w:pPr>
     <w:rPr>
-      <w:rFonts w:cstheme="majorBidi" w:eastAsiaTheme="majorEastAsia"/>
-      <w:color w:themeColor="text1" w:themeTint="D8" w:val="272727"/>
-    </w:rPr>
-  </w:style>
-  <w:style w:customStyle="1" w:styleId="Heading1Char" w:type="character">
+      <w:rFonts w:eastAsiaTheme="majorEastAsia" w:cstheme="majorBidi"/>
+      <w:color w:val="272727" w:themeColor="text1" w:themeTint="D8"/>
+    </w:rPr>
+  </w:style>
+  <w:style w:type="character" w:customStyle="1" w:styleId="Heading1Char">
     <w:name w:val="Heading 1 Char"/>
     <w:basedOn w:val="DefaultParagraphFont"/>
     <w:link w:val="Heading1"/>
     <w:uiPriority w:val="9"/>
     <w:rsid w:val="00A10FD9"/>
     <w:rPr>
-      <w:rFonts w:ascii="TeX Gyre Schola" w:cstheme="majorBidi" w:eastAsiaTheme="majorEastAsia" w:hAnsi="TeX Gyre Schola"/>
-      <w:color w:themeColor="accent1" w:themeShade="BF" w:val="0F4761"/>
+      <w:rFonts w:ascii="TeX Gyre Schola" w:eastAsiaTheme="majorEastAsia" w:hAnsi="TeX Gyre Schola" w:cstheme="majorBidi"/>
+      <w:color w:val="0F4761" w:themeColor="accent1" w:themeShade="BF"/>
       <w:sz w:val="40"/>
       <w:szCs w:val="40"/>
     </w:rPr>
   </w:style>
-  <w:style w:customStyle="1" w:styleId="Heading2Char" w:type="character">
+  <w:style w:type="character" w:customStyle="1" w:styleId="Heading2Char">
     <w:name w:val="Heading 2 Char"/>
     <w:basedOn w:val="DefaultParagraphFont"/>
     <w:link w:val="Heading2"/>
@@ -2290,13 +2290,13 @@
     <w:semiHidden/>
     <w:rsid w:val="00A10FD9"/>
     <w:rPr>
-      <w:rFonts w:ascii="TeX Gyre Schola" w:cstheme="majorBidi" w:eastAsiaTheme="majorEastAsia" w:hAnsi="TeX Gyre Schola"/>
-      <w:color w:themeColor="accent1" w:themeShade="BF" w:val="0F4761"/>
+      <w:rFonts w:ascii="TeX Gyre Schola" w:eastAsiaTheme="majorEastAsia" w:hAnsi="TeX Gyre Schola" w:cstheme="majorBidi"/>
+      <w:color w:val="0F4761" w:themeColor="accent1" w:themeShade="BF"/>
       <w:sz w:val="32"/>
       <w:szCs w:val="32"/>
     </w:rPr>
   </w:style>
-  <w:style w:customStyle="1" w:styleId="Heading3Char" w:type="character">
+  <w:style w:type="character" w:customStyle="1" w:styleId="Heading3Char">
     <w:name w:val="Heading 3 Char"/>
     <w:basedOn w:val="DefaultParagraphFont"/>
     <w:link w:val="Heading3"/>
@@ -2304,13 +2304,13 @@
     <w:semiHidden/>
     <w:rsid w:val="00A10FD9"/>
     <w:rPr>
-      <w:rFonts w:cstheme="majorBidi" w:eastAsiaTheme="majorEastAsia"/>
-      <w:color w:themeColor="accent1" w:themeShade="BF" w:val="0F4761"/>
+      <w:rFonts w:eastAsiaTheme="majorEastAsia" w:cstheme="majorBidi"/>
+      <w:color w:val="0F4761" w:themeColor="accent1" w:themeShade="BF"/>
       <w:sz w:val="28"/>
       <w:szCs w:val="28"/>
     </w:rPr>
   </w:style>
-  <w:style w:customStyle="1" w:styleId="Heading4Char" w:type="character">
+  <w:style w:type="character" w:customStyle="1" w:styleId="Heading4Char">
     <w:name w:val="Heading 4 Char"/>
     <w:basedOn w:val="DefaultParagraphFont"/>
     <w:link w:val="Heading4"/>
@@ -2318,13 +2318,13 @@
     <w:semiHidden/>
     <w:rsid w:val="00A10FD9"/>
     <w:rPr>
-      <w:rFonts w:cstheme="majorBidi" w:eastAsiaTheme="majorEastAsia"/>
+      <w:rFonts w:eastAsiaTheme="majorEastAsia" w:cstheme="majorBidi"/>
       <w:i/>
       <w:iCs/>
-      <w:color w:themeColor="accent1" w:themeShade="BF" w:val="0F4761"/>
-    </w:rPr>
-  </w:style>
-  <w:style w:customStyle="1" w:styleId="Heading5Char" w:type="character">
+      <w:color w:val="0F4761" w:themeColor="accent1" w:themeShade="BF"/>
+    </w:rPr>
+  </w:style>
+  <w:style w:type="character" w:customStyle="1" w:styleId="Heading5Char">
     <w:name w:val="Heading 5 Char"/>
     <w:basedOn w:val="DefaultParagraphFont"/>
     <w:link w:val="Heading5"/>
@@ -2332,11 +2332,11 @@
     <w:semiHidden/>
     <w:rsid w:val="00A10FD9"/>
     <w:rPr>
-      <w:rFonts w:cstheme="majorBidi" w:eastAsiaTheme="majorEastAsia"/>
-      <w:color w:themeColor="accent1" w:themeShade="BF" w:val="0F4761"/>
-    </w:rPr>
-  </w:style>
-  <w:style w:customStyle="1" w:styleId="Heading6Char" w:type="character">
+      <w:rFonts w:eastAsiaTheme="majorEastAsia" w:cstheme="majorBidi"/>
+      <w:color w:val="0F4761" w:themeColor="accent1" w:themeShade="BF"/>
+    </w:rPr>
+  </w:style>
+  <w:style w:type="character" w:customStyle="1" w:styleId="Heading6Char">
     <w:name w:val="Heading 6 Char"/>
     <w:basedOn w:val="DefaultParagraphFont"/>
     <w:link w:val="Heading6"/>
@@ -2344,13 +2344,13 @@
     <w:semiHidden/>
     <w:rsid w:val="00A10FD9"/>
     <w:rPr>
-      <w:rFonts w:cstheme="majorBidi" w:eastAsiaTheme="majorEastAsia"/>
+      <w:rFonts w:eastAsiaTheme="majorEastAsia" w:cstheme="majorBidi"/>
       <w:i/>
       <w:iCs/>
-      <w:color w:themeColor="text1" w:themeTint="A6" w:val="595959"/>
-    </w:rPr>
-  </w:style>
-  <w:style w:customStyle="1" w:styleId="Heading7Char" w:type="character">
+      <w:color w:val="595959" w:themeColor="text1" w:themeTint="A6"/>
+    </w:rPr>
+  </w:style>
+  <w:style w:type="character" w:customStyle="1" w:styleId="Heading7Char">
     <w:name w:val="Heading 7 Char"/>
     <w:basedOn w:val="DefaultParagraphFont"/>
     <w:link w:val="Heading7"/>
@@ -2358,11 +2358,11 @@
     <w:semiHidden/>
     <w:rsid w:val="00A10FD9"/>
     <w:rPr>
-      <w:rFonts w:cstheme="majorBidi" w:eastAsiaTheme="majorEastAsia"/>
-      <w:color w:themeColor="text1" w:themeTint="A6" w:val="595959"/>
-    </w:rPr>
-  </w:style>
-  <w:style w:customStyle="1" w:styleId="Heading8Char" w:type="character">
+      <w:rFonts w:eastAsiaTheme="majorEastAsia" w:cstheme="majorBidi"/>
+      <w:color w:val="595959" w:themeColor="text1" w:themeTint="A6"/>
+    </w:rPr>
+  </w:style>
+  <w:style w:type="character" w:customStyle="1" w:styleId="Heading8Char">
     <w:name w:val="Heading 8 Char"/>
     <w:basedOn w:val="DefaultParagraphFont"/>
     <w:link w:val="Heading8"/>
@@ -2370,13 +2370,13 @@
     <w:semiHidden/>
     <w:rsid w:val="00A10FD9"/>
     <w:rPr>
-      <w:rFonts w:cstheme="majorBidi" w:eastAsiaTheme="majorEastAsia"/>
+      <w:rFonts w:eastAsiaTheme="majorEastAsia" w:cstheme="majorBidi"/>
       <w:i/>
       <w:iCs/>
-      <w:color w:themeColor="text1" w:themeTint="D8" w:val="272727"/>
-    </w:rPr>
-  </w:style>
-  <w:style w:customStyle="1" w:styleId="Heading9Char" w:type="character">
+      <w:color w:val="272727" w:themeColor="text1" w:themeTint="D8"/>
+    </w:rPr>
+  </w:style>
+  <w:style w:type="character" w:customStyle="1" w:styleId="Heading9Char">
     <w:name w:val="Heading 9 Char"/>
     <w:basedOn w:val="DefaultParagraphFont"/>
     <w:link w:val="Heading9"/>
@@ -2384,11 +2384,11 @@
     <w:semiHidden/>
     <w:rsid w:val="00A10FD9"/>
     <w:rPr>
-      <w:rFonts w:cstheme="majorBidi" w:eastAsiaTheme="majorEastAsia"/>
-      <w:color w:themeColor="text1" w:themeTint="D8" w:val="272727"/>
-    </w:rPr>
-  </w:style>
-  <w:style w:styleId="BlockText" w:type="paragraph">
+      <w:rFonts w:eastAsiaTheme="majorEastAsia" w:cstheme="majorBidi"/>
+      <w:color w:val="272727" w:themeColor="text1" w:themeTint="D8"/>
+    </w:rPr>
+  </w:style>
+  <w:style w:type="paragraph" w:styleId="BlockText">
     <w:name w:val="Block Text"/>
     <w:basedOn w:val="BodyText"/>
     <w:next w:val="BodyText"/>
@@ -2396,15 +2396,15 @@
     <w:unhideWhenUsed/>
     <w:qFormat/>
     <w:pPr>
-      <w:spacing w:after="100" w:before="100"/>
+      <w:spacing w:before="100" w:after="100"/>
       <w:ind w:firstLine="0" w:left="480" w:right="480"/>
     </w:pPr>
   </w:style>
-  <w:style w:styleId="FootnoteText" w:type="paragraph">
+  <w:style w:type="paragraph" w:styleId="FootnoteText">
     <w:name w:val="Footnote Text"/>
     <w:basedOn w:val="Normal"/>
     <w:pPr>
-      <w:spacing w:after="0" w:before="0" w:line="240" w:lineRule="exact"/>
+      <w:spacing w:before="0" w:after="0" w:line="240" w:lineRule="exact"/>
     </w:pPr>
     <w:rPr>
       <w:sz w:val="20"/>
@@ -2415,7 +2415,7 @@
     <w:unhideWhenUsed/>
     <w:qFormat/>
   </w:style>
-  <w:style w:styleId="FootnoteBlockText" w:type="paragraph">
+  <w:style w:type="paragraph" w:styleId="FootnoteBlockText">
     <w:name w:val="Footnote Block Text"/>
     <w:basedOn w:val="FootnoteText"/>
     <w:next w:val="FootnoteText"/>
@@ -2423,26 +2423,26 @@
     <w:unhideWhenUsed/>
     <w:qFormat/>
     <w:pPr>
-      <w:spacing w:after="100" w:before="100"/>
+      <w:spacing w:before="100" w:after="100"/>
       <w:ind w:firstLine="0" w:left="480" w:right="480"/>
     </w:pPr>
   </w:style>
-  <w:style w:default="1" w:styleId="DefaultParagraphFont" w:type="character">
+  <w:style w:type="character" w:default="1" w:styleId="DefaultParagraphFont">
     <w:name w:val="Default Paragraph Font"/>
     <w:semiHidden/>
     <w:unhideWhenUsed/>
   </w:style>
-  <w:style w:default="1" w:styleId="Table" w:type="table">
+  <w:style w:type="table" w:default="1" w:styleId="Table">
     <w:name w:val="Table"/>
     <w:basedOn w:val="TableNormal"/>
     <w:qFormat/>
     <w:tblPr>
-      <w:tblInd w:type="dxa" w:w="0"/>
+      <w:tblInd w:w="0" w:type="dxa"/>
       <w:tblCellMar>
-        <w:top w:type="dxa" w:w="0"/>
-        <w:left w:type="dxa" w:w="108"/>
-        <w:bottom w:type="dxa" w:w="0"/>
-        <w:right w:type="dxa" w:w="108"/>
+        <w:top w:w="0" w:type="dxa"/>
+        <w:left w:w="108" w:type="dxa"/>
+        <w:bottom w:w="0" w:type="dxa"/>
+        <w:right w:w="108" w:type="dxa"/>
       </w:tblCellMar>
     </w:tblPr>
     <w:tblStylePr w:type="firstRow">
@@ -2454,7 +2454,7 @@
       </w:tcPr>
     </w:tblStylePr>
   </w:style>
-  <w:style w:customStyle="1" w:styleId="DefinitionTerm" w:type="paragraph">
+  <w:style w:type="paragraph" w:customStyle="1" w:styleId="DefinitionTerm">
     <w:name w:val="Definition Term"/>
     <w:basedOn w:val="Normal"/>
     <w:next w:val="Definition"/>
@@ -2467,49 +2467,49 @@
       <w:b/>
     </w:rPr>
   </w:style>
-  <w:style w:customStyle="1" w:styleId="Definition" w:type="paragraph">
+  <w:style w:type="paragraph" w:customStyle="1" w:styleId="Definition">
     <w:name w:val="Definition"/>
     <w:basedOn w:val="Normal"/>
   </w:style>
-  <w:style w:styleId="Caption" w:type="paragraph">
+  <w:style w:type="paragraph" w:styleId="Caption">
     <w:name w:val="Caption"/>
     <w:basedOn w:val="Normal"/>
     <w:link w:val="BodyTextChar"/>
     <w:pPr>
-      <w:spacing w:after="120" w:before="0"/>
+      <w:spacing w:before="0" w:after="120"/>
     </w:pPr>
     <w:rPr>
       <w:i/>
     </w:rPr>
   </w:style>
-  <w:style w:customStyle="1" w:styleId="TableCaption" w:type="paragraph">
+  <w:style w:type="paragraph" w:customStyle="1" w:styleId="TableCaption">
     <w:name w:val="Table Caption"/>
     <w:basedOn w:val="Caption"/>
     <w:pPr>
       <w:keepNext/>
     </w:pPr>
   </w:style>
-  <w:style w:customStyle="1" w:styleId="ImageCaption" w:type="paragraph">
+  <w:style w:type="paragraph" w:customStyle="1" w:styleId="ImageCaption">
     <w:name w:val="Image Caption"/>
     <w:basedOn w:val="Caption"/>
   </w:style>
-  <w:style w:customStyle="1" w:styleId="Figure" w:type="paragraph">
+  <w:style w:type="paragraph" w:customStyle="1" w:styleId="Figure">
     <w:name w:val="Figure"/>
     <w:basedOn w:val="Normal"/>
   </w:style>
-  <w:style w:customStyle="1" w:styleId="CaptionedFigure" w:type="paragraph">
+  <w:style w:type="paragraph" w:customStyle="1" w:styleId="CaptionedFigure">
     <w:name w:val="Captioned Figure"/>
     <w:basedOn w:val="Figure"/>
     <w:pPr>
       <w:keepNext/>
     </w:pPr>
   </w:style>
-  <w:style w:customStyle="1" w:styleId="BodyTextChar" w:type="character">
+  <w:style w:type="character" w:customStyle="1" w:styleId="BodyTextChar">
     <w:name w:val="Body Text Char"/>
     <w:basedOn w:val="DefaultParagraphFont"/>
     <w:link w:val="BodyText"/>
   </w:style>
-  <w:style w:customStyle="1" w:styleId="VerbatimChar" w:type="character">
+  <w:style w:type="character" w:customStyle="1" w:styleId="VerbatimChar">
     <w:name w:val="Verbatim Char"/>
     <w:basedOn w:val="BodyTextChar"/>
     <w:rPr>
@@ -2517,25 +2517,25 @@
       <w:sz w:val="22"/>
     </w:rPr>
   </w:style>
-  <w:style w:customStyle="1" w:styleId="SectionNumber" w:type="character">
+  <w:style w:type="character" w:customStyle="1" w:styleId="SectionNumber">
     <w:name w:val="Section Number"/>
     <w:basedOn w:val="BodyTextChar"/>
   </w:style>
-  <w:style w:styleId="FootnoteReference" w:type="character">
+  <w:style w:type="character" w:styleId="FootnoteReference">
     <w:name w:val="Footnote Reference"/>
     <w:basedOn w:val="BodyTextChar"/>
     <w:rPr>
       <w:vertAlign w:val="superscript"/>
     </w:rPr>
   </w:style>
-  <w:style w:styleId="Hyperlink" w:type="character">
+  <w:style w:type="character" w:styleId="Hyperlink">
     <w:name w:val="Hyperlink"/>
     <w:basedOn w:val="BodyTextChar"/>
     <w:rPr>
-      <w:color w:themeColor="accent1" w:val="4F81BD"/>
-    </w:rPr>
-  </w:style>
-  <w:style w:styleId="TOCHeading" w:type="paragraph">
+      <w:color w:val="4F81BD" w:themeColor="accent1"/>
+    </w:rPr>
+  </w:style>
+  <w:style w:type="paragraph" w:styleId="TOCHeading">
     <w:name w:val="TOC Heading"/>
     <w:basedOn w:val="Heading1"/>
     <w:next w:val="BodyText"/>
@@ -2547,10 +2547,10 @@
       <w:outlineLvl w:val="9"/>
     </w:pPr>
     <w:rPr>
-      <w:rFonts w:ascii="TeX Gyre Schola" w:cstheme="majorBidi" w:eastAsiaTheme="majorEastAsia" w:hAnsi="TeX Gyre Schola"/>
+      <w:rFonts w:ascii="TeX Gyre Schola" w:eastAsiaTheme="majorEastAsia" w:hAnsi="TeX Gyre Schola" w:cstheme="majorBidi"/>
       <w:b w:val="0"/>
       <w:bCs w:val="0"/>
-      <w:color w:themeColor="accent1" w:themeShade="BF" w:val="365F91"/>
+      <w:color w:val="365F91" w:themeColor="accent1" w:themeShade="BF"/>
     </w:rPr>
   </w:style>
   <w:style w:type="paragraph" w:customStyle="1" w:styleId="SourceCode">

--- a/courts/supreme-court-of-the-united-states/amicus-brief/usage/OUTPUT-amicus-brief.docx
+++ b/courts/supreme-court-of-the-united-states/amicus-brief/usage/OUTPUT-amicus-brief.docx
@@ -4,61 +4,144 @@
   <w:body>
     <w:p>
       <w:pPr>
-        <w:spacing w:before="0" w:after="400" w:line="280" w:lineRule="exact"/>
-        <w:ind w:left="0" w:right="0" w:firstLine="0"/>
+        <w:spacing w:before="0" w:after="0" w:line="280" w:lineRule="exact"/>
+        <w:ind w:left="0" w:firstLine="0"/>
         <w:jc w:val="left"/>
       </w:pPr>
       <w:r>
         <w:t xml:space="preserve">No. </w:t>
       </w:r>
       <w:r>
-        <w:t xml:space="preserve">22-451</w:t>
+        <w:t xml:space="preserve">22</w:t>
+        <w:noBreakHyphen/>
+        <w:t xml:space="preserve">451</w:t>
+      </w:r>
+    </w:p>
+    <w:p>
+      <w:pPr>
+        <w:spacing w:before="400" w:after="0" w:line="280" w:lineRule="exact"/>
+        <w:ind w:left="0" w:firstLine="0"/>
+        <w:jc w:val="center"/>
+      </w:pPr>
+      <w:r>
+        <w:t xml:space="preserve">In the</w:t>
       </w:r>
     </w:p>
     <w:p>
       <w:pPr>
         <w:spacing w:before="0" w:after="0" w:line="280" w:lineRule="exact"/>
-        <w:ind w:left="0" w:right="0" w:firstLine="0"/>
+        <w:ind w:left="0" w:firstLine="0"/>
         <w:jc w:val="center"/>
       </w:pPr>
       <w:r>
-        <w:t xml:space="preserve">In the</w:t>
-      </w:r>
-    </w:p>
-    <w:p>
-      <w:pPr>
-        <w:spacing w:before="0" w:after="280" w:line="280" w:lineRule="exact"/>
-        <w:ind w:left="0" w:right="0" w:firstLine="0"/>
+        <w:rPr>
+          <w:b/>
+          <w:bCs/>
+        </w:rPr>
+        <w:t xml:space="preserve">SUPREME COURT OF THE UNITED STATES</w:t>
+      </w:r>
+    </w:p>
+    <w:p>
+      <w:pPr>
+        <w:spacing w:before="280" w:after="0" w:line="280" w:lineRule="exact"/>
+        <w:ind w:left="0" w:firstLine="0"/>
         <w:jc w:val="center"/>
       </w:pPr>
       <w:r>
-        <w:rPr>
-          <w:b/>
-          <w:bCs/>
-        </w:rPr>
-        <w:t xml:space="preserve">SUPREME COURT OF THE UNITED STATES</w:t>
+        <w:t xml:space="preserve">LOPER</w:t>
+      </w:r>
+      <w:r>
+        <w:t xml:space="preserve"> </w:t>
+      </w:r>
+      <w:r>
+        <w:t xml:space="preserve">BRIGHT</w:t>
+      </w:r>
+      <w:r>
+        <w:t xml:space="preserve"> </w:t>
+      </w:r>
+      <w:r>
+        <w:t xml:space="preserve">ENTERPRISES,</w:t>
+      </w:r>
+      <w:r>
+        <w:t xml:space="preserve"> </w:t>
+      </w:r>
+      <w:r>
+        <w:rPr>
+          <w:i/>
+          <w:iCs/>
+        </w:rPr>
+        <w:t xml:space="preserve">et</w:t>
+      </w:r>
+      <w:r>
+        <w:rPr>
+          <w:i/>
+          <w:iCs/>
+        </w:rPr>
+        <w:t xml:space="preserve"> </w:t>
+      </w:r>
+      <w:r>
+        <w:rPr>
+          <w:i/>
+          <w:iCs/>
+        </w:rPr>
+        <w:t xml:space="preserve">al.</w:t>
+      </w:r>
+      <w:r>
+        <w:t xml:space="preserve">,</w:t>
       </w:r>
     </w:p>
     <w:p>
       <w:pPr>
         <w:spacing w:before="0" w:after="0" w:line="280" w:lineRule="exact"/>
-        <w:ind w:left="0" w:right="0" w:firstLine="0"/>
+        <w:ind w:left="0" w:firstLine="0"/>
         <w:jc w:val="center"/>
       </w:pPr>
       <w:r>
-        <w:t xml:space="preserve">LOPER</w:t>
-      </w:r>
-      <w:r>
-        <w:t xml:space="preserve"> </w:t>
-      </w:r>
-      <w:r>
-        <w:t xml:space="preserve">BRIGHT</w:t>
-      </w:r>
-      <w:r>
-        <w:t xml:space="preserve"> </w:t>
-      </w:r>
-      <w:r>
-        <w:t xml:space="preserve">ENTERPRISES,</w:t>
+        <w:t xml:space="preserve">Petitioners,</w:t>
+      </w:r>
+    </w:p>
+    <w:p>
+      <w:pPr>
+        <w:spacing w:before="120" w:after="0" w:line="280" w:lineRule="exact"/>
+        <w:ind w:left="0" w:firstLine="0"/>
+        <w:jc w:val="center"/>
+      </w:pPr>
+      <w:r>
+        <w:t xml:space="preserve">v.</w:t>
+      </w:r>
+    </w:p>
+    <w:p>
+      <w:pPr>
+        <w:spacing w:before="120" w:after="0" w:line="280" w:lineRule="exact"/>
+        <w:ind w:left="0" w:firstLine="0"/>
+        <w:jc w:val="center"/>
+      </w:pPr>
+      <w:r>
+        <w:t xml:space="preserve">GINA</w:t>
+      </w:r>
+      <w:r>
+        <w:t xml:space="preserve"> </w:t>
+      </w:r>
+      <w:r>
+        <w:t xml:space="preserve">RAIMONDO,</w:t>
+      </w:r>
+      <w:r>
+        <w:t xml:space="preserve"> </w:t>
+      </w:r>
+      <w:r>
+        <w:t xml:space="preserve">SECRETARY</w:t>
+      </w:r>
+      <w:r>
+        <w:t xml:space="preserve"> </w:t>
+      </w:r>
+      <w:r>
+        <w:t xml:space="preserve">OF</w:t>
+      </w:r>
+      <w:r>
+        <w:t xml:space="preserve"> </w:t>
+      </w:r>
+      <w:r>
+        <w:t xml:space="preserve">COMMERCE,</w:t>
       </w:r>
       <w:r>
         <w:t xml:space="preserve"> </w:t>
@@ -91,480 +174,579 @@
     <w:p>
       <w:pPr>
         <w:spacing w:before="0" w:after="0" w:line="280" w:lineRule="exact"/>
-        <w:ind w:left="0" w:right="0" w:firstLine="0"/>
+        <w:ind w:left="0" w:firstLine="0"/>
         <w:jc w:val="center"/>
       </w:pPr>
       <w:r>
-        <w:t xml:space="preserve">Petitioners,</w:t>
-      </w:r>
-    </w:p>
-    <w:p>
-      <w:pPr>
-        <w:spacing w:before="120" w:after="120" w:line="280" w:lineRule="exact"/>
-        <w:ind w:left="0" w:right="0" w:firstLine="0"/>
+        <w:t xml:space="preserve">Respondents.</w:t>
+      </w:r>
+    </w:p>
+    <w:p>
+      <w:pPr>
+        <w:spacing w:before="280" w:after="0" w:line="280" w:lineRule="exact"/>
+        <w:ind w:left="0" w:firstLine="0"/>
         <w:jc w:val="center"/>
       </w:pPr>
       <w:r>
-        <w:t xml:space="preserve">v.</w:t>
-      </w:r>
-    </w:p>
-    <w:p>
-      <w:pPr>
+        <w:t xml:space="preserve">On</w:t>
+      </w:r>
+      <w:r>
+        <w:t xml:space="preserve"> </w:t>
+      </w:r>
+      <w:r>
+        <w:t xml:space="preserve">Writ</w:t>
+      </w:r>
+      <w:r>
+        <w:t xml:space="preserve"> </w:t>
+      </w:r>
+      <w:r>
+        <w:t xml:space="preserve">of</w:t>
+      </w:r>
+      <w:r>
+        <w:t xml:space="preserve"> </w:t>
+      </w:r>
+      <w:r>
+        <w:t xml:space="preserve">Certiorari</w:t>
+      </w:r>
+      <w:r>
+        <w:t xml:space="preserve"> </w:t>
+      </w:r>
+      <w:r>
+        <w:t xml:space="preserve">to</w:t>
+      </w:r>
+      <w:r>
+        <w:t xml:space="preserve"> </w:t>
+      </w:r>
+      <w:r>
+        <w:t xml:space="preserve">the</w:t>
+      </w:r>
+      <w:r>
+        <w:t xml:space="preserve"> </w:t>
+      </w:r>
+      <w:r>
+        <w:t xml:space="preserve">United</w:t>
+      </w:r>
+      <w:r>
+        <w:t xml:space="preserve"> </w:t>
+      </w:r>
+      <w:r>
+        <w:t xml:space="preserve">States</w:t>
+      </w:r>
+      <w:r>
+        <w:t xml:space="preserve"> </w:t>
+      </w:r>
+      <w:r>
+        <w:t xml:space="preserve">Court</w:t>
+      </w:r>
+      <w:r>
+        <w:t xml:space="preserve"> </w:t>
+      </w:r>
+      <w:r>
+        <w:t xml:space="preserve">of</w:t>
+      </w:r>
+      <w:r>
+        <w:t xml:space="preserve"> </w:t>
+      </w:r>
+      <w:r>
+        <w:t xml:space="preserve">Appeals</w:t>
+      </w:r>
+      <w:r>
+        <w:t xml:space="preserve"> </w:t>
+      </w:r>
+      <w:r>
+        <w:t xml:space="preserve">for</w:t>
+      </w:r>
+      <w:r>
+        <w:t xml:space="preserve"> </w:t>
+      </w:r>
+      <w:r>
+        <w:t xml:space="preserve">the</w:t>
+      </w:r>
+      <w:r>
+        <w:t xml:space="preserve"> </w:t>
+      </w:r>
+      <w:r>
+        <w:t xml:space="preserve">District</w:t>
+      </w:r>
+      <w:r>
+        <w:t xml:space="preserve"> </w:t>
+      </w:r>
+      <w:r>
+        <w:t xml:space="preserve">of</w:t>
+      </w:r>
+      <w:r>
+        <w:t xml:space="preserve"> </w:t>
+      </w:r>
+      <w:r>
+        <w:t xml:space="preserve">Columbia</w:t>
+      </w:r>
+      <w:r>
+        <w:t xml:space="preserve"> </w:t>
+      </w:r>
+      <w:r>
+        <w:t xml:space="preserve">Circuit</w:t>
+      </w:r>
+    </w:p>
+    <w:p>
+      <w:pPr>
+        <w:spacing w:before="280" w:after="0" w:line="280" w:lineRule="exact"/>
+        <w:ind w:left="0" w:firstLine="0"/>
+        <w:jc w:val="center"/>
+      </w:pPr>
+      <w:r>
+        <w:rPr>
+          <w:b/>
+          <w:bCs/>
+        </w:rPr>
+        <w:t xml:space="preserve">BRIEF</w:t>
+      </w:r>
+      <w:r>
+        <w:rPr>
+          <w:b/>
+          <w:bCs/>
+        </w:rPr>
+        <w:t xml:space="preserve"> </w:t>
+      </w:r>
+      <w:r>
+        <w:rPr>
+          <w:b/>
+          <w:bCs/>
+        </w:rPr>
+        <w:t xml:space="preserve">FOR</w:t>
+      </w:r>
+      <w:r>
+        <w:rPr>
+          <w:b/>
+          <w:bCs/>
+        </w:rPr>
+        <w:t xml:space="preserve"> </w:t>
+      </w:r>
+      <w:r>
+        <w:rPr>
+          <w:b/>
+          <w:bCs/>
+        </w:rPr>
+        <w:t xml:space="preserve">NATIONAL</w:t>
+      </w:r>
+      <w:r>
+        <w:rPr>
+          <w:b/>
+          <w:bCs/>
+        </w:rPr>
+        <w:t xml:space="preserve"> </w:t>
+      </w:r>
+      <w:r>
+        <w:rPr>
+          <w:b/>
+          <w:bCs/>
+        </w:rPr>
+        <w:t xml:space="preserve">SHOOTING</w:t>
+      </w:r>
+      <w:r>
+        <w:rPr>
+          <w:b/>
+          <w:bCs/>
+        </w:rPr>
+        <w:t xml:space="preserve"> </w:t>
+      </w:r>
+      <w:r>
+        <w:rPr>
+          <w:b/>
+          <w:bCs/>
+        </w:rPr>
+        <w:t xml:space="preserve">SPORTS</w:t>
+      </w:r>
+      <w:r>
+        <w:rPr>
+          <w:b/>
+          <w:bCs/>
+        </w:rPr>
+        <w:t xml:space="preserve"> </w:t>
+      </w:r>
+      <w:r>
+        <w:rPr>
+          <w:b/>
+          <w:bCs/>
+        </w:rPr>
+        <w:t xml:space="preserve">FOUNDATION,</w:t>
+      </w:r>
+      <w:r>
+        <w:rPr>
+          <w:b/>
+          <w:bCs/>
+        </w:rPr>
+        <w:t xml:space="preserve"> </w:t>
+      </w:r>
+      <w:r>
+        <w:rPr>
+          <w:b/>
+          <w:bCs/>
+        </w:rPr>
+        <w:t xml:space="preserve">INC.</w:t>
+      </w:r>
+      <w:r>
+        <w:rPr>
+          <w:b/>
+          <w:bCs/>
+        </w:rPr>
+        <w:t xml:space="preserve"> </w:t>
+      </w:r>
+      <w:r>
+        <w:rPr>
+          <w:b/>
+          <w:bCs/>
+        </w:rPr>
+        <w:t xml:space="preserve">AS</w:t>
+      </w:r>
+      <w:r>
+        <w:rPr>
+          <w:b/>
+          <w:bCs/>
+        </w:rPr>
+        <w:t xml:space="preserve"> </w:t>
+      </w:r>
+      <w:r>
+        <w:rPr>
+          <w:b/>
+          <w:bCs/>
+        </w:rPr>
+        <w:t xml:space="preserve">AMICUS</w:t>
+      </w:r>
+      <w:r>
+        <w:rPr>
+          <w:b/>
+          <w:bCs/>
+        </w:rPr>
+        <w:t xml:space="preserve"> </w:t>
+      </w:r>
+      <w:r>
+        <w:rPr>
+          <w:b/>
+          <w:bCs/>
+        </w:rPr>
+        <w:t xml:space="preserve">CURIAE</w:t>
+      </w:r>
+      <w:r>
+        <w:rPr>
+          <w:b/>
+          <w:bCs/>
+        </w:rPr>
+        <w:t xml:space="preserve"> </w:t>
+      </w:r>
+      <w:r>
+        <w:rPr>
+          <w:b/>
+          <w:bCs/>
+        </w:rPr>
+        <w:t xml:space="preserve">IN</w:t>
+      </w:r>
+      <w:r>
+        <w:rPr>
+          <w:b/>
+          <w:bCs/>
+        </w:rPr>
+        <w:t xml:space="preserve"> </w:t>
+      </w:r>
+      <w:r>
+        <w:rPr>
+          <w:b/>
+          <w:bCs/>
+        </w:rPr>
+        <w:t xml:space="preserve">SUPPORT</w:t>
+      </w:r>
+      <w:r>
+        <w:rPr>
+          <w:b/>
+          <w:bCs/>
+        </w:rPr>
+        <w:t xml:space="preserve"> </w:t>
+      </w:r>
+      <w:r>
+        <w:rPr>
+          <w:b/>
+          <w:bCs/>
+        </w:rPr>
+        <w:t xml:space="preserve">OF</w:t>
+      </w:r>
+      <w:r>
+        <w:rPr>
+          <w:b/>
+          <w:bCs/>
+        </w:rPr>
+        <w:t xml:space="preserve"> </w:t>
+      </w:r>
+      <w:r>
+        <w:rPr>
+          <w:b/>
+          <w:bCs/>
+        </w:rPr>
+        <w:t xml:space="preserve">PETITIONERS</w:t>
+      </w:r>
+    </w:p>
+    <w:p>
+      <w:pPr>
+        <w:framePr w:wrap="notBeside" w:vAnchor="margin" w:hAnchor="margin" w:xAlign="center" w:yAlign="bottom" w:w="5936"/>
         <w:spacing w:before="0" w:after="0" w:line="280" w:lineRule="exact"/>
-        <w:ind w:left="0" w:right="0" w:firstLine="0"/>
+        <w:ind w:left="0" w:firstLine="0"/>
         <w:jc w:val="center"/>
       </w:pPr>
       <w:r>
-        <w:t xml:space="preserve">GINA</w:t>
-      </w:r>
-      <w:r>
-        <w:t xml:space="preserve"> </w:t>
-      </w:r>
-      <w:r>
-        <w:t xml:space="preserve">RAIMONDO,</w:t>
-      </w:r>
-      <w:r>
-        <w:t xml:space="preserve"> </w:t>
-      </w:r>
-      <w:r>
-        <w:t xml:space="preserve">SECRETARY</w:t>
-      </w:r>
-      <w:r>
-        <w:t xml:space="preserve"> </w:t>
-      </w:r>
-      <w:r>
-        <w:t xml:space="preserve">OF</w:t>
-      </w:r>
-      <w:r>
-        <w:t xml:space="preserve"> </w:t>
-      </w:r>
-      <w:r>
-        <w:t xml:space="preserve">COMMERCE,</w:t>
-      </w:r>
-      <w:r>
-        <w:t xml:space="preserve"> </w:t>
-      </w:r>
-      <w:r>
-        <w:rPr>
-          <w:i/>
-          <w:iCs/>
-        </w:rPr>
-        <w:t xml:space="preserve">et</w:t>
-      </w:r>
-      <w:r>
-        <w:rPr>
-          <w:i/>
-          <w:iCs/>
-        </w:rPr>
-        <w:t xml:space="preserve"> </w:t>
-      </w:r>
-      <w:r>
-        <w:rPr>
-          <w:i/>
-          <w:iCs/>
-        </w:rPr>
-        <w:t xml:space="preserve">al.</w:t>
-      </w:r>
-      <w:r>
-        <w:t xml:space="preserve">,</w:t>
-      </w:r>
-    </w:p>
-    <w:p>
-      <w:pPr>
+        <w:t xml:space="preserve">H.</w:t>
+      </w:r>
+      <w:r>
+        <w:t xml:space="preserve"> </w:t>
+      </w:r>
+      <w:r>
+        <w:t xml:space="preserve">CHRISTOPHER</w:t>
+      </w:r>
+      <w:r>
+        <w:t xml:space="preserve"> </w:t>
+      </w:r>
+      <w:r>
+        <w:t xml:space="preserve">BARTOLOMUCCI</w:t>
+      </w:r>
+    </w:p>
+    <w:p>
+      <w:pPr>
+        <w:framePr w:wrap="notBeside" w:vAnchor="margin" w:hAnchor="margin" w:xAlign="center" w:yAlign="bottom" w:w="5936"/>
         <w:spacing w:before="0" w:after="0" w:line="280" w:lineRule="exact"/>
-        <w:ind w:left="0" w:right="0" w:firstLine="0"/>
+        <w:ind w:left="0" w:firstLine="0"/>
         <w:jc w:val="center"/>
       </w:pPr>
       <w:r>
-        <w:t xml:space="preserve">Respondents.</w:t>
-      </w:r>
-    </w:p>
-    <w:p>
-      <w:pPr>
-        <w:spacing w:before="280" w:after="280" w:line="280" w:lineRule="exact"/>
-        <w:ind w:left="0" w:right="0" w:firstLine="0"/>
+        <w:rPr>
+          <w:i/>
+          <w:iCs/>
+        </w:rPr>
+        <w:t xml:space="preserve">Counsel</w:t>
+      </w:r>
+      <w:r>
+        <w:rPr>
+          <w:i/>
+          <w:iCs/>
+        </w:rPr>
+        <w:t xml:space="preserve"> </w:t>
+      </w:r>
+      <w:r>
+        <w:rPr>
+          <w:i/>
+          <w:iCs/>
+        </w:rPr>
+        <w:t xml:space="preserve">of</w:t>
+      </w:r>
+      <w:r>
+        <w:rPr>
+          <w:i/>
+          <w:iCs/>
+        </w:rPr>
+        <w:t xml:space="preserve"> </w:t>
+      </w:r>
+      <w:r>
+        <w:rPr>
+          <w:i/>
+          <w:iCs/>
+        </w:rPr>
+        <w:t xml:space="preserve">Record</w:t>
+      </w:r>
+    </w:p>
+    <w:p>
+      <w:pPr>
+        <w:framePr w:wrap="notBeside" w:vAnchor="margin" w:hAnchor="margin" w:xAlign="center" w:yAlign="bottom" w:w="5936"/>
+        <w:spacing w:before="0" w:after="0" w:line="280" w:lineRule="exact"/>
+        <w:ind w:left="0" w:firstLine="0"/>
         <w:jc w:val="center"/>
       </w:pPr>
       <w:r>
-        <w:t xml:space="preserve">On</w:t>
-      </w:r>
-      <w:r>
-        <w:t xml:space="preserve"> </w:t>
-      </w:r>
-      <w:r>
-        <w:t xml:space="preserve">Writ</w:t>
-      </w:r>
-      <w:r>
-        <w:t xml:space="preserve"> </w:t>
-      </w:r>
-      <w:r>
-        <w:t xml:space="preserve">of</w:t>
-      </w:r>
-      <w:r>
-        <w:t xml:space="preserve"> </w:t>
-      </w:r>
-      <w:r>
-        <w:t xml:space="preserve">Certiorari</w:t>
-      </w:r>
-      <w:r>
-        <w:t xml:space="preserve"> </w:t>
-      </w:r>
-      <w:r>
-        <w:t xml:space="preserve">to</w:t>
-      </w:r>
-      <w:r>
-        <w:t xml:space="preserve"> </w:t>
-      </w:r>
-      <w:r>
-        <w:t xml:space="preserve">the</w:t>
-      </w:r>
-      <w:r>
-        <w:t xml:space="preserve"> </w:t>
-      </w:r>
-      <w:r>
-        <w:t xml:space="preserve">United</w:t>
-      </w:r>
-      <w:r>
-        <w:t xml:space="preserve"> </w:t>
-      </w:r>
-      <w:r>
-        <w:t xml:space="preserve">States</w:t>
-      </w:r>
-      <w:r>
-        <w:t xml:space="preserve"> </w:t>
-      </w:r>
-      <w:r>
-        <w:t xml:space="preserve">Court</w:t>
-      </w:r>
-      <w:r>
-        <w:t xml:space="preserve"> </w:t>
-      </w:r>
-      <w:r>
-        <w:t xml:space="preserve">of</w:t>
-      </w:r>
-      <w:r>
-        <w:t xml:space="preserve"> </w:t>
-      </w:r>
-      <w:r>
-        <w:t xml:space="preserve">Appeals</w:t>
-      </w:r>
-      <w:r>
-        <w:t xml:space="preserve"> </w:t>
-      </w:r>
-      <w:r>
+        <w:t xml:space="preserve">SCHAERR</w:t>
+      </w:r>
+      <w:r>
+        <w:t xml:space="preserve"> </w:t>
+      </w:r>
+      <w:r>
+        <w:t xml:space="preserve">|</w:t>
+      </w:r>
+      <w:r>
+        <w:t xml:space="preserve"> </w:t>
+      </w:r>
+      <w:r>
+        <w:t xml:space="preserve">JAFFE</w:t>
+      </w:r>
+      <w:r>
+        <w:t xml:space="preserve"> </w:t>
+      </w:r>
+      <w:r>
+        <w:t xml:space="preserve">LLP</w:t>
+      </w:r>
+    </w:p>
+    <w:p>
+      <w:pPr>
+        <w:framePr w:wrap="notBeside" w:vAnchor="margin" w:hAnchor="margin" w:xAlign="center" w:yAlign="bottom" w:w="5936"/>
+        <w:spacing w:before="0" w:after="0" w:line="280" w:lineRule="exact"/>
+        <w:ind w:left="0" w:firstLine="0"/>
+        <w:jc w:val="center"/>
+      </w:pPr>
+      <w:r>
+        <w:t xml:space="preserve">1717</w:t>
+      </w:r>
+      <w:r>
+        <w:t xml:space="preserve"> </w:t>
+      </w:r>
+      <w:r>
+        <w:t xml:space="preserve">K</w:t>
+      </w:r>
+      <w:r>
+        <w:t xml:space="preserve"> </w:t>
+      </w:r>
+      <w:r>
+        <w:t xml:space="preserve">Street</w:t>
+      </w:r>
+      <w:r>
+        <w:t xml:space="preserve"> </w:t>
+      </w:r>
+      <w:r>
+        <w:t xml:space="preserve">NW,</w:t>
+      </w:r>
+      <w:r>
+        <w:t xml:space="preserve"> </w:t>
+      </w:r>
+      <w:r>
+        <w:t xml:space="preserve">Suite</w:t>
+      </w:r>
+      <w:r>
+        <w:t xml:space="preserve"> </w:t>
+      </w:r>
+      <w:r>
+        <w:t xml:space="preserve">900</w:t>
+      </w:r>
+    </w:p>
+    <w:p>
+      <w:pPr>
+        <w:framePr w:wrap="notBeside" w:vAnchor="margin" w:hAnchor="margin" w:xAlign="center" w:yAlign="bottom" w:w="5936"/>
+        <w:spacing w:before="0" w:after="0" w:line="280" w:lineRule="exact"/>
+        <w:ind w:left="0" w:firstLine="0"/>
+        <w:jc w:val="center"/>
+      </w:pPr>
+      <w:r>
+        <w:t xml:space="preserve">Washington,</w:t>
+      </w:r>
+      <w:r>
+        <w:t xml:space="preserve"> </w:t>
+      </w:r>
+      <w:r>
+        <w:t xml:space="preserve">DC</w:t>
+      </w:r>
+      <w:r>
+        <w:t xml:space="preserve"> </w:t>
+      </w:r>
+      <w:r>
+        <w:t xml:space="preserve">20006</w:t>
+      </w:r>
+    </w:p>
+    <w:p>
+      <w:pPr>
+        <w:framePr w:wrap="notBeside" w:vAnchor="margin" w:hAnchor="margin" w:xAlign="center" w:yAlign="bottom" w:w="5936"/>
+        <w:spacing w:before="0" w:after="0" w:line="280" w:lineRule="exact"/>
+        <w:ind w:left="0" w:firstLine="0"/>
+        <w:jc w:val="center"/>
+      </w:pPr>
+      <w:r>
+        <w:t xml:space="preserve">cbartolomucci@schaerr-jaffe.com</w:t>
+      </w:r>
+    </w:p>
+    <w:p>
+      <w:pPr>
+        <w:framePr w:wrap="notBeside" w:vAnchor="margin" w:hAnchor="margin" w:xAlign="center" w:yAlign="bottom" w:w="5936"/>
+        <w:spacing w:before="0" w:after="0" w:line="280" w:lineRule="exact"/>
+        <w:ind w:left="0" w:firstLine="0"/>
+        <w:jc w:val="center"/>
+      </w:pPr>
+      <w:r>
+        <w:t xml:space="preserve">(202)</w:t>
+      </w:r>
+      <w:r>
+        <w:t xml:space="preserve"> </w:t>
+      </w:r>
+      <w:r>
+        <w:t xml:space="preserve">787</w:t>
+        <w:noBreakHyphen/>
+        <w:t xml:space="preserve">1060</w:t>
+      </w:r>
+    </w:p>
+    <w:p>
+      <w:pPr>
+        <w:framePr w:wrap="notBeside" w:vAnchor="margin" w:hAnchor="margin" w:xAlign="center" w:yAlign="bottom" w:w="5936"/>
+        <w:spacing w:before="240" w:after="0" w:line="280" w:lineRule="exact"/>
+        <w:ind w:left="0" w:firstLine="0"/>
+        <w:jc w:val="center"/>
+      </w:pPr>
+      <w:r>
+        <w:t xml:space="preserve">BRIAN</w:t>
+      </w:r>
+      <w:r>
+        <w:t xml:space="preserve"> </w:t>
+      </w:r>
+      <w:r>
+        <w:t xml:space="preserve">J.</w:t>
+      </w:r>
+      <w:r>
+        <w:t xml:space="preserve"> </w:t>
+      </w:r>
+      <w:r>
+        <w:t xml:space="preserve">FIELD</w:t>
+      </w:r>
+    </w:p>
+    <w:p>
+      <w:pPr>
+        <w:framePr w:wrap="notBeside" w:vAnchor="margin" w:hAnchor="margin" w:xAlign="center" w:yAlign="bottom" w:w="5936"/>
+        <w:spacing w:before="0" w:after="0" w:line="280" w:lineRule="exact"/>
+        <w:ind w:left="0" w:firstLine="0"/>
+        <w:jc w:val="center"/>
+      </w:pPr>
+      <w:r>
+        <w:t xml:space="preserve">KENNETH</w:t>
+      </w:r>
+      <w:r>
+        <w:t xml:space="preserve"> </w:t>
+      </w:r>
+      <w:r>
+        <w:t xml:space="preserve">A.</w:t>
+      </w:r>
+      <w:r>
+        <w:t xml:space="preserve"> </w:t>
+      </w:r>
+      <w:r>
+        <w:t xml:space="preserve">KLUKOWSKI</w:t>
+      </w:r>
+    </w:p>
+    <w:p>
+      <w:pPr>
+        <w:framePr w:wrap="notBeside" w:vAnchor="margin" w:hAnchor="margin" w:xAlign="center" w:yAlign="bottom" w:w="5936"/>
+        <w:spacing w:before="240" w:after="0" w:line="280" w:lineRule="exact"/>
+        <w:ind w:left="0" w:firstLine="0"/>
+        <w:jc w:val="center"/>
+      </w:pPr>
+      <w:r>
+        <w:rPr>
+          <w:i/>
+          <w:iCs/>
+        </w:rPr>
+        <w:t xml:space="preserve">Counsel</w:t>
+      </w:r>
+      <w:r>
+        <w:rPr>
+          <w:i/>
+          <w:iCs/>
+        </w:rPr>
+        <w:t xml:space="preserve"> </w:t>
+      </w:r>
+      <w:r>
+        <w:rPr>
+          <w:i/>
+          <w:iCs/>
+        </w:rPr>
         <w:t xml:space="preserve">for</w:t>
       </w:r>
       <w:r>
-        <w:t xml:space="preserve"> </w:t>
-      </w:r>
-      <w:r>
-        <w:t xml:space="preserve">the</w:t>
-      </w:r>
-      <w:r>
-        <w:t xml:space="preserve"> </w:t>
-      </w:r>
-      <w:r>
-        <w:t xml:space="preserve">District</w:t>
-      </w:r>
-      <w:r>
-        <w:t xml:space="preserve"> </w:t>
-      </w:r>
-      <w:r>
-        <w:t xml:space="preserve">of</w:t>
-      </w:r>
-      <w:r>
-        <w:t xml:space="preserve"> </w:t>
-      </w:r>
-      <w:r>
-        <w:t xml:space="preserve">Columbia</w:t>
-      </w:r>
-      <w:r>
-        <w:t xml:space="preserve"> </w:t>
-      </w:r>
-      <w:r>
-        <w:t xml:space="preserve">Circuit</w:t>
-      </w:r>
-    </w:p>
-    <w:p>
-      <w:pPr>
-        <w:spacing w:before="0" w:after="400" w:line="280" w:lineRule="exact"/>
-        <w:ind w:left="0" w:right="0" w:firstLine="0"/>
-        <w:jc w:val="center"/>
-      </w:pPr>
-      <w:r>
-        <w:rPr>
-          <w:b/>
-          <w:bCs/>
-        </w:rPr>
-        <w:t xml:space="preserve">BRIEF FOR NATIONAL SHOOTING SPORTS FOUNDATION, INC. AS AMICUS CURIAE IN SUPPORT OF PETITIONERS</w:t>
-      </w:r>
-    </w:p>
-    <w:p>
-      <w:pPr>
-        <w:spacing w:before="0" w:after="0" w:line="280" w:lineRule="exact"/>
-        <w:ind w:left="0" w:right="0" w:firstLine="0"/>
-        <w:jc w:val="center"/>
-      </w:pPr>
-      <w:r>
-        <w:t xml:space="preserve">H.</w:t>
-      </w:r>
-      <w:r>
-        <w:t xml:space="preserve"> </w:t>
-      </w:r>
-      <w:r>
-        <w:t xml:space="preserve">CHRISTOPHER</w:t>
-      </w:r>
-      <w:r>
-        <w:t xml:space="preserve"> </w:t>
-      </w:r>
-      <w:r>
-        <w:t xml:space="preserve">BARTOLOMUCCI</w:t>
-      </w:r>
-    </w:p>
-    <w:p>
-      <w:pPr>
-        <w:spacing w:before="0" w:after="0" w:line="280" w:lineRule="exact"/>
-        <w:ind w:left="0" w:right="0" w:firstLine="0"/>
-        <w:jc w:val="center"/>
-      </w:pPr>
-      <w:r>
-        <w:rPr>
-          <w:i/>
-          <w:iCs/>
-        </w:rPr>
-        <w:t xml:space="preserve">Counsel</w:t>
-      </w:r>
-      <w:r>
-        <w:rPr>
-          <w:i/>
-          <w:iCs/>
-        </w:rPr>
-        <w:t xml:space="preserve"> </w:t>
-      </w:r>
-      <w:r>
-        <w:rPr>
-          <w:i/>
-          <w:iCs/>
-        </w:rPr>
-        <w:t xml:space="preserve">of</w:t>
-      </w:r>
-      <w:r>
-        <w:rPr>
-          <w:i/>
-          <w:iCs/>
-        </w:rPr>
-        <w:t xml:space="preserve"> </w:t>
-      </w:r>
-      <w:r>
-        <w:rPr>
-          <w:i/>
-          <w:iCs/>
-        </w:rPr>
-        <w:t xml:space="preserve">Record</w:t>
-      </w:r>
-    </w:p>
-    <w:p>
-      <w:pPr>
-        <w:spacing w:before="0" w:after="0" w:line="280" w:lineRule="exact"/>
-        <w:ind w:left="0" w:right="0" w:firstLine="0"/>
-        <w:jc w:val="center"/>
-      </w:pPr>
-      <w:r>
-        <w:t xml:space="preserve">SCHAERR</w:t>
-      </w:r>
-      <w:r>
-        <w:t xml:space="preserve"> </w:t>
-      </w:r>
-      <w:r>
-        <w:t xml:space="preserve">|</w:t>
-      </w:r>
-      <w:r>
-        <w:t xml:space="preserve"> </w:t>
-      </w:r>
-      <w:r>
-        <w:t xml:space="preserve">JAFFE</w:t>
-      </w:r>
-      <w:r>
-        <w:t xml:space="preserve"> </w:t>
-      </w:r>
-      <w:r>
-        <w:t xml:space="preserve">LLP</w:t>
-      </w:r>
-    </w:p>
-    <w:p>
-      <w:pPr>
-        <w:spacing w:before="0" w:after="0" w:line="280" w:lineRule="exact"/>
-        <w:ind w:left="0" w:right="0" w:firstLine="0"/>
-        <w:jc w:val="center"/>
-      </w:pPr>
-      <w:r>
-        <w:t xml:space="preserve">1717</w:t>
-      </w:r>
-      <w:r>
-        <w:t xml:space="preserve"> </w:t>
-      </w:r>
-      <w:r>
-        <w:t xml:space="preserve">K</w:t>
-      </w:r>
-      <w:r>
-        <w:t xml:space="preserve"> </w:t>
-      </w:r>
-      <w:r>
-        <w:t xml:space="preserve">Street</w:t>
-      </w:r>
-      <w:r>
-        <w:t xml:space="preserve"> </w:t>
-      </w:r>
-      <w:r>
-        <w:t xml:space="preserve">NW,</w:t>
-      </w:r>
-      <w:r>
-        <w:t xml:space="preserve"> </w:t>
-      </w:r>
-      <w:r>
-        <w:t xml:space="preserve">Suite</w:t>
-      </w:r>
-      <w:r>
-        <w:t xml:space="preserve"> </w:t>
-      </w:r>
-      <w:r>
-        <w:t xml:space="preserve">900</w:t>
-      </w:r>
-    </w:p>
-    <w:p>
-      <w:pPr>
-        <w:spacing w:before="0" w:after="0" w:line="280" w:lineRule="exact"/>
-        <w:ind w:left="0" w:right="0" w:firstLine="0"/>
-        <w:jc w:val="center"/>
-      </w:pPr>
-      <w:r>
-        <w:t xml:space="preserve">Washington,</w:t>
-      </w:r>
-      <w:r>
-        <w:t xml:space="preserve"> </w:t>
-      </w:r>
-      <w:r>
-        <w:t xml:space="preserve">DC</w:t>
-      </w:r>
-      <w:r>
-        <w:t xml:space="preserve"> </w:t>
-      </w:r>
-      <w:r>
-        <w:t xml:space="preserve">20006</w:t>
-      </w:r>
-    </w:p>
-    <w:p>
-      <w:pPr>
-        <w:spacing w:before="0" w:after="0" w:line="280" w:lineRule="exact"/>
-        <w:ind w:left="0" w:right="0" w:firstLine="0"/>
-        <w:jc w:val="center"/>
-      </w:pPr>
-      <w:r>
-        <w:t xml:space="preserve">cbartolomucci@schaerr-jaffe.com</w:t>
-      </w:r>
-    </w:p>
-    <w:p>
-      <w:pPr>
-        <w:spacing w:before="0" w:after="0" w:line="280" w:lineRule="exact"/>
-        <w:ind w:left="0" w:right="0" w:firstLine="0"/>
-        <w:jc w:val="center"/>
-      </w:pPr>
-      <w:r>
-        <w:t xml:space="preserve">(202)</w:t>
-      </w:r>
-      <w:r>
-        <w:t xml:space="preserve"> </w:t>
-      </w:r>
-      <w:r>
-        <w:t xml:space="preserve">787-1060</w:t>
-      </w:r>
-    </w:p>
-    <w:p>
-      <w:pPr>
-        <w:spacing w:before="0" w:after="0" w:line="280" w:lineRule="exact"/>
-        <w:ind w:left="0" w:right="0" w:firstLine="0"/>
-        <w:jc w:val="center"/>
-      </w:pPr>
-    </w:p>
-    <w:p>
-      <w:pPr>
-        <w:spacing w:before="0" w:after="0" w:line="280" w:lineRule="exact"/>
-        <w:ind w:left="0" w:right="0" w:firstLine="0"/>
-        <w:jc w:val="center"/>
-      </w:pPr>
-      <w:r>
-        <w:t xml:space="preserve">BRIAN</w:t>
-      </w:r>
-      <w:r>
-        <w:t xml:space="preserve"> </w:t>
-      </w:r>
-      <w:r>
-        <w:t xml:space="preserve">J.</w:t>
-      </w:r>
-      <w:r>
-        <w:t xml:space="preserve"> </w:t>
-      </w:r>
-      <w:r>
-        <w:t xml:space="preserve">FIELD</w:t>
-      </w:r>
-    </w:p>
-    <w:p>
-      <w:pPr>
-        <w:spacing w:before="0" w:after="0" w:line="280" w:lineRule="exact"/>
-        <w:ind w:left="0" w:right="0" w:firstLine="0"/>
-        <w:jc w:val="center"/>
-      </w:pPr>
-      <w:r>
-        <w:t xml:space="preserve">KENNETH</w:t>
-      </w:r>
-      <w:r>
-        <w:t xml:space="preserve"> </w:t>
-      </w:r>
-      <w:r>
-        <w:t xml:space="preserve">A.</w:t>
-      </w:r>
-      <w:r>
-        <w:t xml:space="preserve"> </w:t>
-      </w:r>
-      <w:r>
-        <w:t xml:space="preserve">KLUKOWSKI</w:t>
-      </w:r>
-    </w:p>
-    <w:p>
-      <w:pPr>
-        <w:spacing w:before="0" w:after="0" w:line="280" w:lineRule="exact"/>
-        <w:ind w:left="0" w:right="0" w:firstLine="0"/>
-        <w:jc w:val="center"/>
-      </w:pPr>
-    </w:p>
-    <w:p>
-      <w:pPr>
-        <w:spacing w:before="0" w:after="240" w:line="280" w:lineRule="exact"/>
-        <w:ind w:left="0" w:right="0" w:firstLine="0"/>
-        <w:jc w:val="center"/>
-      </w:pPr>
-      <w:r>
-        <w:rPr>
-          <w:i/>
-          <w:iCs/>
-        </w:rPr>
-        <w:t xml:space="preserve">Counsel</w:t>
-      </w:r>
-      <w:r>
-        <w:rPr>
-          <w:i/>
-          <w:iCs/>
-        </w:rPr>
-        <w:t xml:space="preserve"> </w:t>
-      </w:r>
-      <w:r>
-        <w:rPr>
-          <w:i/>
-          <w:iCs/>
-        </w:rPr>
-        <w:t xml:space="preserve">for</w:t>
-      </w:r>
-      <w:r>
         <w:rPr>
           <w:i/>
           <w:iCs/>
@@ -595,8 +777,9 @@
     </w:p>
     <w:p>
       <w:pPr>
-        <w:spacing w:before="0" w:after="0" w:line="280" w:lineRule="exact"/>
-        <w:ind w:left="0" w:right="0" w:firstLine="0"/>
+        <w:framePr w:wrap="notBeside" w:vAnchor="margin" w:hAnchor="margin" w:xAlign="center" w:yAlign="bottom" w:w="5936"/>
+        <w:spacing w:before="240" w:after="0" w:line="280" w:lineRule="exact"/>
+        <w:ind w:left="0" w:firstLine="0"/>
         <w:jc w:val="center"/>
       </w:pPr>
       <w:r>
@@ -621,7 +804,7 @@
         <w:sectPr>
           <w:footerReference w:type="default" r:id="rIdFtrNone"/>
           <w:pgSz w:w="8820" w:h="13320"/>
-          <w:pgMar w:top="1440" w:right="1440" w:bottom="1620" w:left="1440" w:header="0" w:footer="540" w:gutter="0"/>
+          <w:pgMar w:top="1440" w:right="1444" w:bottom="1620" w:left="1440" w:header="0" w:footer="540" w:gutter="0"/>
         </w:sectPr>
       </w:pPr>
     </w:p>
@@ -629,8 +812,8 @@
       <w:pPr>
         <w:keepNext/>
         <w:keepLines/>
-        <w:spacing w:before="240" w:after="240" w:line="280" w:lineRule="exact"/>
-        <w:ind w:left="0" w:right="0" w:firstLine="0"/>
+        <w:spacing w:before="0" w:after="240" w:line="280" w:lineRule="exact"/>
+        <w:ind w:left="0" w:firstLine="0"/>
         <w:jc w:val="center"/>
       </w:pPr>
       <w:r>
@@ -645,16 +828,46 @@
       <w:pPr>
         <w:keepLines/>
         <w:tabs>
-          <w:tab w:val="right" w:leader="dot" w:pos="5940"/>
+          <w:tab w:val="right" w:leader="dot" w:pos="5936"/>
         </w:tabs>
-        <w:spacing w:before="60" w:after="0" w:line="280" w:lineRule="exact"/>
-        <w:ind w:left="0" w:right="576" w:firstLine="0"/>
-      </w:pPr>
-      <w:r>
-        <w:t xml:space="preserve">INTRODUCTION AND INTEREST OF AMICUS CURIAE</w:t>
-      </w:r>
-      <w:r>
-        <w:t xml:space="preserve"> </w:t>
+        <w:spacing w:before="120" w:after="0" w:line="280" w:lineRule="exact"/>
+        <w:ind w:left="0" w:right="477" w:firstLine="0"/>
+      </w:pPr>
+      <w:r>
+        <w:t xml:space="preserve">INTRODUCTION</w:t>
+      </w:r>
+      <w:r>
+        <w:t xml:space="preserve"> </w:t>
+      </w:r>
+      <w:r>
+        <w:t xml:space="preserve">AND</w:t>
+      </w:r>
+      <w:r>
+        <w:t xml:space="preserve"> </w:t>
+      </w:r>
+      <w:r>
+        <w:t xml:space="preserve">INTEREST</w:t>
+      </w:r>
+      <w:r>
+        <w:t xml:space="preserve"> </w:t>
+      </w:r>
+      <w:r>
+        <w:t xml:space="preserve">OF</w:t>
+      </w:r>
+      <w:r>
+        <w:t xml:space="preserve"> </w:t>
+      </w:r>
+      <w:r>
+        <w:t xml:space="preserve">AMICUS</w:t>
+      </w:r>
+      <w:r>
+        <w:t xml:space="preserve"> </w:t>
+      </w:r>
+      <w:r>
+        <w:t xml:space="preserve">CURIAE</w:t>
+      </w:r>
+      <w:r>
+        <w:t xml:space="preserve">   </w:t>
       </w:r>
       <w:r>
         <w:tab/>
@@ -667,16 +880,28 @@
       <w:pPr>
         <w:keepLines/>
         <w:tabs>
-          <w:tab w:val="right" w:leader="dot" w:pos="5940"/>
+          <w:tab w:val="right" w:leader="dot" w:pos="5936"/>
         </w:tabs>
-        <w:spacing w:before="60" w:after="0" w:line="280" w:lineRule="exact"/>
-        <w:ind w:left="0" w:right="576" w:firstLine="0"/>
-      </w:pPr>
-      <w:r>
-        <w:t xml:space="preserve">SUMMARY OF ARGUMENT</w:t>
-      </w:r>
-      <w:r>
-        <w:t xml:space="preserve"> </w:t>
+        <w:spacing w:before="120" w:after="0" w:line="280" w:lineRule="exact"/>
+        <w:ind w:left="0" w:right="477" w:firstLine="0"/>
+      </w:pPr>
+      <w:r>
+        <w:t xml:space="preserve">SUMMARY</w:t>
+      </w:r>
+      <w:r>
+        <w:t xml:space="preserve"> </w:t>
+      </w:r>
+      <w:r>
+        <w:t xml:space="preserve">OF</w:t>
+      </w:r>
+      <w:r>
+        <w:t xml:space="preserve"> </w:t>
+      </w:r>
+      <w:r>
+        <w:t xml:space="preserve">ARGUMENT</w:t>
+      </w:r>
+      <w:r>
+        <w:t xml:space="preserve">   </w:t>
       </w:r>
       <w:r>
         <w:tab/>
@@ -689,16 +914,16 @@
       <w:pPr>
         <w:keepLines/>
         <w:tabs>
-          <w:tab w:val="right" w:leader="dot" w:pos="5940"/>
+          <w:tab w:val="right" w:leader="dot" w:pos="5936"/>
         </w:tabs>
-        <w:spacing w:before="60" w:after="0" w:line="280" w:lineRule="exact"/>
-        <w:ind w:left="0" w:right="576" w:firstLine="0"/>
+        <w:spacing w:before="120" w:after="0" w:line="280" w:lineRule="exact"/>
+        <w:ind w:left="0" w:right="477" w:firstLine="0"/>
       </w:pPr>
       <w:r>
         <w:t xml:space="preserve">ARGUMENT</w:t>
       </w:r>
       <w:r>
-        <w:t xml:space="preserve"> </w:t>
+        <w:t xml:space="preserve">   </w:t>
       </w:r>
       <w:r>
         <w:tab/>
@@ -711,10 +936,10 @@
       <w:pPr>
         <w:keepLines/>
         <w:tabs>
-          <w:tab w:val="right" w:leader="dot" w:pos="5940"/>
+          <w:tab w:val="right" w:leader="dot" w:pos="5936"/>
         </w:tabs>
-        <w:spacing w:before="60" w:after="0" w:line="280" w:lineRule="exact"/>
-        <w:ind w:left="576" w:right="576" w:hanging="576"/>
+        <w:spacing w:before="120" w:after="0" w:line="280" w:lineRule="exact"/>
+        <w:ind w:left="576" w:right="477" w:hanging="576"/>
       </w:pPr>
       <w:r>
         <w:t xml:space="preserve">I.</w:t>
@@ -874,7 +1099,7 @@
         <w:t xml:space="preserve">Interpretations.</w:t>
       </w:r>
       <w:r>
-        <w:t xml:space="preserve"> </w:t>
+        <w:t xml:space="preserve">   </w:t>
       </w:r>
       <w:r>
         <w:tab/>
@@ -887,10 +1112,10 @@
       <w:pPr>
         <w:keepLines/>
         <w:tabs>
-          <w:tab w:val="right" w:leader="dot" w:pos="5940"/>
+          <w:tab w:val="right" w:leader="dot" w:pos="5936"/>
         </w:tabs>
-        <w:spacing w:before="60" w:after="0" w:line="280" w:lineRule="exact"/>
-        <w:ind w:left="1152" w:right="576" w:hanging="576"/>
+        <w:spacing w:before="120" w:after="0" w:line="280" w:lineRule="exact"/>
+        <w:ind w:left="1152" w:right="477" w:hanging="576"/>
       </w:pPr>
       <w:r>
         <w:t xml:space="preserve">A.</w:t>
@@ -962,7 +1187,7 @@
         <w:t xml:space="preserve">Industries.</w:t>
       </w:r>
       <w:r>
-        <w:t xml:space="preserve"> </w:t>
+        <w:t xml:space="preserve">   </w:t>
       </w:r>
       <w:r>
         <w:tab/>
@@ -975,10 +1200,10 @@
       <w:pPr>
         <w:keepLines/>
         <w:tabs>
-          <w:tab w:val="right" w:leader="dot" w:pos="5940"/>
+          <w:tab w:val="right" w:leader="dot" w:pos="5936"/>
         </w:tabs>
-        <w:spacing w:before="60" w:after="0" w:line="280" w:lineRule="exact"/>
-        <w:ind w:left="1152" w:right="576" w:hanging="576"/>
+        <w:spacing w:before="120" w:after="0" w:line="280" w:lineRule="exact"/>
+        <w:ind w:left="1152" w:right="477" w:hanging="576"/>
       </w:pPr>
       <w:r>
         <w:t xml:space="preserve">B.</w:t>
@@ -1102,7 +1327,7 @@
         <w:t xml:space="preserve">Rights.</w:t>
       </w:r>
       <w:r>
-        <w:t xml:space="preserve"> </w:t>
+        <w:t xml:space="preserve">   </w:t>
       </w:r>
       <w:r>
         <w:tab/>
@@ -1115,16 +1340,16 @@
       <w:pPr>
         <w:keepLines/>
         <w:tabs>
-          <w:tab w:val="right" w:leader="dot" w:pos="5940"/>
+          <w:tab w:val="right" w:leader="dot" w:pos="5936"/>
         </w:tabs>
-        <w:spacing w:before="60" w:after="0" w:line="280" w:lineRule="exact"/>
-        <w:ind w:left="0" w:right="576" w:firstLine="0"/>
+        <w:spacing w:before="120" w:after="0" w:line="280" w:lineRule="exact"/>
+        <w:ind w:left="0" w:right="477" w:firstLine="0"/>
       </w:pPr>
       <w:r>
         <w:t xml:space="preserve">CONCLUSION</w:t>
       </w:r>
       <w:r>
-        <w:t xml:space="preserve"> </w:t>
+        <w:t xml:space="preserve">   </w:t>
       </w:r>
       <w:r>
         <w:tab/>
@@ -1139,7 +1364,7 @@
         <w:keepLines/>
         <w:pageBreakBefore/>
         <w:spacing w:before="0" w:after="240" w:line="280" w:lineRule="exact"/>
-        <w:ind w:left="0" w:right="0" w:firstLine="0"/>
+        <w:ind w:left="0" w:firstLine="0"/>
         <w:jc w:val="center"/>
       </w:pPr>
       <w:r>
@@ -1154,8 +1379,8 @@
       <w:pPr>
         <w:keepNext/>
         <w:keepLines/>
-        <w:spacing w:before="200" w:after="60" w:line="280" w:lineRule="exact"/>
-        <w:ind w:left="0" w:right="0" w:firstLine="0"/>
+        <w:spacing w:before="264" w:after="168" w:line="280" w:lineRule="exact"/>
+        <w:ind w:left="0" w:firstLine="0"/>
       </w:pPr>
       <w:r>
         <w:rPr>
@@ -1169,10 +1394,10 @@
       <w:pPr>
         <w:keepLines/>
         <w:tabs>
-          <w:tab w:val="right" w:leader="dot" w:pos="5940"/>
+          <w:tab w:val="right" w:leader="dot" w:pos="5936"/>
         </w:tabs>
-        <w:spacing w:before="60" w:after="0" w:line="280" w:lineRule="exact"/>
-        <w:ind w:left="576" w:right="576" w:hanging="576"/>
+        <w:spacing w:before="144" w:after="0" w:line="280" w:lineRule="exact"/>
+        <w:ind w:left="576" w:right="800" w:hanging="576"/>
       </w:pPr>
       <w:r>
         <w:rPr>
@@ -1221,7 +1446,21 @@
           <w:i/>
           <w:iCs/>
         </w:rPr>
-        <w:t xml:space="preserve">Inc. v.</w:t>
+        <w:t xml:space="preserve">Inc.</w:t>
+      </w:r>
+      <w:r>
+        <w:rPr>
+          <w:i/>
+          <w:iCs/>
+        </w:rPr>
+        <w:t xml:space="preserve"> </w:t>
+      </w:r>
+      <w:r>
+        <w:rPr>
+          <w:i/>
+          <w:iCs/>
+        </w:rPr>
+        <w:t xml:space="preserve">v.</w:t>
       </w:r>
       <w:r>
         <w:rPr>
@@ -1274,7 +1513,7 @@
         <w:t xml:space="preserve">2013)</w:t>
       </w:r>
       <w:r>
-        <w:t xml:space="preserve"> </w:t>
+        <w:t xml:space="preserve">   </w:t>
       </w:r>
       <w:r>
         <w:tab/>
@@ -1287,10 +1526,10 @@
       <w:pPr>
         <w:keepLines/>
         <w:tabs>
-          <w:tab w:val="right" w:leader="dot" w:pos="5940"/>
+          <w:tab w:val="right" w:leader="dot" w:pos="5936"/>
         </w:tabs>
-        <w:spacing w:before="60" w:after="0" w:line="280" w:lineRule="exact"/>
-        <w:ind w:left="576" w:right="576" w:hanging="576"/>
+        <w:spacing w:before="144" w:after="0" w:line="280" w:lineRule="exact"/>
+        <w:ind w:left="576" w:right="800" w:hanging="576"/>
       </w:pPr>
       <w:r>
         <w:rPr>
@@ -1366,7 +1605,7 @@
         <w:t xml:space="preserve">(2014)</w:t>
       </w:r>
       <w:r>
-        <w:t xml:space="preserve"> </w:t>
+        <w:t xml:space="preserve">   </w:t>
       </w:r>
       <w:r>
         <w:tab/>
@@ -1379,10 +1618,10 @@
       <w:pPr>
         <w:keepLines/>
         <w:tabs>
-          <w:tab w:val="right" w:leader="dot" w:pos="5940"/>
+          <w:tab w:val="right" w:leader="dot" w:pos="5936"/>
         </w:tabs>
-        <w:spacing w:before="60" w:after="0" w:line="280" w:lineRule="exact"/>
-        <w:ind w:left="576" w:right="576" w:hanging="576"/>
+        <w:spacing w:before="144" w:after="0" w:line="280" w:lineRule="exact"/>
+        <w:ind w:left="576" w:right="800" w:hanging="576"/>
       </w:pPr>
       <w:r>
         <w:rPr>
@@ -1431,7 +1670,21 @@
           <w:i/>
           <w:iCs/>
         </w:rPr>
-        <w:t xml:space="preserve">Co. v.</w:t>
+        <w:t xml:space="preserve">Co.</w:t>
+      </w:r>
+      <w:r>
+        <w:rPr>
+          <w:i/>
+          <w:iCs/>
+        </w:rPr>
+        <w:t xml:space="preserve"> </w:t>
+      </w:r>
+      <w:r>
+        <w:rPr>
+          <w:i/>
+          <w:iCs/>
+        </w:rPr>
+        <w:t xml:space="preserve">v.</w:t>
       </w:r>
       <w:r>
         <w:rPr>
@@ -1514,7 +1767,7 @@
         <w:t xml:space="preserve">(1998)</w:t>
       </w:r>
       <w:r>
-        <w:t xml:space="preserve"> </w:t>
+        <w:t xml:space="preserve">   </w:t>
       </w:r>
       <w:r>
         <w:tab/>
@@ -1527,10 +1780,10 @@
       <w:pPr>
         <w:keepLines/>
         <w:tabs>
-          <w:tab w:val="right" w:leader="dot" w:pos="5940"/>
+          <w:tab w:val="right" w:leader="dot" w:pos="5936"/>
         </w:tabs>
-        <w:spacing w:before="60" w:after="0" w:line="280" w:lineRule="exact"/>
-        <w:ind w:left="576" w:right="576" w:hanging="576"/>
+        <w:spacing w:before="144" w:after="0" w:line="280" w:lineRule="exact"/>
+        <w:ind w:left="576" w:right="800" w:hanging="576"/>
       </w:pPr>
       <w:r>
         <w:rPr>
@@ -1565,7 +1818,21 @@
           <w:i/>
           <w:iCs/>
         </w:rPr>
-        <w:t xml:space="preserve">Inc. v.</w:t>
+        <w:t xml:space="preserve">Inc.</w:t>
+      </w:r>
+      <w:r>
+        <w:rPr>
+          <w:i/>
+          <w:iCs/>
+        </w:rPr>
+        <w:t xml:space="preserve"> </w:t>
+      </w:r>
+      <w:r>
+        <w:rPr>
+          <w:i/>
+          <w:iCs/>
+        </w:rPr>
+        <w:t xml:space="preserve">v.</w:t>
       </w:r>
       <w:r>
         <w:rPr>
@@ -1662,7 +1929,7 @@
         <w:t xml:space="preserve">(1984)</w:t>
       </w:r>
       <w:r>
-        <w:t xml:space="preserve"> </w:t>
+        <w:t xml:space="preserve">   </w:t>
       </w:r>
       <w:r>
         <w:tab/>
@@ -1675,10 +1942,10 @@
       <w:pPr>
         <w:keepLines/>
         <w:tabs>
-          <w:tab w:val="right" w:leader="dot" w:pos="5940"/>
+          <w:tab w:val="right" w:leader="dot" w:pos="5936"/>
         </w:tabs>
-        <w:spacing w:before="60" w:after="0" w:line="280" w:lineRule="exact"/>
-        <w:ind w:left="576" w:right="576" w:hanging="576"/>
+        <w:spacing w:before="144" w:after="0" w:line="280" w:lineRule="exact"/>
+        <w:ind w:left="576" w:right="800" w:hanging="576"/>
       </w:pPr>
       <w:r>
         <w:rPr>
@@ -1782,7 +2049,7 @@
         <w:t xml:space="preserve">(2010)</w:t>
       </w:r>
       <w:r>
-        <w:t xml:space="preserve"> </w:t>
+        <w:t xml:space="preserve">   </w:t>
       </w:r>
       <w:r>
         <w:tab/>
@@ -1795,10 +2062,10 @@
       <w:pPr>
         <w:keepLines/>
         <w:tabs>
-          <w:tab w:val="right" w:leader="dot" w:pos="5940"/>
+          <w:tab w:val="right" w:leader="dot" w:pos="5936"/>
         </w:tabs>
-        <w:spacing w:before="60" w:after="0" w:line="280" w:lineRule="exact"/>
-        <w:ind w:left="576" w:right="576" w:hanging="576"/>
+        <w:spacing w:before="144" w:after="0" w:line="280" w:lineRule="exact"/>
+        <w:ind w:left="576" w:right="800" w:hanging="576"/>
       </w:pPr>
       <w:r>
         <w:rPr>
@@ -1860,7 +2127,7 @@
         <w:t xml:space="preserve">(2008)</w:t>
       </w:r>
       <w:r>
-        <w:t xml:space="preserve"> </w:t>
+        <w:t xml:space="preserve">   </w:t>
       </w:r>
       <w:r>
         <w:tab/>
@@ -1873,10 +2140,10 @@
       <w:pPr>
         <w:keepLines/>
         <w:tabs>
-          <w:tab w:val="right" w:leader="dot" w:pos="5940"/>
+          <w:tab w:val="right" w:leader="dot" w:pos="5936"/>
         </w:tabs>
-        <w:spacing w:before="60" w:after="0" w:line="280" w:lineRule="exact"/>
-        <w:ind w:left="576" w:right="576" w:hanging="576"/>
+        <w:spacing w:before="144" w:after="0" w:line="280" w:lineRule="exact"/>
+        <w:ind w:left="576" w:right="800" w:hanging="576"/>
       </w:pPr>
       <w:r>
         <w:rPr>
@@ -1966,7 +2233,7 @@
         <w:t xml:space="preserve">(2008)</w:t>
       </w:r>
       <w:r>
-        <w:t xml:space="preserve"> </w:t>
+        <w:t xml:space="preserve">   </w:t>
       </w:r>
       <w:r>
         <w:tab/>
@@ -1979,10 +2246,10 @@
       <w:pPr>
         <w:keepLines/>
         <w:tabs>
-          <w:tab w:val="right" w:leader="dot" w:pos="5940"/>
+          <w:tab w:val="right" w:leader="dot" w:pos="5936"/>
         </w:tabs>
-        <w:spacing w:before="60" w:after="0" w:line="280" w:lineRule="exact"/>
-        <w:ind w:left="576" w:right="576" w:hanging="576"/>
+        <w:spacing w:before="144" w:after="0" w:line="280" w:lineRule="exact"/>
+        <w:ind w:left="576" w:right="800" w:hanging="576"/>
       </w:pPr>
       <w:r>
         <w:rPr>
@@ -2188,7 +2455,7 @@
         <w:t xml:space="preserve">2022)</w:t>
       </w:r>
       <w:r>
-        <w:t xml:space="preserve"> </w:t>
+        <w:t xml:space="preserve">   </w:t>
       </w:r>
       <w:r>
         <w:tab/>
@@ -2201,10 +2468,10 @@
       <w:pPr>
         <w:keepLines/>
         <w:tabs>
-          <w:tab w:val="right" w:leader="dot" w:pos="5940"/>
+          <w:tab w:val="right" w:leader="dot" w:pos="5936"/>
         </w:tabs>
-        <w:spacing w:before="60" w:after="0" w:line="280" w:lineRule="exact"/>
-        <w:ind w:left="576" w:right="576" w:hanging="576"/>
+        <w:spacing w:before="144" w:after="0" w:line="280" w:lineRule="exact"/>
+        <w:ind w:left="576" w:right="800" w:hanging="576"/>
       </w:pPr>
       <w:r>
         <w:rPr>
@@ -2294,7 +2561,7 @@
         <w:t xml:space="preserve">(2010)</w:t>
       </w:r>
       <w:r>
-        <w:t xml:space="preserve"> </w:t>
+        <w:t xml:space="preserve">   </w:t>
       </w:r>
       <w:r>
         <w:tab/>
@@ -2307,10 +2574,10 @@
       <w:pPr>
         <w:keepLines/>
         <w:tabs>
-          <w:tab w:val="right" w:leader="dot" w:pos="5940"/>
+          <w:tab w:val="right" w:leader="dot" w:pos="5936"/>
         </w:tabs>
-        <w:spacing w:before="60" w:after="0" w:line="280" w:lineRule="exact"/>
-        <w:ind w:left="576" w:right="576" w:hanging="576"/>
+        <w:spacing w:before="144" w:after="0" w:line="280" w:lineRule="exact"/>
+        <w:ind w:left="576" w:right="800" w:hanging="576"/>
       </w:pPr>
       <w:r>
         <w:rPr>
@@ -2426,7 +2693,7 @@
         <w:t xml:space="preserve">2014)</w:t>
       </w:r>
       <w:r>
-        <w:t xml:space="preserve"> </w:t>
+        <w:t xml:space="preserve">   </w:t>
       </w:r>
       <w:r>
         <w:tab/>
@@ -2439,10 +2706,10 @@
       <w:pPr>
         <w:keepLines/>
         <w:tabs>
-          <w:tab w:val="right" w:leader="dot" w:pos="5940"/>
+          <w:tab w:val="right" w:leader="dot" w:pos="5936"/>
         </w:tabs>
-        <w:spacing w:before="60" w:after="0" w:line="280" w:lineRule="exact"/>
-        <w:ind w:left="576" w:right="576" w:hanging="576"/>
+        <w:spacing w:before="144" w:after="0" w:line="280" w:lineRule="exact"/>
+        <w:ind w:left="576" w:right="800" w:hanging="576"/>
       </w:pPr>
       <w:r>
         <w:rPr>
@@ -2518,7 +2785,7 @@
         <w:t xml:space="preserve">(2014)</w:t>
       </w:r>
       <w:r>
-        <w:t xml:space="preserve"> </w:t>
+        <w:t xml:space="preserve">   </w:t>
       </w:r>
       <w:r>
         <w:tab/>
@@ -2531,8 +2798,8 @@
       <w:pPr>
         <w:keepNext/>
         <w:keepLines/>
-        <w:spacing w:before="200" w:after="60" w:line="280" w:lineRule="exact"/>
-        <w:ind w:left="0" w:right="0" w:firstLine="0"/>
+        <w:spacing w:before="264" w:after="168" w:line="280" w:lineRule="exact"/>
+        <w:ind w:left="0" w:firstLine="0"/>
       </w:pPr>
       <w:r>
         <w:rPr>
@@ -2546,10 +2813,10 @@
       <w:pPr>
         <w:keepLines/>
         <w:tabs>
-          <w:tab w:val="right" w:leader="dot" w:pos="5940"/>
+          <w:tab w:val="right" w:leader="dot" w:pos="5936"/>
         </w:tabs>
-        <w:spacing w:before="60" w:after="0" w:line="280" w:lineRule="exact"/>
-        <w:ind w:left="576" w:right="576" w:hanging="576"/>
+        <w:spacing w:before="144" w:after="0" w:line="280" w:lineRule="exact"/>
+        <w:ind w:left="576" w:right="800" w:hanging="576"/>
       </w:pPr>
       <w:r>
         <w:t xml:space="preserve">18</w:t>
@@ -2567,13 +2834,13 @@
         <w:t xml:space="preserve">§</w:t>
       </w:r>
       <w:r>
-        <w:t xml:space="preserve"> </w:t>
+        <w:t xml:space="preserve"> </w:t>
       </w:r>
       <w:r>
         <w:t xml:space="preserve">922</w:t>
       </w:r>
       <w:r>
-        <w:t xml:space="preserve"> </w:t>
+        <w:t xml:space="preserve">   </w:t>
       </w:r>
       <w:r>
         <w:tab/>
@@ -2586,10 +2853,10 @@
       <w:pPr>
         <w:keepLines/>
         <w:tabs>
-          <w:tab w:val="right" w:leader="dot" w:pos="5940"/>
+          <w:tab w:val="right" w:leader="dot" w:pos="5936"/>
         </w:tabs>
-        <w:spacing w:before="60" w:after="0" w:line="280" w:lineRule="exact"/>
-        <w:ind w:left="576" w:right="576" w:hanging="576"/>
+        <w:spacing w:before="144" w:after="0" w:line="280" w:lineRule="exact"/>
+        <w:ind w:left="576" w:right="800" w:hanging="576"/>
       </w:pPr>
       <w:r>
         <w:t xml:space="preserve">18</w:t>
@@ -2607,13 +2874,13 @@
         <w:t xml:space="preserve">§</w:t>
       </w:r>
       <w:r>
-        <w:t xml:space="preserve"> </w:t>
+        <w:t xml:space="preserve"> </w:t>
       </w:r>
       <w:r>
         <w:t xml:space="preserve">923</w:t>
       </w:r>
       <w:r>
-        <w:t xml:space="preserve"> </w:t>
+        <w:t xml:space="preserve">   </w:t>
       </w:r>
       <w:r>
         <w:tab/>
@@ -2626,10 +2893,10 @@
       <w:pPr>
         <w:keepLines/>
         <w:tabs>
-          <w:tab w:val="right" w:leader="dot" w:pos="5940"/>
+          <w:tab w:val="right" w:leader="dot" w:pos="5936"/>
         </w:tabs>
-        <w:spacing w:before="60" w:after="0" w:line="280" w:lineRule="exact"/>
-        <w:ind w:left="576" w:right="576" w:hanging="576"/>
+        <w:spacing w:before="144" w:after="0" w:line="280" w:lineRule="exact"/>
+        <w:ind w:left="576" w:right="800" w:hanging="576"/>
       </w:pPr>
       <w:r>
         <w:t xml:space="preserve">26</w:t>
@@ -2647,13 +2914,13 @@
         <w:t xml:space="preserve">§</w:t>
       </w:r>
       <w:r>
-        <w:t xml:space="preserve"> </w:t>
+        <w:t xml:space="preserve"> </w:t>
       </w:r>
       <w:r>
         <w:t xml:space="preserve">5845</w:t>
       </w:r>
       <w:r>
-        <w:t xml:space="preserve"> </w:t>
+        <w:t xml:space="preserve">   </w:t>
       </w:r>
       <w:r>
         <w:tab/>
@@ -2666,8 +2933,8 @@
       <w:pPr>
         <w:keepNext/>
         <w:keepLines/>
-        <w:spacing w:before="200" w:after="60" w:line="280" w:lineRule="exact"/>
-        <w:ind w:left="0" w:right="0" w:firstLine="0"/>
+        <w:spacing w:before="264" w:after="168" w:line="280" w:lineRule="exact"/>
+        <w:ind w:left="0" w:firstLine="0"/>
       </w:pPr>
       <w:r>
         <w:rPr>
@@ -2681,10 +2948,10 @@
       <w:pPr>
         <w:keepLines/>
         <w:tabs>
-          <w:tab w:val="right" w:leader="dot" w:pos="5940"/>
+          <w:tab w:val="right" w:leader="dot" w:pos="5936"/>
         </w:tabs>
-        <w:spacing w:before="60" w:after="0" w:line="280" w:lineRule="exact"/>
-        <w:ind w:left="576" w:right="576" w:hanging="576"/>
+        <w:spacing w:before="144" w:after="0" w:line="280" w:lineRule="exact"/>
+        <w:ind w:left="576" w:right="800" w:hanging="576"/>
       </w:pPr>
       <w:r>
         <w:rPr>
@@ -2735,7 +3002,13 @@
         <w:t xml:space="preserve"> </w:t>
       </w:r>
       <w:r>
-        <w:t xml:space="preserve">(Dec. 26,</w:t>
+        <w:t xml:space="preserve">(Dec.</w:t>
+      </w:r>
+      <w:r>
+        <w:t xml:space="preserve"> </w:t>
+      </w:r>
+      <w:r>
+        <w:t xml:space="preserve">26,</w:t>
       </w:r>
       <w:r>
         <w:t xml:space="preserve"> </w:t>
@@ -2744,7 +3017,7 @@
         <w:t xml:space="preserve">2018)</w:t>
       </w:r>
       <w:r>
-        <w:t xml:space="preserve"> </w:t>
+        <w:t xml:space="preserve">   </w:t>
       </w:r>
       <w:r>
         <w:tab/>
@@ -2757,10 +3030,10 @@
       <w:pPr>
         <w:keepLines/>
         <w:tabs>
-          <w:tab w:val="right" w:leader="dot" w:pos="5940"/>
+          <w:tab w:val="right" w:leader="dot" w:pos="5936"/>
         </w:tabs>
-        <w:spacing w:before="60" w:after="0" w:line="280" w:lineRule="exact"/>
-        <w:ind w:left="576" w:right="576" w:hanging="576"/>
+        <w:spacing w:before="144" w:after="0" w:line="280" w:lineRule="exact"/>
+        <w:ind w:left="576" w:right="800" w:hanging="576"/>
       </w:pPr>
       <w:r>
         <w:rPr>
@@ -2909,7 +3182,13 @@
         <w:t xml:space="preserve"> </w:t>
       </w:r>
       <w:r>
-        <w:t xml:space="preserve">(Apr. 26,</w:t>
+        <w:t xml:space="preserve">(Apr.</w:t>
+      </w:r>
+      <w:r>
+        <w:t xml:space="preserve"> </w:t>
+      </w:r>
+      <w:r>
+        <w:t xml:space="preserve">26,</w:t>
       </w:r>
       <w:r>
         <w:t xml:space="preserve"> </w:t>
@@ -2918,7 +3197,7 @@
         <w:t xml:space="preserve">2022)</w:t>
       </w:r>
       <w:r>
-        <w:t xml:space="preserve"> </w:t>
+        <w:t xml:space="preserve">   </w:t>
       </w:r>
       <w:r>
         <w:tab/>
@@ -2931,10 +3210,10 @@
       <w:pPr>
         <w:keepLines/>
         <w:tabs>
-          <w:tab w:val="right" w:leader="dot" w:pos="5940"/>
+          <w:tab w:val="right" w:leader="dot" w:pos="5936"/>
         </w:tabs>
-        <w:spacing w:before="60" w:after="0" w:line="280" w:lineRule="exact"/>
-        <w:ind w:left="576" w:right="576" w:hanging="576"/>
+        <w:spacing w:before="144" w:after="0" w:line="280" w:lineRule="exact"/>
+        <w:ind w:left="576" w:right="800" w:hanging="576"/>
       </w:pPr>
       <w:r>
         <w:rPr>
@@ -3069,7 +3348,13 @@
         <w:t xml:space="preserve"> </w:t>
       </w:r>
       <w:r>
-        <w:t xml:space="preserve">(Jan. 31,</w:t>
+        <w:t xml:space="preserve">(Jan.</w:t>
+      </w:r>
+      <w:r>
+        <w:t xml:space="preserve"> </w:t>
+      </w:r>
+      <w:r>
+        <w:t xml:space="preserve">31,</w:t>
       </w:r>
       <w:r>
         <w:t xml:space="preserve"> </w:t>
@@ -3078,7 +3363,7 @@
         <w:t xml:space="preserve">2023)</w:t>
       </w:r>
       <w:r>
-        <w:t xml:space="preserve"> </w:t>
+        <w:t xml:space="preserve">   </w:t>
       </w:r>
       <w:r>
         <w:tab/>
@@ -3093,7 +3378,7 @@
         <w:sectPr>
           <w:footerReference w:type="default" r:id="rIdFtrPage"/>
           <w:pgSz w:w="8820" w:h="13320"/>
-          <w:pgMar w:top="1440" w:right="1440" w:bottom="1620" w:left="1440" w:header="0" w:footer="540" w:gutter="0"/>
+          <w:pgMar w:top="1440" w:right="1444" w:bottom="1620" w:left="1440" w:header="0" w:footer="540" w:gutter="0"/>
           <w:pgNumType w:fmt="lowerRoman" w:start="1"/>
         </w:sectPr>
       </w:pPr>
@@ -3102,8 +3387,8 @@
       <w:pPr>
         <w:keepNext/>
         <w:keepLines/>
-        <w:spacing w:before="240" w:after="240" w:line="280" w:lineRule="exact"/>
-        <w:ind w:left="0" w:right="0" w:firstLine="0"/>
+        <w:spacing w:before="0" w:after="240" w:line="280" w:lineRule="exact"/>
+        <w:ind w:left="0" w:firstLine="0"/>
         <w:jc w:val="center"/>
       </w:pPr>
       <w:r>
@@ -3111,7 +3396,77 @@
           <w:b/>
           <w:bCs/>
         </w:rPr>
-        <w:t xml:space="preserve">INTRODUCTION AND INTEREST OF AMICUS CURIAE</w:t>
+        <w:t xml:space="preserve">INTRODUCTION</w:t>
+      </w:r>
+      <w:r>
+        <w:rPr>
+          <w:b/>
+          <w:bCs/>
+        </w:rPr>
+        <w:t xml:space="preserve"> </w:t>
+      </w:r>
+      <w:r>
+        <w:rPr>
+          <w:b/>
+          <w:bCs/>
+        </w:rPr>
+        <w:t xml:space="preserve">AND</w:t>
+      </w:r>
+      <w:r>
+        <w:rPr>
+          <w:b/>
+          <w:bCs/>
+        </w:rPr>
+        <w:t xml:space="preserve"> </w:t>
+      </w:r>
+      <w:r>
+        <w:rPr>
+          <w:b/>
+          <w:bCs/>
+        </w:rPr>
+        <w:t xml:space="preserve">INTEREST</w:t>
+      </w:r>
+      <w:r>
+        <w:rPr>
+          <w:b/>
+          <w:bCs/>
+        </w:rPr>
+        <w:t xml:space="preserve"> </w:t>
+      </w:r>
+      <w:r>
+        <w:rPr>
+          <w:b/>
+          <w:bCs/>
+        </w:rPr>
+        <w:t xml:space="preserve">OF</w:t>
+      </w:r>
+      <w:r>
+        <w:rPr>
+          <w:b/>
+          <w:bCs/>
+        </w:rPr>
+        <w:t xml:space="preserve"> </w:t>
+      </w:r>
+      <w:r>
+        <w:rPr>
+          <w:b/>
+          <w:bCs/>
+        </w:rPr>
+        <w:t xml:space="preserve">AMICUS</w:t>
+      </w:r>
+      <w:r>
+        <w:rPr>
+          <w:b/>
+          <w:bCs/>
+        </w:rPr>
+        <w:t xml:space="preserve"> </w:t>
+      </w:r>
+      <w:r>
+        <w:rPr>
+          <w:b/>
+          <w:bCs/>
+        </w:rPr>
+        <w:t xml:space="preserve">CURIAE</w:t>
       </w:r>
     </w:p>
     <w:p>
@@ -3119,7 +3474,7 @@
         <w:pStyle w:val="FirstParagraph"/>
       </w:pPr>
       <w:r>
-        <w:t xml:space="preserve">The National Shooting Sports Foundation, Inc. (NSSF) is the trade association of the firearm, ammunition, hunting and shooting sports industry.</w:t>
+        <w:t xml:space="preserve">The National Shooting Sports Foundation, Inc. (NSSF) is the trade association of the firearm, ammunition, hunting and shooting sports industry.</w:t>
       </w:r>
       <w:r>
         <w:rPr>
@@ -3131,7 +3486,7 @@
         <w:t xml:space="preserve"> </w:t>
       </w:r>
       <w:r>
-        <w:t xml:space="preserve">Founded in 1961, NSSF is a Connecticut nonprofit corporation recognized under Section 501(c)(6) of the Internal Revenue Code as a professional association. Today, NSSF has approximately 10,000 members, including federally licensed firearm and ammunition manufacturers, distributors, and retailers, as well as manufacturers, distributors, and retailers of products for the hunting, shooting and self-defense market, public and private shooting ranges, gun clubs, sportsmen’s organizations, and endemic media. NSSF’s mission is to promote, protect and preserve hunting and the shooting sports.</w:t>
+        <w:t xml:space="preserve">Founded in 1961, NSSF is a Connecticut nonprofit corporation recognized under Section 5⁠0⁠1⁠(⁠c⁠)⁠(⁠6⁠) of the Internal Revenue Code as a professional association. Today, NSSF has approximately 10,000 members, including federally licensed firearm and ammunition manufacturers, distributors, and retailers, as well as manufacturers, distributors, and retailers of products for the hunting, shooting and self-defense market, public and private shooting ranges, gun clubs, sportsmen’s organizations, and endemic media. NSSF’s mission is to promote, protect and preserve hunting and the shooting sports.</w:t>
       </w:r>
     </w:p>
     <w:p>
@@ -3162,8 +3517,8 @@
       <w:pPr>
         <w:keepNext/>
         <w:keepLines/>
-        <w:spacing w:before="240" w:after="240" w:line="280" w:lineRule="exact"/>
-        <w:ind w:left="0" w:right="0" w:firstLine="0"/>
+        <w:spacing w:before="336" w:after="240" w:line="280" w:lineRule="exact"/>
+        <w:ind w:left="0" w:firstLine="0"/>
         <w:jc w:val="center"/>
       </w:pPr>
       <w:r>
@@ -3171,12 +3526,40 @@
           <w:b/>
           <w:bCs/>
         </w:rPr>
-        <w:t xml:space="preserve">SUMMARY OF ARGUMENT</w:t>
-      </w:r>
-    </w:p>
-    <w:p>
-      <w:pPr>
-        <w:pStyle w:val="BodyText"/>
+        <w:t xml:space="preserve">SUMMARY</w:t>
+      </w:r>
+      <w:r>
+        <w:rPr>
+          <w:b/>
+          <w:bCs/>
+        </w:rPr>
+        <w:t xml:space="preserve"> </w:t>
+      </w:r>
+      <w:r>
+        <w:rPr>
+          <w:b/>
+          <w:bCs/>
+        </w:rPr>
+        <w:t xml:space="preserve">OF</w:t>
+      </w:r>
+      <w:r>
+        <w:rPr>
+          <w:b/>
+          <w:bCs/>
+        </w:rPr>
+        <w:t xml:space="preserve"> </w:t>
+      </w:r>
+      <w:r>
+        <w:rPr>
+          <w:b/>
+          <w:bCs/>
+        </w:rPr>
+        <w:t xml:space="preserve">ARGUMENT</w:t>
+      </w:r>
+    </w:p>
+    <w:p>
+      <w:pPr>
+        <w:pStyle w:val="FirstParagraph"/>
       </w:pPr>
       <w:r>
         <w:t xml:space="preserve">Federal agencies such as the Bureau of Alcohol, Tobacco, Firearms, and Explosives (ATF) rely on the</w:t>
@@ -3292,8 +3675,8 @@
       <w:pPr>
         <w:keepNext/>
         <w:keepLines/>
-        <w:spacing w:before="240" w:after="240" w:line="280" w:lineRule="exact"/>
-        <w:ind w:left="0" w:right="0" w:firstLine="0"/>
+        <w:spacing w:before="336" w:after="240" w:line="280" w:lineRule="exact"/>
+        <w:ind w:left="0" w:firstLine="0"/>
         <w:jc w:val="center"/>
       </w:pPr>
       <w:r>
@@ -3308,8 +3691,11 @@
       <w:pPr>
         <w:keepNext/>
         <w:keepLines/>
-        <w:spacing w:before="120" w:after="240" w:line="280" w:lineRule="exact"/>
-        <w:ind w:left="576" w:right="0" w:hanging="576"/>
+        <w:tabs>
+          <w:tab w:val="left" w:pos="576"/>
+        </w:tabs>
+        <w:spacing w:before="240" w:after="216" w:line="280" w:lineRule="exact"/>
+        <w:ind w:left="576" w:hanging="576"/>
       </w:pPr>
       <w:r>
         <w:rPr>
@@ -3319,6 +3705,10 @@
         <w:t xml:space="preserve">I.</w:t>
       </w:r>
       <w:r>
+        <w:rPr>
+          <w:b/>
+          <w:bCs/>
+        </w:rPr>
         <w:tab/>
       </w:r>
       <w:r>
@@ -3669,7 +4059,7 @@
     </w:p>
     <w:p>
       <w:pPr>
-        <w:pStyle w:val="BodyText"/>
+        <w:pStyle w:val="FirstParagraph"/>
       </w:pPr>
       <w:r>
         <w:t xml:space="preserve">Federal government agencies often argue that a statutory provision at issue in litigation is ambiguous, and that the court should therefore defer to the agency’s interpretation under</w:t>
@@ -3682,7 +4072,7 @@
           <w:i/>
           <w:iCs/>
         </w:rPr>
-        <w:t xml:space="preserve">Chevron, U.S.A., Inc. v. Natural Resources Defense Council, Inc.</w:t>
+        <w:t xml:space="preserve">Chevron, U.S.A., Inc. v. Natural Resources Defense Council, Inc.</w:t>
       </w:r>
       <w:r>
         <w:t xml:space="preserve">, 467 U.S. 837 (1984). A prime example is in litigation involving federal gun control laws where ATF asserts a statutory interpretation and insists that it receive deference.</w:t>
@@ -3692,8 +4082,11 @@
       <w:pPr>
         <w:keepNext/>
         <w:keepLines/>
-        <w:spacing w:before="120" w:after="240" w:line="280" w:lineRule="exact"/>
-        <w:ind w:left="1152" w:right="0" w:hanging="576"/>
+        <w:tabs>
+          <w:tab w:val="left" w:pos="1152"/>
+        </w:tabs>
+        <w:spacing w:before="240" w:after="216" w:line="280" w:lineRule="exact"/>
+        <w:ind w:left="1152" w:hanging="576"/>
       </w:pPr>
       <w:r>
         <w:rPr>
@@ -3703,6 +4096,10 @@
         <w:t xml:space="preserve">A.</w:t>
       </w:r>
       <w:r>
+        <w:rPr>
+          <w:b/>
+          <w:bCs/>
+        </w:rPr>
         <w:tab/>
       </w:r>
       <w:r>
@@ -3855,10 +4252,81 @@
     </w:p>
     <w:p>
       <w:pPr>
+        <w:pStyle w:val="FirstParagraph"/>
+      </w:pPr>
+      <w:r>
+        <w:t xml:space="preserve">Like many highly regulated industries, the firearm industry is subject to continually shifting agency regulations. In the case of the firearm industry, the regulating agency is the ATF. This regulatory whipsaw imposes significant costs on members of this industry, impacting both the companies comprising that industry, and the prices and choices available to consumers.</w:t>
+      </w:r>
+    </w:p>
+    <w:p>
+      <w:pPr>
         <w:pStyle w:val="BodyText"/>
       </w:pPr>
       <w:r>
-        <w:t xml:space="preserve">Like many highly regulated industries, the firearm industry is subject to continually shifting agency regulations. In the case of the firearm industry, the regulating agency is the ATF. This regulatory whipsaw imposes significant costs on members of this industry, impacting both the companies comprising that industry, and the prices and choices available to consumers.</w:t>
+        <w:t xml:space="preserve">An example currently in litigation, as discussed below in Part I-B, concerns “bump stocks” on firearms. ATF had previously allowed certain models of bump stocks.</w:t>
+      </w:r>
+      <w:r>
+        <w:t xml:space="preserve"> </w:t>
+      </w:r>
+      <w:r>
+        <w:rPr>
+          <w:i/>
+          <w:iCs/>
+        </w:rPr>
+        <w:t xml:space="preserve">Bump-Stock-Type Devices</w:t>
+      </w:r>
+      <w:r>
+        <w:t xml:space="preserve">, 83 Fed. Reg. 66,514, 66,517 (Dec. 26, 2018). However, ATF reversed course in 2018 and issued a new rule designating bump stocks as machineguns under 26 U.S.C. § 5845(b).</w:t>
+      </w:r>
+      <w:r>
+        <w:t xml:space="preserve"> </w:t>
+      </w:r>
+      <w:r>
+        <w:rPr>
+          <w:i/>
+          <w:iCs/>
+        </w:rPr>
+        <w:t xml:space="preserve">Id.</w:t>
+      </w:r>
+      <w:r>
+        <w:t xml:space="preserve"> </w:t>
+      </w:r>
+      <w:r>
+        <w:t xml:space="preserve">at 66,553</w:t>
+      </w:r>
+      <w:r>
+        <w:noBreakHyphen/>
+      </w:r>
+      <w:r>
+        <w:t xml:space="preserve">66,554. Ever since the passage of the National Firearms Act of 1934 (NFA), Pub. L. No. 73</w:t>
+      </w:r>
+      <w:r>
+        <w:noBreakHyphen/>
+      </w:r>
+      <w:r>
+        <w:t xml:space="preserve">474, 48 Stat. 1236, and subsequent federal firearms statutes such as the Gun Control Act of 1968 (GCA), Pub. L. No. 90</w:t>
+      </w:r>
+      <w:r>
+        <w:noBreakHyphen/>
+      </w:r>
+      <w:r>
+        <w:t xml:space="preserve">618, 82 Stat. 1213, it is generally illegal to own a machinegun, 18 U.S.C. § 9⁠2⁠2⁠(⁠o⁠)⁠(⁠1⁠)⁠; indeed, it is a felony carrying up to 10 years in prison,</w:t>
+      </w:r>
+      <w:r>
+        <w:t xml:space="preserve"> </w:t>
+      </w:r>
+      <w:r>
+        <w:rPr>
+          <w:i/>
+          <w:iCs/>
+        </w:rPr>
+        <w:t xml:space="preserve">id.</w:t>
+      </w:r>
+      <w:r>
+        <w:t xml:space="preserve"> </w:t>
+      </w:r>
+      <w:r>
+        <w:t xml:space="preserve">§ 9⁠2⁠4⁠(⁠a⁠)⁠(⁠2⁠)⁠. Thus, through this regulatory about face, ATF was able to accomplish by regulation something that Congress had not done—making illegal a product that was legally possessed by many law-abiding Americans, despite Congress not changing the underlying statute in any way.</w:t>
       </w:r>
     </w:p>
     <w:p>
@@ -3866,20 +4334,54 @@
         <w:pStyle w:val="BodyText"/>
       </w:pPr>
       <w:r>
-        <w:t xml:space="preserve">An example currently in litigation, as discussed below in Part I-B, concerns “bump stocks” on firearms. ATF had previously allowed certain models of bump stocks.</w:t>
-      </w:r>
-      <w:r>
-        <w:t xml:space="preserve"> </w:t>
-      </w:r>
-      <w:r>
-        <w:rPr>
-          <w:i/>
-          <w:iCs/>
-        </w:rPr>
-        <w:t xml:space="preserve">Bump-Stock-Type Devices</w:t>
-      </w:r>
-      <w:r>
-        <w:t xml:space="preserve">, 83 Fed. Reg. 66,514, 66,517 (Dec. 26, 2018). However, ATF reversed course in 2018 and issued a new rule designating bump stocks as machineguns under 26 U.S.C. § 5845(b).</w:t>
+        <w:t xml:space="preserve">Firearm accessories are made from raw materials that cost money and are transformed into final products by skilled craftsmen using precision-engineered heavy machinery. The financial impact of a product suddenly becoming illegal is therefore significant both to those companies and to the purchasing public.</w:t>
+      </w:r>
+    </w:p>
+    <w:p>
+      <w:pPr>
+        <w:pStyle w:val="BodyText"/>
+      </w:pPr>
+      <w:r>
+        <w:t xml:space="preserve">Bump stocks are not alone in their ever-changing treatment by ATF. Another is the frame or receiver rule, which proponents of a particular political narrative refer to as “ghost guns” in order to grab as many headlines as possible.</w:t>
+      </w:r>
+      <w:r>
+        <w:t xml:space="preserve"> </w:t>
+      </w:r>
+      <w:r>
+        <w:rPr>
+          <w:i/>
+          <w:iCs/>
+        </w:rPr>
+        <w:t xml:space="preserve">See, e.g.</w:t>
+      </w:r>
+      <w:r>
+        <w:t xml:space="preserve">,</w:t>
+      </w:r>
+      <w:r>
+        <w:t xml:space="preserve"> </w:t>
+      </w:r>
+      <w:r>
+        <w:rPr>
+          <w:i/>
+          <w:iCs/>
+        </w:rPr>
+        <w:t xml:space="preserve">What is a ghost gun?</w:t>
+      </w:r>
+      <w:r>
+        <w:t xml:space="preserve">, CBS News (Apr. 11, 2022), https://​www.cbsnews.com/​news/​what-is-a-ghost-gun/. ATF recently changed the regulatory definition of the statutory term “frame or receiver,” as well as related terms such as “firearm,” “gunsmith,” and “complete weapon.”</w:t>
+      </w:r>
+      <w:r>
+        <w:t xml:space="preserve"> </w:t>
+      </w:r>
+      <w:r>
+        <w:rPr>
+          <w:i/>
+          <w:iCs/>
+        </w:rPr>
+        <w:t xml:space="preserve">Definition of “Frame or Receiver” and Identification of Firearms</w:t>
+      </w:r>
+      <w:r>
+        <w:t xml:space="preserve">, 87 Fed. Reg. 24,652, 24,652, 24,653 (Apr. 26, 2022). This had a substantial and unexpected impact on the many Americans who are part of a cottage industry of private firearms manufacturers who make various custom firearm parts.</w:t>
       </w:r>
       <w:r>
         <w:t xml:space="preserve"> </w:t>
@@ -3895,7 +4397,97 @@
         <w:t xml:space="preserve"> </w:t>
       </w:r>
       <w:r>
-        <w:t xml:space="preserve">at 66,553-66,554. Ever since the passage of the National Firearms Act of 1934 (NFA), Pub. L. No. 73-474, 48 Stat. 1236, and subsequent federal firearms statutes such as the Gun Control Act of 1968 (GCA), Pub. L. No. 90-618, 82 Stat. 1213, it is generally illegal to own a machinegun, 18 U.S.C. § 922(o)(1); indeed, it is a felony carrying up to 10 years in prison,</w:t>
+        <w:t xml:space="preserve">at 24,654</w:t>
+      </w:r>
+      <w:r>
+        <w:noBreakHyphen/>
+      </w:r>
+      <w:r>
+        <w:t xml:space="preserve">24,658.</w:t>
+      </w:r>
+      <w:r>
+        <w:rPr>
+          <w:rStyle w:val="FootnoteReference"/>
+        </w:rPr>
+        <w:footnoteReference w:id="10"/>
+      </w:r>
+      <w:r>
+        <w:t xml:space="preserve"> </w:t>
+      </w:r>
+      <w:r>
+        <w:t xml:space="preserve">In promulgating its new rule, ATF superseded several of its own previous policy determinations upon which the firearm industry relied, determinations under which these gunsmithing activities were legal.</w:t>
+      </w:r>
+      <w:r>
+        <w:t xml:space="preserve"> </w:t>
+      </w:r>
+      <w:r>
+        <w:rPr>
+          <w:i/>
+          <w:iCs/>
+        </w:rPr>
+        <w:t xml:space="preserve">Id.</w:t>
+      </w:r>
+      <w:r>
+        <w:t xml:space="preserve"> </w:t>
+      </w:r>
+      <w:r>
+        <w:t xml:space="preserve">at 24,730. Now they are significantly curtailed.</w:t>
+      </w:r>
+      <w:r>
+        <w:t xml:space="preserve"> </w:t>
+      </w:r>
+      <w:r>
+        <w:rPr>
+          <w:i/>
+          <w:iCs/>
+        </w:rPr>
+        <w:t xml:space="preserve">See id.</w:t>
+      </w:r>
+      <w:r>
+        <w:t xml:space="preserve"> </w:t>
+      </w:r>
+      <w:r>
+        <w:t xml:space="preserve">at 24,727</w:t>
+      </w:r>
+      <w:r>
+        <w:noBreakHyphen/>
+      </w:r>
+      <w:r>
+        <w:t xml:space="preserve">24,730.</w:t>
+      </w:r>
+    </w:p>
+    <w:p>
+      <w:pPr>
+        <w:pStyle w:val="BodyText"/>
+      </w:pPr>
+      <w:r>
+        <w:t xml:space="preserve">Another recent example concerns stabilizing arm braces. ATF is now regulating these firearm accessories.</w:t>
+      </w:r>
+      <w:r>
+        <w:t xml:space="preserve"> </w:t>
+      </w:r>
+      <w:r>
+        <w:rPr>
+          <w:i/>
+          <w:iCs/>
+        </w:rPr>
+        <w:t xml:space="preserve">See Factoring Criteria for Firearms with Attached “Stabilizing Braces”</w:t>
+      </w:r>
+      <w:r>
+        <w:t xml:space="preserve">, 88 Fed. Reg. 6,478 (Jan. 31, 2023). In addition to asserting the illegality of this rule under the Second Amendment, firearms statutes, and the Administrative Procedure Act (APA), 5 U.S.C. § 551</w:t>
+      </w:r>
+      <w:r>
+        <w:t xml:space="preserve"> </w:t>
+      </w:r>
+      <w:r>
+        <w:rPr>
+          <w:i/>
+          <w:iCs/>
+        </w:rPr>
+        <w:t xml:space="preserve">et seq.</w:t>
+      </w:r>
+      <w:r>
+        <w:t xml:space="preserve">,</w:t>
       </w:r>
       <w:r>
         <w:t xml:space="preserve"> </w:t>
@@ -3911,62 +4503,13 @@
         <w:t xml:space="preserve"> </w:t>
       </w:r>
       <w:r>
-        <w:t xml:space="preserve">§ 924(a)(2). Thus, through this regulatory about face, ATF was able to accomplish by regulation something that Congress had not done—making illegal a product that was legally possessed by many law-abiding Americans, despite Congress not changing the underlying statute in any way.</w:t>
-      </w:r>
-    </w:p>
-    <w:p>
-      <w:pPr>
-        <w:pStyle w:val="BodyText"/>
-      </w:pPr>
-      <w:r>
-        <w:t xml:space="preserve">Firearm accessories are made from raw materials that cost money and are transformed into final products by skilled craftsmen using precision-engineered heavy machinery. The financial impact of a product suddenly becoming illegal is therefore significant both to those companies and to the purchasing public.</w:t>
-      </w:r>
-    </w:p>
-    <w:p>
-      <w:pPr>
-        <w:pStyle w:val="BodyText"/>
-      </w:pPr>
-      <w:r>
-        <w:t xml:space="preserve">Bump stocks are not alone in their ever-changing treatment by ATF. Another is the frame or receiver rule, which proponents of a particular political narrative refer to as “ghost guns” in order to grab as many headlines as possible.</w:t>
-      </w:r>
-      <w:r>
-        <w:t xml:space="preserve"> </w:t>
-      </w:r>
-      <w:r>
-        <w:rPr>
-          <w:i/>
-          <w:iCs/>
-        </w:rPr>
-        <w:t xml:space="preserve">See, e.g.</w:t>
-      </w:r>
-      <w:r>
-        <w:t xml:space="preserve">,</w:t>
-      </w:r>
-      <w:r>
-        <w:t xml:space="preserve"> </w:t>
-      </w:r>
-      <w:r>
-        <w:rPr>
-          <w:i/>
-          <w:iCs/>
-        </w:rPr>
-        <w:t xml:space="preserve">What is a ghost gun?</w:t>
-      </w:r>
-      <w:r>
-        <w:t xml:space="preserve">, CBS News (Apr. 11, 2022), https://www.cbsnews.com/news/what-is-a-ghost-gun/. ATF recently changed the regulatory definition of the statutory term “frame or receiver,” as well as related terms such as “firearm,” “gunsmith,” and “complete weapon.”</w:t>
-      </w:r>
-      <w:r>
-        <w:t xml:space="preserve"> </w:t>
-      </w:r>
-      <w:r>
-        <w:rPr>
-          <w:i/>
-          <w:iCs/>
-        </w:rPr>
-        <w:t xml:space="preserve">Definition of “Frame or Receiver” and Identification of Firearms</w:t>
-      </w:r>
-      <w:r>
-        <w:t xml:space="preserve">, 87 Fed. Reg. 24,652, 24,652, 24,653 (Apr. 26, 2022). This had a substantial and unexpected impact on the many Americans who are part of a cottage industry of private firearms manufacturers who make various custom firearm parts.</w:t>
+        <w:t xml:space="preserve">at 6,499</w:t>
+      </w:r>
+      <w:r>
+        <w:noBreakHyphen/>
+      </w:r>
+      <w:r>
+        <w:t xml:space="preserve">6,507, critics point out that this rule makes it more difficult for some individuals with physical limitations to use a firearm and it imposes additional costs on companies in the firearm industry.</w:t>
       </w:r>
       <w:r>
         <w:t xml:space="preserve"> </w:t>
@@ -3982,19 +4525,13 @@
         <w:t xml:space="preserve"> </w:t>
       </w:r>
       <w:r>
-        <w:t xml:space="preserve">at 24,654-24,658.</w:t>
-      </w:r>
-      <w:r>
-        <w:rPr>
-          <w:rStyle w:val="FootnoteReference"/>
-        </w:rPr>
-        <w:footnoteReference w:id="10"/>
-      </w:r>
-      <w:r>
-        <w:t xml:space="preserve"> </w:t>
-      </w:r>
-      <w:r>
-        <w:t xml:space="preserve">In promulgating its new rule, ATF superseded several of its own previous policy determinations upon which the firearm industry relied, determinations under which these gunsmithing activities were legal.</w:t>
+        <w:t xml:space="preserve">at 6,507</w:t>
+      </w:r>
+      <w:r>
+        <w:noBreakHyphen/>
+      </w:r>
+      <w:r>
+        <w:t xml:space="preserve">6,521. There are substantial costs of various types imposed here because of reliance on the previous regulatory framework.</w:t>
       </w:r>
       <w:r>
         <w:t xml:space="preserve"> </w:t>
@@ -4010,113 +4547,24 @@
         <w:t xml:space="preserve"> </w:t>
       </w:r>
       <w:r>
-        <w:t xml:space="preserve">at 24,730. Now they are significantly curtailed.</w:t>
-      </w:r>
-      <w:r>
-        <w:t xml:space="preserve"> </w:t>
-      </w:r>
-      <w:r>
-        <w:rPr>
-          <w:i/>
-          <w:iCs/>
-        </w:rPr>
-        <w:t xml:space="preserve">See id.</w:t>
-      </w:r>
-      <w:r>
-        <w:t xml:space="preserve"> </w:t>
-      </w:r>
-      <w:r>
-        <w:t xml:space="preserve">at 24,727-24,730.</w:t>
-      </w:r>
-    </w:p>
-    <w:p>
-      <w:pPr>
-        <w:pStyle w:val="BodyText"/>
-      </w:pPr>
-      <w:r>
-        <w:t xml:space="preserve">Another recent example concerns stabilizing arm braces. ATF is now regulating these firearm accessories.</w:t>
-      </w:r>
-      <w:r>
-        <w:t xml:space="preserve"> </w:t>
-      </w:r>
-      <w:r>
-        <w:rPr>
-          <w:i/>
-          <w:iCs/>
-        </w:rPr>
-        <w:t xml:space="preserve">See Factoring Criteria for Firearms with Attached “Stabilizing Braces”</w:t>
-      </w:r>
-      <w:r>
-        <w:t xml:space="preserve">, 88 Fed. Reg. 6,478 (Jan. 31, 2023). In addition to asserting the illegality of this rule under the Second Amendment, firearms statutes, and the Administrative Procedure Act (APA), 5 U.S.C. § 551</w:t>
-      </w:r>
-      <w:r>
-        <w:t xml:space="preserve"> </w:t>
-      </w:r>
-      <w:r>
-        <w:rPr>
-          <w:i/>
-          <w:iCs/>
-        </w:rPr>
-        <w:t xml:space="preserve">et seq.</w:t>
-      </w:r>
-      <w:r>
-        <w:t xml:space="preserve">,</w:t>
-      </w:r>
-      <w:r>
-        <w:t xml:space="preserve"> </w:t>
-      </w:r>
-      <w:r>
-        <w:rPr>
-          <w:i/>
-          <w:iCs/>
-        </w:rPr>
-        <w:t xml:space="preserve">id.</w:t>
-      </w:r>
-      <w:r>
-        <w:t xml:space="preserve"> </w:t>
-      </w:r>
-      <w:r>
-        <w:t xml:space="preserve">at 6,499-6,507, critics point out that this rule makes it more difficult for some individuals with physical limitations to use a firearm and it imposes additional costs on companies in the firearm industry.</w:t>
-      </w:r>
-      <w:r>
-        <w:t xml:space="preserve"> </w:t>
-      </w:r>
-      <w:r>
-        <w:rPr>
-          <w:i/>
-          <w:iCs/>
-        </w:rPr>
-        <w:t xml:space="preserve">Id.</w:t>
-      </w:r>
-      <w:r>
-        <w:t xml:space="preserve"> </w:t>
-      </w:r>
-      <w:r>
-        <w:t xml:space="preserve">at 6,507-6,521. There are substantial costs of various types imposed here because of reliance on the previous regulatory framework.</w:t>
-      </w:r>
-      <w:r>
-        <w:t xml:space="preserve"> </w:t>
-      </w:r>
-      <w:r>
-        <w:rPr>
-          <w:i/>
-          <w:iCs/>
-        </w:rPr>
-        <w:t xml:space="preserve">Id.</w:t>
-      </w:r>
-      <w:r>
-        <w:t xml:space="preserve"> </w:t>
-      </w:r>
-      <w:r>
-        <w:t xml:space="preserve">at 6,507-6,508.</w:t>
+        <w:t xml:space="preserve">at 6,507</w:t>
+      </w:r>
+      <w:r>
+        <w:noBreakHyphen/>
+      </w:r>
+      <w:r>
+        <w:t xml:space="preserve">6,508.</w:t>
       </w:r>
     </w:p>
     <w:p>
       <w:pPr>
         <w:keepNext/>
         <w:keepLines/>
-        <w:spacing w:before="120" w:after="240" w:line="280" w:lineRule="exact"/>
-        <w:ind w:left="1152" w:right="0" w:hanging="576"/>
+        <w:tabs>
+          <w:tab w:val="left" w:pos="1152"/>
+        </w:tabs>
+        <w:spacing w:before="240" w:after="216" w:line="280" w:lineRule="exact"/>
+        <w:ind w:left="1152" w:hanging="576"/>
       </w:pPr>
       <w:r>
         <w:rPr>
@@ -4126,6 +4574,10 @@
         <w:t xml:space="preserve">B.</w:t>
       </w:r>
       <w:r>
+        <w:rPr>
+          <w:b/>
+          <w:bCs/>
+        </w:rPr>
         <w:tab/>
       </w:r>
       <w:r>
@@ -4392,10 +4844,118 @@
     </w:p>
     <w:p>
       <w:pPr>
+        <w:pStyle w:val="FirstParagraph"/>
+      </w:pPr>
+      <w:r>
+        <w:t xml:space="preserve">ATF often expects</w:t>
+      </w:r>
+      <w:r>
+        <w:t xml:space="preserve"> </w:t>
+      </w:r>
+      <w:r>
+        <w:rPr>
+          <w:i/>
+          <w:iCs/>
+        </w:rPr>
+        <w:t xml:space="preserve">Chevron</w:t>
+      </w:r>
+      <w:r>
+        <w:t xml:space="preserve"> </w:t>
+      </w:r>
+      <w:r>
+        <w:t xml:space="preserve">deference in litigation, which is extraordinary given that the right to keep and bear arms is a fundamental constitutional right.</w:t>
+      </w:r>
+      <w:r>
+        <w:t xml:space="preserve"> </w:t>
+      </w:r>
+      <w:r>
+        <w:rPr>
+          <w:i/>
+          <w:iCs/>
+        </w:rPr>
+        <w:t xml:space="preserve">McDonald v. City of Chicago</w:t>
+      </w:r>
+      <w:r>
+        <w:t xml:space="preserve">, 561 U.S. 742, 778 (2010);</w:t>
+      </w:r>
+      <w:r>
+        <w:t xml:space="preserve"> </w:t>
+      </w:r>
+      <w:r>
+        <w:rPr>
+          <w:i/>
+          <w:iCs/>
+        </w:rPr>
+        <w:t xml:space="preserve">District of Columbia v. Heller</w:t>
+      </w:r>
+      <w:r>
+        <w:t xml:space="preserve">, 554 U.S. 570, 598 (2008). Such enumerated rights are “[p]remised on mistrust of governmental power.”</w:t>
+      </w:r>
+      <w:r>
+        <w:t xml:space="preserve"> </w:t>
+      </w:r>
+      <w:r>
+        <w:rPr>
+          <w:i/>
+          <w:iCs/>
+        </w:rPr>
+        <w:t xml:space="preserve">Citizens United v. Federal Election Comm’n</w:t>
+      </w:r>
+      <w:r>
+        <w:t xml:space="preserve">, 558 U.S. 310, 340 (2010). Given that Second Amendment rights can be exercised only if individuals can lawfully obtain a firearm, it is astounding that the government would request or receive deference on laws regulating the exercise of such rights. But that is precisely what happens frequently with</w:t>
+      </w:r>
+      <w:r>
+        <w:t xml:space="preserve"> </w:t>
+      </w:r>
+      <w:r>
+        <w:rPr>
+          <w:i/>
+          <w:iCs/>
+        </w:rPr>
+        <w:t xml:space="preserve">Chevron</w:t>
+      </w:r>
+      <w:r>
+        <w:t xml:space="preserve"> </w:t>
+      </w:r>
+      <w:r>
+        <w:t xml:space="preserve">regarding federal firearms laws, often at the request of ATF.</w:t>
+      </w:r>
+    </w:p>
+    <w:p>
+      <w:pPr>
         <w:pStyle w:val="BodyText"/>
       </w:pPr>
       <w:r>
-        <w:t xml:space="preserve">ATF often expects</w:t>
+        <w:t xml:space="preserve">Sometimes ATF prevails without that deference. For instance, the Fifth Circuit upheld ATF’s demands that firearm retailers report certain information.</w:t>
+      </w:r>
+      <w:r>
+        <w:t xml:space="preserve"> </w:t>
+      </w:r>
+      <w:r>
+        <w:rPr>
+          <w:i/>
+          <w:iCs/>
+        </w:rPr>
+        <w:t xml:space="preserve">10 Ring Precision, Inc. v. Jones</w:t>
+      </w:r>
+      <w:r>
+        <w:t xml:space="preserve">, 722 F.3d 711, 714 (5th Cir. 2013). The court held that the relevant provision of the GCA, codified at 18 U.S.C. § 9⁠2⁠3⁠(⁠g⁠)⁠(⁠5⁠)⁠(⁠A⁠)⁠, unambiguously conferred this authority.</w:t>
+      </w:r>
+      <w:r>
+        <w:t xml:space="preserve"> </w:t>
+      </w:r>
+      <w:r>
+        <w:rPr>
+          <w:i/>
+          <w:iCs/>
+        </w:rPr>
+        <w:t xml:space="preserve">Id.</w:t>
+      </w:r>
+      <w:r>
+        <w:t xml:space="preserve"> </w:t>
+      </w:r>
+      <w:r>
+        <w:t xml:space="preserve">at 718. But the court also opined that</w:t>
       </w:r>
       <w:r>
         <w:t xml:space="preserve"> </w:t>
@@ -4411,46 +4971,29 @@
         <w:t xml:space="preserve"> </w:t>
       </w:r>
       <w:r>
-        <w:t xml:space="preserve">deference in litigation, which is extraordinary given that the right to keep and bear arms is a fundamental constitutional right.</w:t>
-      </w:r>
-      <w:r>
-        <w:t xml:space="preserve"> </w:t>
-      </w:r>
-      <w:r>
-        <w:rPr>
-          <w:i/>
-          <w:iCs/>
-        </w:rPr>
-        <w:t xml:space="preserve">McDonald v. City of Chicago</w:t>
-      </w:r>
-      <w:r>
-        <w:t xml:space="preserve">, 561 U.S. 742, 778 (2010);</w:t>
-      </w:r>
-      <w:r>
-        <w:t xml:space="preserve"> </w:t>
-      </w:r>
-      <w:r>
-        <w:rPr>
-          <w:i/>
-          <w:iCs/>
-        </w:rPr>
-        <w:t xml:space="preserve">District of Columbia v. Heller</w:t>
-      </w:r>
-      <w:r>
-        <w:t xml:space="preserve">, 554 U.S. 570, 598 (2008). Such enumerated rights are “[p]remised on mistrust of governmental power.”</w:t>
-      </w:r>
-      <w:r>
-        <w:t xml:space="preserve"> </w:t>
-      </w:r>
-      <w:r>
-        <w:rPr>
-          <w:i/>
-          <w:iCs/>
-        </w:rPr>
-        <w:t xml:space="preserve">Citizens United v. Federal Election Comm’n</w:t>
-      </w:r>
-      <w:r>
-        <w:t xml:space="preserve">, 558 U.S. 310, 340 (2010). Given that Second Amendment rights can be exercised only if individuals can lawfully obtain a firearm, it is astounding that the government would request or receive deference on laws regulating the exercise of such rights. But that is precisely what happens frequently with</w:t>
+        <w:t xml:space="preserve">would otherwise apply,</w:t>
+      </w:r>
+      <w:r>
+        <w:t xml:space="preserve"> </w:t>
+      </w:r>
+      <w:r>
+        <w:rPr>
+          <w:i/>
+          <w:iCs/>
+        </w:rPr>
+        <w:t xml:space="preserve">id.</w:t>
+      </w:r>
+      <w:r>
+        <w:t xml:space="preserve"> </w:t>
+      </w:r>
+      <w:r>
+        <w:t xml:space="preserve">at 717</w:t>
+      </w:r>
+      <w:r>
+        <w:noBreakHyphen/>
+      </w:r>
+      <w:r>
+        <w:t xml:space="preserve">718, so ATF would have prevailed even without clear congressional authorization. The Tenth Circuit similarly held that, although a different GCA provision unambiguously authorized ATF’s demand for information,</w:t>
       </w:r>
       <w:r>
         <w:t xml:space="preserve"> </w:t>
@@ -4466,7 +5009,20 @@
         <w:t xml:space="preserve"> </w:t>
       </w:r>
       <w:r>
-        <w:t xml:space="preserve">regarding federal firearms laws, often at the request of ATF.</w:t>
+        <w:t xml:space="preserve">would have saved the case for ATF even without it.</w:t>
+      </w:r>
+      <w:r>
+        <w:t xml:space="preserve"> </w:t>
+      </w:r>
+      <w:r>
+        <w:rPr>
+          <w:i/>
+          <w:iCs/>
+        </w:rPr>
+        <w:t xml:space="preserve">See Ron Peterson Firearms, LLC v. Jones</w:t>
+      </w:r>
+      <w:r>
+        <w:t xml:space="preserve">, 760 F.3d 1147, 1155 (10th Cir. 2014) (interpreting 18 U.S.C. § 9⁠2⁠3⁠(⁠g⁠)⁠(⁠1⁠)⁠(⁠A⁠)⁠)⁠.</w:t>
       </w:r>
     </w:p>
     <w:p>
@@ -4474,20 +5030,169 @@
         <w:pStyle w:val="BodyText"/>
       </w:pPr>
       <w:r>
-        <w:t xml:space="preserve">Sometimes ATF prevails without that deference. For instance, the Fifth Circuit upheld ATF’s demands that firearm retailers report certain information.</w:t>
-      </w:r>
-      <w:r>
-        <w:t xml:space="preserve"> </w:t>
-      </w:r>
-      <w:r>
-        <w:rPr>
-          <w:i/>
-          <w:iCs/>
-        </w:rPr>
-        <w:t xml:space="preserve">10 Ring Precision, Inc. v. Jones</w:t>
-      </w:r>
-      <w:r>
-        <w:t xml:space="preserve">, 722 F.3d 711, 714 (5th Cir. 2013). The court held that the relevant provision of the GCA, codified at 18 U.S.C. § 923(g)(5)(A), unambiguously conferred this authority.</w:t>
+        <w:t xml:space="preserve">A prime example of courts allowing ATF to tack one way and then another concerns ATF’s regulation of bump stocks. Take</w:t>
+      </w:r>
+      <w:r>
+        <w:t xml:space="preserve"> </w:t>
+      </w:r>
+      <w:r>
+        <w:rPr>
+          <w:i/>
+          <w:iCs/>
+        </w:rPr>
+        <w:t xml:space="preserve">Guedes v. Bureau of Alcohol, Tobacco, Firearms and Explosives</w:t>
+      </w:r>
+      <w:r>
+        <w:t xml:space="preserve">, 920 F.3d 1 (D.C. Cir. 2019) (denying preliminary injunction) (</w:t>
+      </w:r>
+      <w:r>
+        <w:rPr>
+          <w:i/>
+          <w:iCs/>
+        </w:rPr>
+        <w:t xml:space="preserve">Guedes I</w:t>
+      </w:r>
+      <w:r>
+        <w:t xml:space="preserve">),</w:t>
+      </w:r>
+      <w:r>
+        <w:t xml:space="preserve"> </w:t>
+      </w:r>
+      <w:r>
+        <w:rPr>
+          <w:i/>
+          <w:iCs/>
+        </w:rPr>
+        <w:t xml:space="preserve">superseded by</w:t>
+      </w:r>
+      <w:r>
+        <w:t xml:space="preserve">, 45 F.4th 306 (D.C. Cir. 2022) (</w:t>
+      </w:r>
+      <w:r>
+        <w:rPr>
+          <w:i/>
+          <w:iCs/>
+        </w:rPr>
+        <w:t xml:space="preserve">Guedes II</w:t>
+      </w:r>
+      <w:r>
+        <w:t xml:space="preserve">) (final judgment),</w:t>
+      </w:r>
+      <w:r>
+        <w:t xml:space="preserve"> </w:t>
+      </w:r>
+      <w:r>
+        <w:rPr>
+          <w:i/>
+          <w:iCs/>
+        </w:rPr>
+        <w:t xml:space="preserve">reh’g denied</w:t>
+      </w:r>
+      <w:r>
+        <w:t xml:space="preserve">, 66 F.4th 1018 (D.C. Cir. 2023),</w:t>
+      </w:r>
+      <w:r>
+        <w:t xml:space="preserve"> </w:t>
+      </w:r>
+      <w:r>
+        <w:rPr>
+          <w:i/>
+          <w:iCs/>
+        </w:rPr>
+        <w:t xml:space="preserve">petition for cert. docketed</w:t>
+      </w:r>
+      <w:r>
+        <w:t xml:space="preserve">, No. 22</w:t>
+      </w:r>
+      <w:r>
+        <w:noBreakHyphen/>
+      </w:r>
+      <w:r>
+        <w:t xml:space="preserve">1222 (U.S. June 20, 2023), which concerns the bump stock rules, 83 Fed. Reg. 66,514. The D.C. Circuit followed this Court’s reasoning that, under</w:t>
+      </w:r>
+      <w:r>
+        <w:t xml:space="preserve"> </w:t>
+      </w:r>
+      <w:r>
+        <w:rPr>
+          <w:i/>
+          <w:iCs/>
+        </w:rPr>
+        <w:t xml:space="preserve">Chevron</w:t>
+      </w:r>
+      <w:r>
+        <w:t xml:space="preserve">, an “agency need not adopt * * * the best reading of the statute, but merely one that is permissible.”</w:t>
+      </w:r>
+      <w:r>
+        <w:t xml:space="preserve"> </w:t>
+      </w:r>
+      <w:r>
+        <w:rPr>
+          <w:i/>
+          <w:iCs/>
+        </w:rPr>
+        <w:t xml:space="preserve">Guedes I</w:t>
+      </w:r>
+      <w:r>
+        <w:t xml:space="preserve">, 920 F.3d at 17 (quoting</w:t>
+      </w:r>
+      <w:r>
+        <w:t xml:space="preserve"> </w:t>
+      </w:r>
+      <w:r>
+        <w:rPr>
+          <w:i/>
+          <w:iCs/>
+        </w:rPr>
+        <w:t xml:space="preserve">Dada v. Mukasey</w:t>
+      </w:r>
+      <w:r>
+        <w:t xml:space="preserve">, 554 U.S. 1, 29 n.1 (2008) (Scalia, J., dissenting));</w:t>
+      </w:r>
+      <w:r>
+        <w:t xml:space="preserve"> </w:t>
+      </w:r>
+      <w:r>
+        <w:rPr>
+          <w:i/>
+          <w:iCs/>
+        </w:rPr>
+        <w:t xml:space="preserve">id.</w:t>
+      </w:r>
+      <w:r>
+        <w:t xml:space="preserve"> </w:t>
+      </w:r>
+      <w:r>
+        <w:t xml:space="preserve">at 28 (quoting</w:t>
+      </w:r>
+      <w:r>
+        <w:t xml:space="preserve"> </w:t>
+      </w:r>
+      <w:r>
+        <w:rPr>
+          <w:i/>
+          <w:iCs/>
+        </w:rPr>
+        <w:t xml:space="preserve">Atlantic Mut. Ins. Co. v. Commissioner of Internal Revenue</w:t>
+      </w:r>
+      <w:r>
+        <w:t xml:space="preserve">, 523 U.S. 382, 389 (1998) (holding the test is “not whether [the agency’s interpretation is] the best interpretation, of the statute but whether it represents a reasonable one.”) (alteration in original)). The court applied</w:t>
+      </w:r>
+      <w:r>
+        <w:t xml:space="preserve"> </w:t>
+      </w:r>
+      <w:r>
+        <w:rPr>
+          <w:i/>
+          <w:iCs/>
+        </w:rPr>
+        <w:t xml:space="preserve">Chevron</w:t>
+      </w:r>
+      <w:r>
+        <w:t xml:space="preserve"> </w:t>
+      </w:r>
+      <w:r>
+        <w:t xml:space="preserve">deference and upheld the regulation.</w:t>
       </w:r>
       <w:r>
         <w:t xml:space="preserve"> </w:t>
@@ -4503,7 +5208,84 @@
         <w:t xml:space="preserve"> </w:t>
       </w:r>
       <w:r>
-        <w:t xml:space="preserve">at 718. But the court also opined that</w:t>
+        <w:t xml:space="preserve">at 29, 32. In</w:t>
+      </w:r>
+      <w:r>
+        <w:t xml:space="preserve"> </w:t>
+      </w:r>
+      <w:r>
+        <w:rPr>
+          <w:i/>
+          <w:iCs/>
+        </w:rPr>
+        <w:t xml:space="preserve">Guedes I</w:t>
+      </w:r>
+      <w:r>
+        <w:t xml:space="preserve">, the D.C. Circuit disregarded this Court’s instruction that “‘criminal laws are for courts, not for the Government, to construe.’” 920 F.3d at 23 (quoting</w:t>
+      </w:r>
+      <w:r>
+        <w:t xml:space="preserve"> </w:t>
+      </w:r>
+      <w:r>
+        <w:rPr>
+          <w:i/>
+          <w:iCs/>
+        </w:rPr>
+        <w:t xml:space="preserve">Abramski v. United States</w:t>
+      </w:r>
+      <w:r>
+        <w:t xml:space="preserve">, 573 U.S. 169, 191 (2014)).</w:t>
+      </w:r>
+      <w:r>
+        <w:rPr>
+          <w:rStyle w:val="FootnoteReference"/>
+        </w:rPr>
+        <w:footnoteReference w:id="11"/>
+      </w:r>
+      <w:r>
+        <w:t xml:space="preserve"> </w:t>
+      </w:r>
+      <w:r>
+        <w:rPr>
+          <w:i/>
+          <w:iCs/>
+        </w:rPr>
+        <w:t xml:space="preserve">See also United States v. Apel</w:t>
+      </w:r>
+      <w:r>
+        <w:t xml:space="preserve">, 571 U.S. 359, 369 (2014). The Court did so by taking a winding road of precedents that were plainly irrelevant because they predated</w:t>
+      </w:r>
+      <w:r>
+        <w:t xml:space="preserve"> </w:t>
+      </w:r>
+      <w:r>
+        <w:rPr>
+          <w:i/>
+          <w:iCs/>
+        </w:rPr>
+        <w:t xml:space="preserve">Abramski</w:t>
+      </w:r>
+      <w:r>
+        <w:t xml:space="preserve">.</w:t>
+      </w:r>
+      <w:r>
+        <w:t xml:space="preserve"> </w:t>
+      </w:r>
+      <w:r>
+        <w:rPr>
+          <w:i/>
+          <w:iCs/>
+        </w:rPr>
+        <w:t xml:space="preserve">See Guedes I</w:t>
+      </w:r>
+      <w:r>
+        <w:t xml:space="preserve">, 920 F.3d at 23</w:t>
+      </w:r>
+      <w:r>
+        <w:noBreakHyphen/>
+      </w:r>
+      <w:r>
+        <w:t xml:space="preserve">25. But such is the appeal of</w:t>
       </w:r>
       <w:r>
         <w:t xml:space="preserve"> </w:t>
@@ -4516,26 +5298,28 @@
         <w:t xml:space="preserve">Chevron</w:t>
       </w:r>
       <w:r>
-        <w:t xml:space="preserve"> </w:t>
-      </w:r>
-      <w:r>
-        <w:t xml:space="preserve">would otherwise apply,</w:t>
-      </w:r>
-      <w:r>
-        <w:t xml:space="preserve"> </w:t>
-      </w:r>
-      <w:r>
-        <w:rPr>
-          <w:i/>
-          <w:iCs/>
-        </w:rPr>
-        <w:t xml:space="preserve">id.</w:t>
-      </w:r>
-      <w:r>
-        <w:t xml:space="preserve"> </w:t>
-      </w:r>
-      <w:r>
-        <w:t xml:space="preserve">at 717-718, so ATF would have prevailed even without clear congressional authorization. The Tenth Circuit similarly held that, although a different GCA provision unambiguously authorized ATF’s demand for information,</w:t>
+        <w:t xml:space="preserve">.</w:t>
+      </w:r>
+    </w:p>
+    <w:p>
+      <w:pPr>
+        <w:pStyle w:val="BodyText"/>
+      </w:pPr>
+      <w:r>
+        <w:t xml:space="preserve">This Court denied certiorari in</w:t>
+      </w:r>
+      <w:r>
+        <w:t xml:space="preserve"> </w:t>
+      </w:r>
+      <w:r>
+        <w:rPr>
+          <w:i/>
+          <w:iCs/>
+        </w:rPr>
+        <w:t xml:space="preserve">Guedes I</w:t>
+      </w:r>
+      <w:r>
+        <w:t xml:space="preserve">, after the preliminary injunction denial, but not without a comment from Justice Gorsuch criticizing</w:t>
       </w:r>
       <w:r>
         <w:t xml:space="preserve"> </w:t>
@@ -4548,321 +5332,13 @@
         <w:t xml:space="preserve">Chevron</w:t>
       </w:r>
       <w:r>
-        <w:t xml:space="preserve"> </w:t>
-      </w:r>
-      <w:r>
-        <w:t xml:space="preserve">would have saved the case for ATF even without it.</w:t>
-      </w:r>
-      <w:r>
-        <w:t xml:space="preserve"> </w:t>
-      </w:r>
-      <w:r>
-        <w:rPr>
-          <w:i/>
-          <w:iCs/>
-        </w:rPr>
-        <w:t xml:space="preserve">See Ron Peterson Firearms, LLC v. Jones</w:t>
-      </w:r>
-      <w:r>
-        <w:t xml:space="preserve">, 760 F.3d 1147, 1155 (10th Cir. 2014) (interpreting 18 U.S.C. § 923(g)(1)(A)).</w:t>
-      </w:r>
-    </w:p>
-    <w:p>
-      <w:pPr>
-        <w:pStyle w:val="BodyText"/>
-      </w:pPr>
-      <w:r>
-        <w:t xml:space="preserve">A prime example of courts allowing ATF to tack one way and then another concerns ATF’s regulation of bump stocks. Take</w:t>
-      </w:r>
-      <w:r>
-        <w:t xml:space="preserve"> </w:t>
-      </w:r>
-      <w:r>
-        <w:rPr>
-          <w:i/>
-          <w:iCs/>
-        </w:rPr>
-        <w:t xml:space="preserve">Guedes v. Bureau of Alcohol, Tobacco, Firearms and Explosives</w:t>
-      </w:r>
-      <w:r>
-        <w:t xml:space="preserve">, 920 F.3d 1 (D.C. Cir. 2019) (denying preliminary injunction) (</w:t>
-      </w:r>
-      <w:r>
-        <w:rPr>
-          <w:i/>
-          <w:iCs/>
-        </w:rPr>
-        <w:t xml:space="preserve">Guedes I</w:t>
-      </w:r>
-      <w:r>
-        <w:t xml:space="preserve">),</w:t>
-      </w:r>
-      <w:r>
-        <w:t xml:space="preserve"> </w:t>
-      </w:r>
-      <w:r>
-        <w:rPr>
-          <w:i/>
-          <w:iCs/>
-        </w:rPr>
-        <w:t xml:space="preserve">superseded by</w:t>
-      </w:r>
-      <w:r>
-        <w:t xml:space="preserve">, 45 F.4th 306 (D.C. Cir. 2022) (</w:t>
-      </w:r>
-      <w:r>
-        <w:rPr>
-          <w:i/>
-          <w:iCs/>
-        </w:rPr>
-        <w:t xml:space="preserve">Guedes II</w:t>
-      </w:r>
-      <w:r>
-        <w:t xml:space="preserve">) (final judgment),</w:t>
-      </w:r>
-      <w:r>
-        <w:t xml:space="preserve"> </w:t>
-      </w:r>
-      <w:r>
-        <w:rPr>
-          <w:i/>
-          <w:iCs/>
-        </w:rPr>
-        <w:t xml:space="preserve">reh’g denied</w:t>
-      </w:r>
-      <w:r>
-        <w:t xml:space="preserve">, 66 F.4th 1018 (D.C. Cir. 2023),</w:t>
-      </w:r>
-      <w:r>
-        <w:t xml:space="preserve"> </w:t>
-      </w:r>
-      <w:r>
-        <w:rPr>
-          <w:i/>
-          <w:iCs/>
-        </w:rPr>
-        <w:t xml:space="preserve">petition for cert. docketed</w:t>
-      </w:r>
-      <w:r>
-        <w:t xml:space="preserve">, No. 22-1222 (U.S. June 20, 2023), which concerns the bump stock rules, 83 Fed. Reg. 66,514. The D.C. Circuit followed this Court’s reasoning that, under</w:t>
-      </w:r>
-      <w:r>
-        <w:t xml:space="preserve"> </w:t>
-      </w:r>
-      <w:r>
-        <w:rPr>
-          <w:i/>
-          <w:iCs/>
-        </w:rPr>
-        <w:t xml:space="preserve">Chevron</w:t>
-      </w:r>
-      <w:r>
-        <w:t xml:space="preserve">, an “agency need not adopt * * * the best reading of the statute, but merely one that is permissible.”</w:t>
-      </w:r>
-      <w:r>
-        <w:t xml:space="preserve"> </w:t>
-      </w:r>
-      <w:r>
-        <w:rPr>
-          <w:i/>
-          <w:iCs/>
-        </w:rPr>
-        <w:t xml:space="preserve">Guedes I</w:t>
-      </w:r>
-      <w:r>
-        <w:t xml:space="preserve">, 920 F.3d at 17 (quoting</w:t>
-      </w:r>
-      <w:r>
-        <w:t xml:space="preserve"> </w:t>
-      </w:r>
-      <w:r>
-        <w:rPr>
-          <w:i/>
-          <w:iCs/>
-        </w:rPr>
-        <w:t xml:space="preserve">Dada v. Mukasey</w:t>
-      </w:r>
-      <w:r>
-        <w:t xml:space="preserve">, 554 U.S. 1, 29 n.1 (2008) (Scalia, J., dissenting));</w:t>
-      </w:r>
-      <w:r>
-        <w:t xml:space="preserve"> </w:t>
-      </w:r>
-      <w:r>
-        <w:rPr>
-          <w:i/>
-          <w:iCs/>
-        </w:rPr>
-        <w:t xml:space="preserve">id.</w:t>
-      </w:r>
-      <w:r>
-        <w:t xml:space="preserve"> </w:t>
-      </w:r>
-      <w:r>
-        <w:t xml:space="preserve">at 28 (quoting</w:t>
-      </w:r>
-      <w:r>
-        <w:t xml:space="preserve"> </w:t>
-      </w:r>
-      <w:r>
-        <w:rPr>
-          <w:i/>
-          <w:iCs/>
-        </w:rPr>
-        <w:t xml:space="preserve">Atlantic Mut. Ins. Co. v. Commissioner of Internal Revenue</w:t>
-      </w:r>
-      <w:r>
-        <w:t xml:space="preserve">, 523 U.S. 382, 389 (1998) (holding the test is “not whether [the agency’s interpretation is] the best interpretation, of the statute but whether it represents a reasonable one.”) (alteration in original)). The court applied</w:t>
-      </w:r>
-      <w:r>
-        <w:t xml:space="preserve"> </w:t>
-      </w:r>
-      <w:r>
-        <w:rPr>
-          <w:i/>
-          <w:iCs/>
-        </w:rPr>
-        <w:t xml:space="preserve">Chevron</w:t>
-      </w:r>
-      <w:r>
-        <w:t xml:space="preserve"> </w:t>
-      </w:r>
-      <w:r>
-        <w:t xml:space="preserve">deference and upheld the regulation.</w:t>
-      </w:r>
-      <w:r>
-        <w:t xml:space="preserve"> </w:t>
-      </w:r>
-      <w:r>
-        <w:rPr>
-          <w:i/>
-          <w:iCs/>
-        </w:rPr>
-        <w:t xml:space="preserve">Id.</w:t>
-      </w:r>
-      <w:r>
-        <w:t xml:space="preserve"> </w:t>
-      </w:r>
-      <w:r>
-        <w:t xml:space="preserve">at 29, 32. In</w:t>
-      </w:r>
-      <w:r>
-        <w:t xml:space="preserve"> </w:t>
-      </w:r>
-      <w:r>
-        <w:rPr>
-          <w:i/>
-          <w:iCs/>
-        </w:rPr>
-        <w:t xml:space="preserve">Guedes I</w:t>
-      </w:r>
-      <w:r>
-        <w:t xml:space="preserve">, the D.C. Circuit disregarded this Court’s instruction that “‘criminal laws are for courts, not for the Government, to construe.’” 920 F.3d at 23 (quoting</w:t>
-      </w:r>
-      <w:r>
-        <w:t xml:space="preserve"> </w:t>
-      </w:r>
-      <w:r>
-        <w:rPr>
-          <w:i/>
-          <w:iCs/>
-        </w:rPr>
-        <w:t xml:space="preserve">Abramski v. United States</w:t>
-      </w:r>
-      <w:r>
-        <w:t xml:space="preserve">, 573 U.S. 169, 191 (2014)).</w:t>
-      </w:r>
-      <w:r>
-        <w:rPr>
-          <w:rStyle w:val="FootnoteReference"/>
-        </w:rPr>
-        <w:footnoteReference w:id="11"/>
-      </w:r>
-      <w:r>
-        <w:t xml:space="preserve"> </w:t>
-      </w:r>
-      <w:r>
-        <w:rPr>
-          <w:i/>
-          <w:iCs/>
-        </w:rPr>
-        <w:t xml:space="preserve">See also United States v. Apel</w:t>
-      </w:r>
-      <w:r>
-        <w:t xml:space="preserve">, 571 U.S. 359, 369 (2014). The Court did so by taking a winding road of precedents that were plainly irrelevant because they predated</w:t>
-      </w:r>
-      <w:r>
-        <w:t xml:space="preserve"> </w:t>
-      </w:r>
-      <w:r>
-        <w:rPr>
-          <w:i/>
-          <w:iCs/>
-        </w:rPr>
-        <w:t xml:space="preserve">Abramski</w:t>
-      </w:r>
-      <w:r>
-        <w:t xml:space="preserve">.</w:t>
-      </w:r>
-      <w:r>
-        <w:t xml:space="preserve"> </w:t>
-      </w:r>
-      <w:r>
-        <w:rPr>
-          <w:i/>
-          <w:iCs/>
-        </w:rPr>
-        <w:t xml:space="preserve">See Guedes I</w:t>
-      </w:r>
-      <w:r>
-        <w:t xml:space="preserve">, 920 F.3d at 23-25. But such is the appeal of</w:t>
-      </w:r>
-      <w:r>
-        <w:t xml:space="preserve"> </w:t>
-      </w:r>
-      <w:r>
-        <w:rPr>
-          <w:i/>
-          <w:iCs/>
-        </w:rPr>
-        <w:t xml:space="preserve">Chevron</w:t>
-      </w:r>
-      <w:r>
-        <w:t xml:space="preserve">.</w:t>
-      </w:r>
-    </w:p>
-    <w:p>
-      <w:pPr>
-        <w:pStyle w:val="BodyText"/>
-      </w:pPr>
-      <w:r>
-        <w:t xml:space="preserve">This Court denied certiorari in</w:t>
-      </w:r>
-      <w:r>
-        <w:t xml:space="preserve"> </w:t>
-      </w:r>
-      <w:r>
-        <w:rPr>
-          <w:i/>
-          <w:iCs/>
-        </w:rPr>
-        <w:t xml:space="preserve">Guedes I</w:t>
-      </w:r>
-      <w:r>
-        <w:t xml:space="preserve">, after the preliminary injunction denial, but not without a comment from Justice Gorsuch criticizing</w:t>
-      </w:r>
-      <w:r>
-        <w:t xml:space="preserve"> </w:t>
-      </w:r>
-      <w:r>
-        <w:rPr>
-          <w:i/>
-          <w:iCs/>
-        </w:rPr>
-        <w:t xml:space="preserve">Chevron</w:t>
-      </w:r>
-      <w:r>
-        <w:t xml:space="preserve">’s applicability. 140 S. Ct. at 789-791 (GORSUCH, J., statement respecting the denial of certiorari). Upon final judgment, the panel concluded that the statute unambiguously favored the government and thus that</w:t>
+        <w:t xml:space="preserve">’s applicability. 140 S. Ct. at 789</w:t>
+      </w:r>
+      <w:r>
+        <w:noBreakHyphen/>
+      </w:r>
+      <w:r>
+        <w:t xml:space="preserve">791 (GORSUCH, J., statement respecting the denial of certiorari). Upon final judgment, the panel concluded that the statute unambiguously favored the government and thus that</w:t>
       </w:r>
       <w:r>
         <w:t xml:space="preserve"> </w:t>
@@ -4898,8 +5374,8 @@
       <w:pPr>
         <w:keepNext/>
         <w:keepLines/>
-        <w:spacing w:before="240" w:after="240" w:line="280" w:lineRule="exact"/>
-        <w:ind w:left="0" w:right="0" w:firstLine="0"/>
+        <w:spacing w:before="336" w:after="240" w:line="280" w:lineRule="exact"/>
+        <w:ind w:left="0" w:firstLine="0"/>
         <w:jc w:val="center"/>
       </w:pPr>
       <w:r>
@@ -4912,7 +5388,7 @@
     </w:p>
     <w:p>
       <w:pPr>
-        <w:pStyle w:val="BodyText"/>
+        <w:pStyle w:val="FirstParagraph"/>
       </w:pPr>
       <w:r>
         <w:t xml:space="preserve">The judgment of the Court of Appeals should be reversed.</w:t>
@@ -4923,7 +5399,7 @@
         <w:keepNext/>
         <w:keepLines/>
         <w:spacing w:before="280" w:after="0" w:line="280" w:lineRule="exact"/>
-        <w:ind w:left="0" w:right="0" w:firstLine="0"/>
+        <w:ind w:left="0" w:firstLine="0"/>
       </w:pPr>
       <w:r>
         <w:t xml:space="preserve">Respectfully submitted,</w:t>
@@ -4934,14 +5410,42 @@
         <w:keepNext/>
         <w:keepLines/>
         <w:spacing w:before="400" w:after="0" w:line="280" w:lineRule="exact"/>
-        <w:ind w:left="0" w:right="0" w:firstLine="0"/>
-      </w:pPr>
-      <w:r>
-        <w:rPr>
-          <w:b/>
-          <w:bCs/>
-        </w:rPr>
-        <w:t xml:space="preserve">H. CHRISTOPHER BARTOLOMUCCI</w:t>
+        <w:ind w:left="0" w:firstLine="0"/>
+      </w:pPr>
+      <w:r>
+        <w:rPr>
+          <w:b/>
+          <w:bCs/>
+        </w:rPr>
+        <w:t xml:space="preserve">H.</w:t>
+      </w:r>
+      <w:r>
+        <w:rPr>
+          <w:b/>
+          <w:bCs/>
+        </w:rPr>
+        <w:t xml:space="preserve"> </w:t>
+      </w:r>
+      <w:r>
+        <w:rPr>
+          <w:b/>
+          <w:bCs/>
+        </w:rPr>
+        <w:t xml:space="preserve">CHRISTOPHER</w:t>
+      </w:r>
+      <w:r>
+        <w:rPr>
+          <w:b/>
+          <w:bCs/>
+        </w:rPr>
+        <w:t xml:space="preserve"> </w:t>
+      </w:r>
+      <w:r>
+        <w:rPr>
+          <w:b/>
+          <w:bCs/>
+        </w:rPr>
+        <w:t xml:space="preserve">BARTOLOMUCCI</w:t>
       </w:r>
     </w:p>
     <w:p>
@@ -4949,7 +5453,7 @@
         <w:keepNext/>
         <w:keepLines/>
         <w:spacing w:before="0" w:after="0" w:line="280" w:lineRule="exact"/>
-        <w:ind w:left="0" w:right="0" w:firstLine="0"/>
+        <w:ind w:left="0" w:firstLine="0"/>
       </w:pPr>
       <w:r>
         <w:t xml:space="preserve">Counsel</w:t>
@@ -4972,7 +5476,7 @@
         <w:keepNext/>
         <w:keepLines/>
         <w:spacing w:before="0" w:after="0" w:line="280" w:lineRule="exact"/>
-        <w:ind w:left="0" w:right="0" w:firstLine="0"/>
+        <w:ind w:left="0" w:firstLine="0"/>
       </w:pPr>
       <w:r>
         <w:t xml:space="preserve">SCHAERR</w:t>
@@ -5001,7 +5505,7 @@
         <w:keepNext/>
         <w:keepLines/>
         <w:spacing w:before="0" w:after="0" w:line="280" w:lineRule="exact"/>
-        <w:ind w:left="0" w:right="0" w:firstLine="0"/>
+        <w:ind w:left="0" w:firstLine="0"/>
       </w:pPr>
       <w:r>
         <w:t xml:space="preserve">1717</w:t>
@@ -5042,7 +5546,7 @@
         <w:keepNext/>
         <w:keepLines/>
         <w:spacing w:before="0" w:after="0" w:line="280" w:lineRule="exact"/>
-        <w:ind w:left="0" w:right="0" w:firstLine="0"/>
+        <w:ind w:left="0" w:firstLine="0"/>
       </w:pPr>
       <w:r>
         <w:t xml:space="preserve">Washington,</w:t>
@@ -5065,7 +5569,7 @@
         <w:keepNext/>
         <w:keepLines/>
         <w:spacing w:before="0" w:after="0" w:line="280" w:lineRule="exact"/>
-        <w:ind w:left="0" w:right="0" w:firstLine="0"/>
+        <w:ind w:left="0" w:firstLine="0"/>
       </w:pPr>
       <w:r>
         <w:t xml:space="preserve">(202)</w:t>
@@ -5074,7 +5578,9 @@
         <w:t xml:space="preserve"> </w:t>
       </w:r>
       <w:r>
-        <w:t xml:space="preserve">787-1060</w:t>
+        <w:t xml:space="preserve">787</w:t>
+        <w:noBreakHyphen/>
+        <w:t xml:space="preserve">1060</w:t>
       </w:r>
     </w:p>
     <w:p>
@@ -5082,7 +5588,7 @@
         <w:keepNext/>
         <w:keepLines/>
         <w:spacing w:before="0" w:after="0" w:line="280" w:lineRule="exact"/>
-        <w:ind w:left="0" w:right="0" w:firstLine="0"/>
+        <w:ind w:left="0" w:firstLine="0"/>
       </w:pPr>
       <w:r>
         <w:t xml:space="preserve">cbartolomucci@schaerr-jaffe.com</w:t>
@@ -5092,7 +5598,7 @@
       <w:pPr>
         <w:keepLines/>
         <w:spacing w:before="160" w:after="0" w:line="280" w:lineRule="exact"/>
-        <w:ind w:left="0" w:right="0" w:firstLine="0"/>
+        <w:ind w:left="0" w:firstLine="0"/>
       </w:pPr>
       <w:r>
         <w:t xml:space="preserve">July</w:t>
@@ -5116,7 +5622,7 @@
         <w:sectPr>
           <w:footerReference w:type="default" r:id="rIdFtrPage"/>
           <w:pgSz w:w="8820" w:h="13320"/>
-          <w:pgMar w:top="1440" w:right="1440" w:bottom="1620" w:left="1440" w:header="0" w:footer="540" w:gutter="0"/>
+          <w:pgMar w:top="1440" w:right="1444" w:bottom="1620" w:left="1440" w:header="0" w:footer="540" w:gutter="0"/>
           <w:pgNumType w:fmt="decimal" w:start="1"/>
         </w:sectPr>
       </w:pPr>
@@ -5125,25 +5631,68 @@
       <w:pPr>
         <w:keepNext/>
         <w:keepLines/>
+        <w:spacing w:before="0" w:after="240" w:line="280" w:lineRule="exact"/>
+        <w:ind w:left="0" w:firstLine="0"/>
+        <w:jc w:val="center"/>
+      </w:pPr>
+      <w:r>
+        <w:rPr>
+          <w:b/>
+          <w:bCs/>
+        </w:rPr>
+        <w:t xml:space="preserve">CERTIFICATE OF COMPLIANCE</w:t>
+      </w:r>
+    </w:p>
+    <w:p>
+      <w:pPr>
         <w:spacing w:before="240" w:after="240" w:line="280" w:lineRule="exact"/>
-        <w:ind w:left="0" w:right="0" w:firstLine="0"/>
-        <w:jc w:val="center"/>
-      </w:pPr>
-      <w:r>
-        <w:rPr>
-          <w:b/>
-          <w:bCs/>
-        </w:rPr>
-        <w:t xml:space="preserve">CERTIFICATE OF COMPLIANCE</w:t>
-      </w:r>
-    </w:p>
-    <w:p>
-      <w:pPr>
-        <w:spacing w:before="0" w:after="240" w:line="280" w:lineRule="exact"/>
-        <w:ind w:left="0" w:right="0" w:firstLine="0"/>
+        <w:ind w:left="0" w:firstLine="0"/>
       </w:pPr>
       <w:r>
         <w:t xml:space="preserve">Pursuant to Rule 33.1(h), I certify that the attached brief complies with the word limitation of Rule 33.1(g). It contains 1,865 words, excluding the items listed in Rule 33.1(d). The limit for any other amicus curiae is 8,000 words.</w:t>
+      </w:r>
+    </w:p>
+    <w:p>
+      <w:pPr>
+        <w:keepNext/>
+        <w:keepLines/>
+        <w:spacing w:before="240" w:after="0" w:line="280" w:lineRule="exact"/>
+        <w:ind w:left="0" w:firstLine="0"/>
+      </w:pPr>
+      <w:r>
+        <w:rPr>
+          <w:b/>
+          <w:bCs/>
+        </w:rPr>
+        <w:t xml:space="preserve">H.</w:t>
+      </w:r>
+      <w:r>
+        <w:rPr>
+          <w:b/>
+          <w:bCs/>
+        </w:rPr>
+        <w:t xml:space="preserve"> </w:t>
+      </w:r>
+      <w:r>
+        <w:rPr>
+          <w:b/>
+          <w:bCs/>
+        </w:rPr>
+        <w:t xml:space="preserve">CHRISTOPHER</w:t>
+      </w:r>
+      <w:r>
+        <w:rPr>
+          <w:b/>
+          <w:bCs/>
+        </w:rPr>
+        <w:t xml:space="preserve"> </w:t>
+      </w:r>
+      <w:r>
+        <w:rPr>
+          <w:b/>
+          <w:bCs/>
+        </w:rPr>
+        <w:t xml:space="preserve">BARTOLOMUCCI</w:t>
       </w:r>
     </w:p>
     <w:p>
@@ -5151,14 +5700,22 @@
         <w:keepNext/>
         <w:keepLines/>
         <w:spacing w:before="0" w:after="0" w:line="280" w:lineRule="exact"/>
-        <w:ind w:left="0" w:right="0" w:firstLine="0"/>
-      </w:pPr>
-      <w:r>
-        <w:rPr>
-          <w:b/>
-          <w:bCs/>
-        </w:rPr>
-        <w:t xml:space="preserve">H. CHRISTOPHER BARTOLOMUCCI</w:t>
+        <w:ind w:left="0" w:firstLine="0"/>
+      </w:pPr>
+      <w:r>
+        <w:t xml:space="preserve">Counsel</w:t>
+      </w:r>
+      <w:r>
+        <w:t xml:space="preserve"> </w:t>
+      </w:r>
+      <w:r>
+        <w:t xml:space="preserve">of</w:t>
+      </w:r>
+      <w:r>
+        <w:t xml:space="preserve"> </w:t>
+      </w:r>
+      <w:r>
+        <w:t xml:space="preserve">Record</w:t>
       </w:r>
     </w:p>
     <w:p>
@@ -5166,22 +5723,28 @@
         <w:keepNext/>
         <w:keepLines/>
         <w:spacing w:before="0" w:after="0" w:line="280" w:lineRule="exact"/>
-        <w:ind w:left="0" w:right="0" w:firstLine="0"/>
-      </w:pPr>
-      <w:r>
-        <w:t xml:space="preserve">Counsel</w:t>
-      </w:r>
-      <w:r>
-        <w:t xml:space="preserve"> </w:t>
-      </w:r>
-      <w:r>
-        <w:t xml:space="preserve">of</w:t>
-      </w:r>
-      <w:r>
-        <w:t xml:space="preserve"> </w:t>
-      </w:r>
-      <w:r>
-        <w:t xml:space="preserve">Record</w:t>
+        <w:ind w:left="0" w:firstLine="0"/>
+      </w:pPr>
+      <w:r>
+        <w:t xml:space="preserve">SCHAERR</w:t>
+      </w:r>
+      <w:r>
+        <w:t xml:space="preserve"> </w:t>
+      </w:r>
+      <w:r>
+        <w:t xml:space="preserve">|</w:t>
+      </w:r>
+      <w:r>
+        <w:t xml:space="preserve"> </w:t>
+      </w:r>
+      <w:r>
+        <w:t xml:space="preserve">JAFFE</w:t>
+      </w:r>
+      <w:r>
+        <w:t xml:space="preserve"> </w:t>
+      </w:r>
+      <w:r>
+        <w:t xml:space="preserve">LLP</w:t>
       </w:r>
     </w:p>
     <w:p>
@@ -5189,28 +5752,40 @@
         <w:keepNext/>
         <w:keepLines/>
         <w:spacing w:before="0" w:after="0" w:line="280" w:lineRule="exact"/>
-        <w:ind w:left="0" w:right="0" w:firstLine="0"/>
-      </w:pPr>
-      <w:r>
-        <w:t xml:space="preserve">SCHAERR</w:t>
-      </w:r>
-      <w:r>
-        <w:t xml:space="preserve"> </w:t>
-      </w:r>
-      <w:r>
-        <w:t xml:space="preserve">|</w:t>
-      </w:r>
-      <w:r>
-        <w:t xml:space="preserve"> </w:t>
-      </w:r>
-      <w:r>
-        <w:t xml:space="preserve">JAFFE</w:t>
-      </w:r>
-      <w:r>
-        <w:t xml:space="preserve"> </w:t>
-      </w:r>
-      <w:r>
-        <w:t xml:space="preserve">LLP</w:t>
+        <w:ind w:left="0" w:firstLine="0"/>
+      </w:pPr>
+      <w:r>
+        <w:t xml:space="preserve">1717</w:t>
+      </w:r>
+      <w:r>
+        <w:t xml:space="preserve"> </w:t>
+      </w:r>
+      <w:r>
+        <w:t xml:space="preserve">K</w:t>
+      </w:r>
+      <w:r>
+        <w:t xml:space="preserve"> </w:t>
+      </w:r>
+      <w:r>
+        <w:t xml:space="preserve">Street</w:t>
+      </w:r>
+      <w:r>
+        <w:t xml:space="preserve"> </w:t>
+      </w:r>
+      <w:r>
+        <w:t xml:space="preserve">NW,</w:t>
+      </w:r>
+      <w:r>
+        <w:t xml:space="preserve"> </w:t>
+      </w:r>
+      <w:r>
+        <w:t xml:space="preserve">Suite</w:t>
+      </w:r>
+      <w:r>
+        <w:t xml:space="preserve"> </w:t>
+      </w:r>
+      <w:r>
+        <w:t xml:space="preserve">900</w:t>
       </w:r>
     </w:p>
     <w:p>
@@ -5218,40 +5793,22 @@
         <w:keepNext/>
         <w:keepLines/>
         <w:spacing w:before="0" w:after="0" w:line="280" w:lineRule="exact"/>
-        <w:ind w:left="0" w:right="0" w:firstLine="0"/>
-      </w:pPr>
-      <w:r>
-        <w:t xml:space="preserve">1717</w:t>
-      </w:r>
-      <w:r>
-        <w:t xml:space="preserve"> </w:t>
-      </w:r>
-      <w:r>
-        <w:t xml:space="preserve">K</w:t>
-      </w:r>
-      <w:r>
-        <w:t xml:space="preserve"> </w:t>
-      </w:r>
-      <w:r>
-        <w:t xml:space="preserve">Street</w:t>
-      </w:r>
-      <w:r>
-        <w:t xml:space="preserve"> </w:t>
-      </w:r>
-      <w:r>
-        <w:t xml:space="preserve">NW,</w:t>
-      </w:r>
-      <w:r>
-        <w:t xml:space="preserve"> </w:t>
-      </w:r>
-      <w:r>
-        <w:t xml:space="preserve">Suite</w:t>
-      </w:r>
-      <w:r>
-        <w:t xml:space="preserve"> </w:t>
-      </w:r>
-      <w:r>
-        <w:t xml:space="preserve">900</w:t>
+        <w:ind w:left="0" w:firstLine="0"/>
+      </w:pPr>
+      <w:r>
+        <w:t xml:space="preserve">Washington,</w:t>
+      </w:r>
+      <w:r>
+        <w:t xml:space="preserve"> </w:t>
+      </w:r>
+      <w:r>
+        <w:t xml:space="preserve">DC</w:t>
+      </w:r>
+      <w:r>
+        <w:t xml:space="preserve"> </w:t>
+      </w:r>
+      <w:r>
+        <w:t xml:space="preserve">20006</w:t>
       </w:r>
     </w:p>
     <w:p>
@@ -5259,22 +5816,18 @@
         <w:keepNext/>
         <w:keepLines/>
         <w:spacing w:before="0" w:after="0" w:line="280" w:lineRule="exact"/>
-        <w:ind w:left="0" w:right="0" w:firstLine="0"/>
-      </w:pPr>
-      <w:r>
-        <w:t xml:space="preserve">Washington,</w:t>
-      </w:r>
-      <w:r>
-        <w:t xml:space="preserve"> </w:t>
-      </w:r>
-      <w:r>
-        <w:t xml:space="preserve">DC</w:t>
-      </w:r>
-      <w:r>
-        <w:t xml:space="preserve"> </w:t>
-      </w:r>
-      <w:r>
-        <w:t xml:space="preserve">20006</w:t>
+        <w:ind w:left="0" w:firstLine="0"/>
+      </w:pPr>
+      <w:r>
+        <w:t xml:space="preserve">(202)</w:t>
+      </w:r>
+      <w:r>
+        <w:t xml:space="preserve"> </w:t>
+      </w:r>
+      <w:r>
+        <w:t xml:space="preserve">787</w:t>
+        <w:noBreakHyphen/>
+        <w:t xml:space="preserve">1060</w:t>
       </w:r>
     </w:p>
     <w:p>
@@ -5282,24 +5835,7 @@
         <w:keepNext/>
         <w:keepLines/>
         <w:spacing w:before="0" w:after="0" w:line="280" w:lineRule="exact"/>
-        <w:ind w:left="0" w:right="0" w:firstLine="0"/>
-      </w:pPr>
-      <w:r>
-        <w:t xml:space="preserve">(202)</w:t>
-      </w:r>
-      <w:r>
-        <w:t xml:space="preserve"> </w:t>
-      </w:r>
-      <w:r>
-        <w:t xml:space="preserve">787-1060</w:t>
-      </w:r>
-    </w:p>
-    <w:p>
-      <w:pPr>
-        <w:keepNext/>
-        <w:keepLines/>
-        <w:spacing w:before="0" w:after="0" w:line="280" w:lineRule="exact"/>
-        <w:ind w:left="0" w:right="0" w:firstLine="0"/>
+        <w:ind w:left="0" w:firstLine="0"/>
       </w:pPr>
       <w:r>
         <w:t xml:space="preserve">cbartolomucci@schaerr-jaffe.com</w:t>
@@ -5309,7 +5845,7 @@
       <w:pPr>
         <w:keepLines/>
         <w:spacing w:before="160" w:after="0" w:line="280" w:lineRule="exact"/>
-        <w:ind w:left="0" w:right="0" w:firstLine="0"/>
+        <w:ind w:left="0" w:firstLine="0"/>
       </w:pPr>
       <w:r>
         <w:t xml:space="preserve">July</w:t>
@@ -5330,7 +5866,7 @@
     <w:sectPr>
       <w:footerReference w:type="default" r:id="rIdFtrNone"/>
       <w:pgSz w:w="8820" w:h="13320"/>
-      <w:pgMar w:top="1440" w:right="1440" w:bottom="1620" w:left="1440" w:header="0" w:footer="540" w:gutter="0"/>
+      <w:pgMar w:top="1440" w:right="1444" w:bottom="1620" w:left="1440" w:header="0" w:footer="540" w:gutter="0"/>
     </w:sectPr>
   </w:body>
 </w:document>
@@ -5340,6 +5876,31 @@
 <w:comments xmlns:w="http://schemas.openxmlformats.org/wordprocessingml/2006/main" xmlns:m="http://schemas.openxmlformats.org/officeDocument/2006/math" xmlns:r="http://schemas.openxmlformats.org/officeDocument/2006/relationships" xmlns:o="urn:schemas-microsoft-com:office:office" xmlns:v="urn:schemas-microsoft-com:vml" xmlns:w10="urn:schemas-microsoft-com:office:word" xmlns:a="http://schemas.openxmlformats.org/drawingml/2006/main" xmlns:pic="http://schemas.openxmlformats.org/drawingml/2006/picture" xmlns:wp="http://schemas.openxmlformats.org/drawingml/2006/wordprocessingDrawing"/>
 </file>
 
+<file path=word/footer1.xml><?xml version="1.0" encoding="utf-8"?>
+<w:ftr xmlns:w="http://schemas.openxmlformats.org/wordprocessingml/2006/main" xmlns:r="http://schemas.openxmlformats.org/officeDocument/2006/relationships">
+  <w:p>
+    <w:pPr>
+      <w:jc w:val="center"/>
+    </w:pPr>
+    <w:r>
+      <w:fldChar w:fldCharType="begin"/>
+    </w:r>
+    <w:r>
+      <w:instrText xml:space="preserve"> PAGE </w:instrText>
+    </w:r>
+    <w:r>
+      <w:fldChar w:fldCharType="separate"/>
+    </w:r>
+    <w:r>
+      <w:t>1</w:t>
+    </w:r>
+    <w:r>
+      <w:fldChar w:fldCharType="end"/>
+    </w:r>
+  </w:p>
+</w:ftr>
+</file>
+
 <file path=word/footnotes.xml><?xml version="1.0" encoding="utf-8"?>
 <w:footnotes xmlns:w="http://schemas.openxmlformats.org/wordprocessingml/2006/main" xmlns:m="http://schemas.openxmlformats.org/officeDocument/2006/math" xmlns:r="http://schemas.openxmlformats.org/officeDocument/2006/relationships" xmlns:o="urn:schemas-microsoft-com:office:office" xmlns:v="urn:schemas-microsoft-com:vml" xmlns:w10="urn:schemas-microsoft-com:office:word" xmlns:a="http://schemas.openxmlformats.org/drawingml/2006/main" xmlns:pic="http://schemas.openxmlformats.org/drawingml/2006/picture" xmlns:wp="http://schemas.openxmlformats.org/drawingml/2006/wordprocessingDrawing">
   <w:footnote w:type="continuationSeparator" w:id="0">
@@ -5403,7 +5964,13 @@
         <w:t xml:space="preserve">The American Tradition of Self-Made Arms</w:t>
       </w:r>
       <w:r>
-        <w:t xml:space="preserve">, 54 St. Mary’s L. J. 35, 45-71 (2023);</w:t>
+        <w:t xml:space="preserve">, 54 St. Mary’s L. J. 35, 45</w:t>
+      </w:r>
+      <w:r>
+        <w:noBreakHyphen/>
+      </w:r>
+      <w:r>
+        <w:t xml:space="preserve">71 (2023);</w:t>
       </w:r>
       <w:r>
         <w:t xml:space="preserve"> </w:t>
@@ -5635,7 +6202,7 @@
 </file>
 
 <file path=word/styles.xml><?xml version="1.0" encoding="utf-8"?>
-<w:styles xmlns:r="http://schemas.openxmlformats.org/officeDocument/2006/relationships" xmlns:w="http://schemas.openxmlformats.org/wordprocessingml/2006/main">
+<w:styles xmlns:mc="http://schemas.openxmlformats.org/markup-compatibility/2006" xmlns:w14="http://schemas.microsoft.com/office/word/2010/wordml" xmlns:r="http://schemas.openxmlformats.org/officeDocument/2006/relationships" xmlns:w="http://schemas.openxmlformats.org/wordprocessingml/2006/main" mc:Ignorable="w14">
   <w:docDefaults>
     <w:rPrDefault>
       <w:rPr>
@@ -5643,11 +6210,13 @@
         <w:sz w:val="24"/>
         <w:szCs w:val="24"/>
         <w:lang w:val="en-US" w:eastAsia="zh-CN" w:bidi="ar-SA"/>
+        <w14:ligatures w14:val="none"/>
       </w:rPr>
     </w:rPrDefault>
     <w:pPrDefault>
       <w:pPr>
-        <w:spacing w:after="0" w:line="280" w:lineRule="exact"/>
+        <w:widowControl/>
+        <w:spacing w:after="0"/>
       </w:pPr>
     </w:pPrDefault>
   </w:docDefaults>
@@ -5671,6 +6240,9 @@
     <w:basedOn w:val="BodyText"/>
     <w:next w:val="BodyText"/>
     <w:qFormat/>
+    <w:pPr>
+      <w:ind w:firstLine="0"/>
+    </w:pPr>
   </w:style>
   <w:style w:type="paragraph" w:customStyle="1" w:styleId="Compact">
     <w:name w:val="Compact"/>
@@ -5694,7 +6266,7 @@
       <w:jc w:val="center"/>
     </w:pPr>
     <w:rPr>
-      <w:rFonts w:ascii="TeX Gyre Schola" w:eastAsiaTheme="majorEastAsia" w:hAnsi="TeX Gyre Schola" w:cstheme="majorBidi"/>
+      <w:rFonts w:asciiTheme="majorHAnsi" w:eastAsiaTheme="majorEastAsia" w:hAnsiTheme="majorHAnsi" w:cstheme="majorBidi"/>
       <w:sz w:val="56"/>
       <w:szCs w:val="56"/>
     </w:rPr>
@@ -5706,7 +6278,7 @@
     <w:uiPriority w:val="10"/>
     <w:rsid w:val="00A10FD9"/>
     <w:rPr>
-      <w:rFonts w:ascii="TeX Gyre Schola" w:eastAsiaTheme="majorEastAsia" w:hAnsi="TeX Gyre Schola" w:cstheme="majorBidi"/>
+      <w:rFonts w:asciiTheme="majorHAnsi" w:eastAsiaTheme="majorEastAsia" w:hAnsiTheme="majorHAnsi" w:cstheme="majorBidi"/>
       <w:sz w:val="56"/>
       <w:szCs w:val="56"/>
     </w:rPr>
@@ -5824,14 +6396,19 @@
     <w:pPr>
       <w:keepNext/>
       <w:keepLines/>
-      <w:spacing w:before="360" w:after="80"/>
+      <w:spacing w:before="240" w:after="120" w:line="280" w:lineRule="exact"/>
+      <w:ind w:firstLine="0"/>
+      <w:jc w:val="center"/>
       <w:outlineLvl w:val="0"/>
     </w:pPr>
     <w:rPr>
-      <w:rFonts w:ascii="TeX Gyre Schola" w:eastAsiaTheme="majorEastAsia" w:hAnsi="TeX Gyre Schola" w:cstheme="majorBidi"/>
-      <w:color w:val="0F4761" w:themeColor="accent1" w:themeShade="BF"/>
-      <w:sz w:val="40"/>
-      <w:szCs w:val="40"/>
+      <w:rFonts w:ascii="TeX Gyre Schola" w:hAnsi="TeX Gyre Schola" w:eastAsia="TeX Gyre Schola" w:cs="TeX Gyre Schola"/>
+      <w:b/>
+      <w:bCs/>
+      <w:caps/>
+      <w:color w:val="000000"/>
+      <w:sz w:val="24"/>
+      <w:szCs w:val="24"/>
     </w:rPr>
   </w:style>
   <w:style w:type="paragraph" w:styleId="Heading2">
@@ -5847,14 +6424,17 @@
     <w:pPr>
       <w:keepNext/>
       <w:keepLines/>
-      <w:spacing w:before="160" w:after="80"/>
+      <w:spacing w:before="240" w:after="120" w:line="280" w:lineRule="exact"/>
+      <w:ind w:firstLine="0"/>
       <w:outlineLvl w:val="1"/>
     </w:pPr>
     <w:rPr>
-      <w:rFonts w:ascii="TeX Gyre Schola" w:eastAsiaTheme="majorEastAsia" w:hAnsi="TeX Gyre Schola" w:cstheme="majorBidi"/>
-      <w:color w:val="0F4761" w:themeColor="accent1" w:themeShade="BF"/>
-      <w:sz w:val="32"/>
-      <w:szCs w:val="32"/>
+      <w:rFonts w:ascii="TeX Gyre Schola" w:hAnsi="TeX Gyre Schola" w:eastAsia="TeX Gyre Schola" w:cs="TeX Gyre Schola"/>
+      <w:b/>
+      <w:bCs/>
+      <w:color w:val="000000"/>
+      <w:sz w:val="24"/>
+      <w:szCs w:val="24"/>
     </w:rPr>
   </w:style>
   <w:style w:type="paragraph" w:styleId="Heading3">
@@ -5870,14 +6450,17 @@
     <w:pPr>
       <w:keepNext/>
       <w:keepLines/>
-      <w:spacing w:before="160" w:after="80"/>
+      <w:spacing w:before="240" w:after="120" w:line="280" w:lineRule="exact"/>
+      <w:ind w:firstLine="0"/>
       <w:outlineLvl w:val="2"/>
     </w:pPr>
     <w:rPr>
-      <w:rFonts w:eastAsiaTheme="majorEastAsia" w:cstheme="majorBidi"/>
-      <w:color w:val="0F4761" w:themeColor="accent1" w:themeShade="BF"/>
-      <w:sz w:val="28"/>
-      <w:szCs w:val="28"/>
+      <w:rFonts w:ascii="TeX Gyre Schola" w:hAnsi="TeX Gyre Schola" w:eastAsia="TeX Gyre Schola" w:cs="TeX Gyre Schola"/>
+      <w:b/>
+      <w:bCs/>
+      <w:color w:val="000000"/>
+      <w:sz w:val="24"/>
+      <w:szCs w:val="24"/>
     </w:rPr>
   </w:style>
   <w:style w:type="paragraph" w:styleId="Heading4">
@@ -5893,14 +6476,18 @@
     <w:pPr>
       <w:keepNext/>
       <w:keepLines/>
-      <w:spacing w:before="80" w:after="40"/>
+      <w:spacing w:before="240" w:after="120" w:line="280" w:lineRule="exact"/>
+      <w:ind w:firstLine="0"/>
       <w:outlineLvl w:val="3"/>
     </w:pPr>
     <w:rPr>
-      <w:rFonts w:eastAsiaTheme="majorEastAsia" w:cstheme="majorBidi"/>
+      <w:rFonts w:ascii="TeX Gyre Schola" w:hAnsi="TeX Gyre Schola" w:eastAsia="TeX Gyre Schola" w:cs="TeX Gyre Schola"/>
+      <w:b/>
+      <w:bCs/>
       <w:i/>
-      <w:iCs/>
-      <w:color w:val="0F4761" w:themeColor="accent1" w:themeShade="BF"/>
+      <w:color w:val="000000"/>
+      <w:sz w:val="24"/>
+      <w:szCs w:val="24"/>
     </w:rPr>
   </w:style>
   <w:style w:type="paragraph" w:styleId="Heading5">
@@ -5916,12 +6503,18 @@
     <w:pPr>
       <w:keepNext/>
       <w:keepLines/>
-      <w:spacing w:before="80" w:after="40"/>
+      <w:spacing w:before="240" w:after="120" w:line="280" w:lineRule="exact"/>
+      <w:ind w:firstLine="0"/>
       <w:outlineLvl w:val="4"/>
     </w:pPr>
     <w:rPr>
-      <w:rFonts w:eastAsiaTheme="majorEastAsia" w:cstheme="majorBidi"/>
-      <w:color w:val="0F4761" w:themeColor="accent1" w:themeShade="BF"/>
+      <w:rFonts w:ascii="TeX Gyre Schola" w:hAnsi="TeX Gyre Schola" w:eastAsia="TeX Gyre Schola" w:cs="TeX Gyre Schola"/>
+      <w:b/>
+      <w:bCs/>
+      <w:i/>
+      <w:color w:val="000000"/>
+      <w:sz w:val="24"/>
+      <w:szCs w:val="24"/>
     </w:rPr>
   </w:style>
   <w:style w:type="paragraph" w:styleId="Heading6">
@@ -6019,7 +6612,7 @@
     <w:uiPriority w:val="9"/>
     <w:rsid w:val="00A10FD9"/>
     <w:rPr>
-      <w:rFonts w:ascii="TeX Gyre Schola" w:eastAsiaTheme="majorEastAsia" w:hAnsi="TeX Gyre Schola" w:cstheme="majorBidi"/>
+      <w:rFonts w:asciiTheme="majorHAnsi" w:eastAsiaTheme="majorEastAsia" w:hAnsiTheme="majorHAnsi" w:cstheme="majorBidi"/>
       <w:color w:val="0F4761" w:themeColor="accent1" w:themeShade="BF"/>
       <w:sz w:val="40"/>
       <w:szCs w:val="40"/>
@@ -6033,7 +6626,7 @@
     <w:semiHidden/>
     <w:rsid w:val="00A10FD9"/>
     <w:rPr>
-      <w:rFonts w:ascii="TeX Gyre Schola" w:eastAsiaTheme="majorEastAsia" w:hAnsi="TeX Gyre Schola" w:cstheme="majorBidi"/>
+      <w:rFonts w:asciiTheme="majorHAnsi" w:eastAsiaTheme="majorEastAsia" w:hAnsiTheme="majorHAnsi" w:cstheme="majorBidi"/>
       <w:color w:val="0F4761" w:themeColor="accent1" w:themeShade="BF"/>
       <w:sz w:val="32"/>
       <w:szCs w:val="32"/>
@@ -6131,6 +6724,15 @@
       <w:color w:val="272727" w:themeColor="text1" w:themeTint="D8"/>
     </w:rPr>
   </w:style>
+  <w:style w:type="paragraph" w:customStyle="1" w:styleId="ListItem">
+    <w:name w:val="List Item"/>
+    <w:basedOn w:val="BodyText"/>
+    <w:qFormat/>
+    <w:pPr>
+      <w:spacing w:before="0" w:after="0" w:line="280" w:lineRule="exact"/>
+      <w:ind w:left="576" w:hanging="576"/>
+    </w:pPr>
+  </w:style>
   <w:style w:type="paragraph" w:styleId="BlockText">
     <w:name w:val="Block Text"/>
     <w:basedOn w:val="BodyText"/>
@@ -6139,24 +6741,25 @@
     <w:unhideWhenUsed/>
     <w:qFormat/>
     <w:pPr>
-      <w:spacing w:before="100" w:after="100"/>
-      <w:ind w:firstLine="0" w:left="480" w:right="480"/>
+      <w:spacing w:before="240" w:after="240" w:line="280" w:lineRule="exact"/>
+      <w:ind w:firstLine="0" w:left="576" w:right="576"/>
     </w:pPr>
   </w:style>
   <w:style w:type="paragraph" w:styleId="FootnoteText">
     <w:name w:val="Footnote Text"/>
     <w:basedOn w:val="Normal"/>
+    <w:next w:val="FootnoteText"/>
+    <w:uiPriority w:val="9"/>
+    <w:unhideWhenUsed/>
+    <w:qFormat/>
     <w:pPr>
-      <w:spacing w:before="0" w:after="0" w:line="240" w:lineRule="exact"/>
+      <w:keepLines/>
+      <w:spacing w:before="0" w:after="120" w:line="240" w:lineRule="exact"/>
     </w:pPr>
     <w:rPr>
       <w:sz w:val="20"/>
       <w:szCs w:val="20"/>
     </w:rPr>
-    <w:next w:val="FootnoteText"/>
-    <w:uiPriority w:val="9"/>
-    <w:unhideWhenUsed/>
-    <w:qFormat/>
   </w:style>
   <w:style w:type="paragraph" w:styleId="FootnoteBlockText">
     <w:name w:val="Footnote Block Text"/>
@@ -6166,8 +6769,8 @@
     <w:unhideWhenUsed/>
     <w:qFormat/>
     <w:pPr>
-      <w:spacing w:before="100" w:after="100"/>
-      <w:ind w:firstLine="0" w:left="480" w:right="480"/>
+      <w:spacing w:before="240" w:after="240"/>
+      <w:ind w:firstLine="0" w:left="576" w:right="576"/>
     </w:pPr>
   </w:style>
   <w:style w:type="character" w:default="1" w:styleId="DefaultParagraphFont">
@@ -6275,7 +6878,7 @@
     <w:name w:val="Hyperlink"/>
     <w:basedOn w:val="BodyTextChar"/>
     <w:rPr>
-      <w:color w:val="4F81BD" w:themeColor="accent1"/>
+      <w:color w:val="000000"/>
     </w:rPr>
   </w:style>
   <w:style w:type="paragraph" w:styleId="TOCHeading">
@@ -6290,7 +6893,7 @@
       <w:outlineLvl w:val="9"/>
     </w:pPr>
     <w:rPr>
-      <w:rFonts w:ascii="TeX Gyre Schola" w:eastAsiaTheme="majorEastAsia" w:hAnsi="TeX Gyre Schola" w:cstheme="majorBidi"/>
+      <w:rFonts w:asciiTheme="majorHAnsi" w:eastAsiaTheme="majorEastAsia" w:hAnsiTheme="majorHAnsi" w:cstheme="majorBidi"/>
       <w:b w:val="0"/>
       <w:bCs w:val="0"/>
       <w:color w:val="365F91" w:themeColor="accent1" w:themeShade="BF"/>

--- a/courts/supreme-court-of-the-united-states/amicus-brief/usage/OUTPUT-amicus-brief.docx
+++ b/courts/supreme-court-of-the-united-states/amicus-brief/usage/OUTPUT-amicus-brief.docx
@@ -485,7 +485,7 @@
     </w:p>
     <w:p>
       <w:pPr>
-        <w:framePr w:wrap="notBeside" w:vAnchor="margin" w:hAnchor="margin" w:xAlign="center" w:yAlign="bottom" w:w="5936"/>
+        <w:framePr w:wrap="notBeside" w:vAnchor="margin" w:hAnchor="margin" w:xAlign="center" w:yAlign="bottom" w:w="5937"/>
         <w:spacing w:before="0" w:after="0" w:line="280" w:lineRule="exact"/>
         <w:ind w:left="0" w:firstLine="0"/>
         <w:jc w:val="center"/>
@@ -508,7 +508,7 @@
     </w:p>
     <w:p>
       <w:pPr>
-        <w:framePr w:wrap="notBeside" w:vAnchor="margin" w:hAnchor="margin" w:xAlign="center" w:yAlign="bottom" w:w="5936"/>
+        <w:framePr w:wrap="notBeside" w:vAnchor="margin" w:hAnchor="margin" w:xAlign="center" w:yAlign="bottom" w:w="5937"/>
         <w:spacing w:before="0" w:after="0" w:line="280" w:lineRule="exact"/>
         <w:ind w:left="0" w:firstLine="0"/>
         <w:jc w:val="center"/>
@@ -551,7 +551,7 @@
     </w:p>
     <w:p>
       <w:pPr>
-        <w:framePr w:wrap="notBeside" w:vAnchor="margin" w:hAnchor="margin" w:xAlign="center" w:yAlign="bottom" w:w="5936"/>
+        <w:framePr w:wrap="notBeside" w:vAnchor="margin" w:hAnchor="margin" w:xAlign="center" w:yAlign="bottom" w:w="5937"/>
         <w:spacing w:before="0" w:after="0" w:line="280" w:lineRule="exact"/>
         <w:ind w:left="0" w:firstLine="0"/>
         <w:jc w:val="center"/>
@@ -580,7 +580,7 @@
     </w:p>
     <w:p>
       <w:pPr>
-        <w:framePr w:wrap="notBeside" w:vAnchor="margin" w:hAnchor="margin" w:xAlign="center" w:yAlign="bottom" w:w="5936"/>
+        <w:framePr w:wrap="notBeside" w:vAnchor="margin" w:hAnchor="margin" w:xAlign="center" w:yAlign="bottom" w:w="5937"/>
         <w:spacing w:before="0" w:after="0" w:line="280" w:lineRule="exact"/>
         <w:ind w:left="0" w:firstLine="0"/>
         <w:jc w:val="center"/>
@@ -621,7 +621,7 @@
     </w:p>
     <w:p>
       <w:pPr>
-        <w:framePr w:wrap="notBeside" w:vAnchor="margin" w:hAnchor="margin" w:xAlign="center" w:yAlign="bottom" w:w="5936"/>
+        <w:framePr w:wrap="notBeside" w:vAnchor="margin" w:hAnchor="margin" w:xAlign="center" w:yAlign="bottom" w:w="5937"/>
         <w:spacing w:before="0" w:after="0" w:line="280" w:lineRule="exact"/>
         <w:ind w:left="0" w:firstLine="0"/>
         <w:jc w:val="center"/>
@@ -644,7 +644,7 @@
     </w:p>
     <w:p>
       <w:pPr>
-        <w:framePr w:wrap="notBeside" w:vAnchor="margin" w:hAnchor="margin" w:xAlign="center" w:yAlign="bottom" w:w="5936"/>
+        <w:framePr w:wrap="notBeside" w:vAnchor="margin" w:hAnchor="margin" w:xAlign="center" w:yAlign="bottom" w:w="5937"/>
         <w:spacing w:before="0" w:after="0" w:line="280" w:lineRule="exact"/>
         <w:ind w:left="0" w:firstLine="0"/>
         <w:jc w:val="center"/>
@@ -655,7 +655,7 @@
     </w:p>
     <w:p>
       <w:pPr>
-        <w:framePr w:wrap="notBeside" w:vAnchor="margin" w:hAnchor="margin" w:xAlign="center" w:yAlign="bottom" w:w="5936"/>
+        <w:framePr w:wrap="notBeside" w:vAnchor="margin" w:hAnchor="margin" w:xAlign="center" w:yAlign="bottom" w:w="5937"/>
         <w:spacing w:before="0" w:after="0" w:line="280" w:lineRule="exact"/>
         <w:ind w:left="0" w:firstLine="0"/>
         <w:jc w:val="center"/>
@@ -674,7 +674,7 @@
     </w:p>
     <w:p>
       <w:pPr>
-        <w:framePr w:wrap="notBeside" w:vAnchor="margin" w:hAnchor="margin" w:xAlign="center" w:yAlign="bottom" w:w="5936"/>
+        <w:framePr w:wrap="notBeside" w:vAnchor="margin" w:hAnchor="margin" w:xAlign="center" w:yAlign="bottom" w:w="5937"/>
         <w:spacing w:before="240" w:after="0" w:line="280" w:lineRule="exact"/>
         <w:ind w:left="0" w:firstLine="0"/>
         <w:jc w:val="center"/>
@@ -697,7 +697,7 @@
     </w:p>
     <w:p>
       <w:pPr>
-        <w:framePr w:wrap="notBeside" w:vAnchor="margin" w:hAnchor="margin" w:xAlign="center" w:yAlign="bottom" w:w="5936"/>
+        <w:framePr w:wrap="notBeside" w:vAnchor="margin" w:hAnchor="margin" w:xAlign="center" w:yAlign="bottom" w:w="5937"/>
         <w:spacing w:before="0" w:after="0" w:line="280" w:lineRule="exact"/>
         <w:ind w:left="0" w:firstLine="0"/>
         <w:jc w:val="center"/>
@@ -720,7 +720,7 @@
     </w:p>
     <w:p>
       <w:pPr>
-        <w:framePr w:wrap="notBeside" w:vAnchor="margin" w:hAnchor="margin" w:xAlign="center" w:yAlign="bottom" w:w="5936"/>
+        <w:framePr w:wrap="notBeside" w:vAnchor="margin" w:hAnchor="margin" w:xAlign="center" w:yAlign="bottom" w:w="5937"/>
         <w:spacing w:before="240" w:after="0" w:line="280" w:lineRule="exact"/>
         <w:ind w:left="0" w:firstLine="0"/>
         <w:jc w:val="center"/>
@@ -777,7 +777,7 @@
     </w:p>
     <w:p>
       <w:pPr>
-        <w:framePr w:wrap="notBeside" w:vAnchor="margin" w:hAnchor="margin" w:xAlign="center" w:yAlign="bottom" w:w="5936"/>
+        <w:framePr w:wrap="notBeside" w:vAnchor="margin" w:hAnchor="margin" w:xAlign="center" w:yAlign="bottom" w:w="5937"/>
         <w:spacing w:before="240" w:after="0" w:line="280" w:lineRule="exact"/>
         <w:ind w:left="0" w:firstLine="0"/>
         <w:jc w:val="center"/>
@@ -804,7 +804,7 @@
         <w:sectPr>
           <w:footerReference w:type="default" r:id="rIdFtrNone"/>
           <w:pgSz w:w="8820" w:h="13320"/>
-          <w:pgMar w:top="1440" w:right="1444" w:bottom="1620" w:left="1440" w:header="0" w:footer="540" w:gutter="0"/>
+          <w:pgMar w:top="1440" w:right="1443" w:bottom="1620" w:left="1440" w:header="0" w:footer="540" w:gutter="0"/>
         </w:sectPr>
       </w:pPr>
     </w:p>
@@ -828,7 +828,7 @@
       <w:pPr>
         <w:keepLines/>
         <w:tabs>
-          <w:tab w:val="right" w:leader="dot" w:pos="5936"/>
+          <w:tab w:val="right" w:leader="dot" w:pos="5937"/>
         </w:tabs>
         <w:spacing w:before="120" w:after="0" w:line="280" w:lineRule="exact"/>
         <w:ind w:left="0" w:right="477" w:firstLine="0"/>
@@ -867,7 +867,13 @@
         <w:t xml:space="preserve">CURIAE</w:t>
       </w:r>
       <w:r>
-        <w:t xml:space="preserve">   </w:t>
+        <w:t xml:space="preserve">  </w:t>
+      </w:r>
+      <w:r>
+        <w:rPr>
+          <w:sz w:val="17"/>
+        </w:rPr>
+        <w:t xml:space="preserve"> </w:t>
       </w:r>
       <w:r>
         <w:tab/>
@@ -880,7 +886,7 @@
       <w:pPr>
         <w:keepLines/>
         <w:tabs>
-          <w:tab w:val="right" w:leader="dot" w:pos="5936"/>
+          <w:tab w:val="right" w:leader="dot" w:pos="5937"/>
         </w:tabs>
         <w:spacing w:before="120" w:after="0" w:line="280" w:lineRule="exact"/>
         <w:ind w:left="0" w:right="477" w:firstLine="0"/>
@@ -901,7 +907,13 @@
         <w:t xml:space="preserve">ARGUMENT</w:t>
       </w:r>
       <w:r>
-        <w:t xml:space="preserve">   </w:t>
+        <w:t xml:space="preserve">  </w:t>
+      </w:r>
+      <w:r>
+        <w:rPr>
+          <w:sz w:val="17"/>
+        </w:rPr>
+        <w:t xml:space="preserve"> </w:t>
       </w:r>
       <w:r>
         <w:tab/>
@@ -914,7 +926,7 @@
       <w:pPr>
         <w:keepLines/>
         <w:tabs>
-          <w:tab w:val="right" w:leader="dot" w:pos="5936"/>
+          <w:tab w:val="right" w:leader="dot" w:pos="5937"/>
         </w:tabs>
         <w:spacing w:before="120" w:after="0" w:line="280" w:lineRule="exact"/>
         <w:ind w:left="0" w:right="477" w:firstLine="0"/>
@@ -923,7 +935,13 @@
         <w:t xml:space="preserve">ARGUMENT</w:t>
       </w:r>
       <w:r>
-        <w:t xml:space="preserve">   </w:t>
+        <w:t xml:space="preserve">  </w:t>
+      </w:r>
+      <w:r>
+        <w:rPr>
+          <w:sz w:val="17"/>
+        </w:rPr>
+        <w:t xml:space="preserve"> </w:t>
       </w:r>
       <w:r>
         <w:tab/>
@@ -936,7 +954,7 @@
       <w:pPr>
         <w:keepLines/>
         <w:tabs>
-          <w:tab w:val="right" w:leader="dot" w:pos="5936"/>
+          <w:tab w:val="right" w:leader="dot" w:pos="5937"/>
         </w:tabs>
         <w:spacing w:before="120" w:after="0" w:line="280" w:lineRule="exact"/>
         <w:ind w:left="576" w:right="477" w:hanging="576"/>
@@ -1099,7 +1117,13 @@
         <w:t xml:space="preserve">Interpretations.</w:t>
       </w:r>
       <w:r>
-        <w:t xml:space="preserve">   </w:t>
+        <w:t xml:space="preserve">  </w:t>
+      </w:r>
+      <w:r>
+        <w:rPr>
+          <w:sz w:val="17"/>
+        </w:rPr>
+        <w:t xml:space="preserve"> </w:t>
       </w:r>
       <w:r>
         <w:tab/>
@@ -1112,7 +1136,7 @@
       <w:pPr>
         <w:keepLines/>
         <w:tabs>
-          <w:tab w:val="right" w:leader="dot" w:pos="5936"/>
+          <w:tab w:val="right" w:leader="dot" w:pos="5937"/>
         </w:tabs>
         <w:spacing w:before="120" w:after="0" w:line="280" w:lineRule="exact"/>
         <w:ind w:left="1152" w:right="477" w:hanging="576"/>
@@ -1187,7 +1211,13 @@
         <w:t xml:space="preserve">Industries.</w:t>
       </w:r>
       <w:r>
-        <w:t xml:space="preserve">   </w:t>
+        <w:t xml:space="preserve">  </w:t>
+      </w:r>
+      <w:r>
+        <w:rPr>
+          <w:sz w:val="17"/>
+        </w:rPr>
+        <w:t xml:space="preserve"> </w:t>
       </w:r>
       <w:r>
         <w:tab/>
@@ -1200,7 +1230,7 @@
       <w:pPr>
         <w:keepLines/>
         <w:tabs>
-          <w:tab w:val="right" w:leader="dot" w:pos="5936"/>
+          <w:tab w:val="right" w:leader="dot" w:pos="5937"/>
         </w:tabs>
         <w:spacing w:before="120" w:after="0" w:line="280" w:lineRule="exact"/>
         <w:ind w:left="1152" w:right="477" w:hanging="576"/>
@@ -1327,7 +1357,13 @@
         <w:t xml:space="preserve">Rights.</w:t>
       </w:r>
       <w:r>
-        <w:t xml:space="preserve">   </w:t>
+        <w:t xml:space="preserve">  </w:t>
+      </w:r>
+      <w:r>
+        <w:rPr>
+          <w:sz w:val="17"/>
+        </w:rPr>
+        <w:t xml:space="preserve"> </w:t>
       </w:r>
       <w:r>
         <w:tab/>
@@ -1340,7 +1376,7 @@
       <w:pPr>
         <w:keepLines/>
         <w:tabs>
-          <w:tab w:val="right" w:leader="dot" w:pos="5936"/>
+          <w:tab w:val="right" w:leader="dot" w:pos="5937"/>
         </w:tabs>
         <w:spacing w:before="120" w:after="0" w:line="280" w:lineRule="exact"/>
         <w:ind w:left="0" w:right="477" w:firstLine="0"/>
@@ -1349,7 +1385,13 @@
         <w:t xml:space="preserve">CONCLUSION</w:t>
       </w:r>
       <w:r>
-        <w:t xml:space="preserve">   </w:t>
+        <w:t xml:space="preserve">  </w:t>
+      </w:r>
+      <w:r>
+        <w:rPr>
+          <w:sz w:val="17"/>
+        </w:rPr>
+        <w:t xml:space="preserve"> </w:t>
       </w:r>
       <w:r>
         <w:tab/>
@@ -1394,7 +1436,7 @@
       <w:pPr>
         <w:keepLines/>
         <w:tabs>
-          <w:tab w:val="right" w:leader="dot" w:pos="5936"/>
+          <w:tab w:val="right" w:leader="dot" w:pos="5937"/>
         </w:tabs>
         <w:spacing w:before="144" w:after="0" w:line="280" w:lineRule="exact"/>
         <w:ind w:left="576" w:right="800" w:hanging="576"/>
@@ -1513,7 +1555,13 @@
         <w:t xml:space="preserve">2013)</w:t>
       </w:r>
       <w:r>
-        <w:t xml:space="preserve">   </w:t>
+        <w:t xml:space="preserve">  </w:t>
+      </w:r>
+      <w:r>
+        <w:rPr>
+          <w:sz w:val="17"/>
+        </w:rPr>
+        <w:t xml:space="preserve"> </w:t>
       </w:r>
       <w:r>
         <w:tab/>
@@ -1526,7 +1574,7 @@
       <w:pPr>
         <w:keepLines/>
         <w:tabs>
-          <w:tab w:val="right" w:leader="dot" w:pos="5936"/>
+          <w:tab w:val="right" w:leader="dot" w:pos="5937"/>
         </w:tabs>
         <w:spacing w:before="144" w:after="0" w:line="280" w:lineRule="exact"/>
         <w:ind w:left="576" w:right="800" w:hanging="576"/>
@@ -1605,7 +1653,13 @@
         <w:t xml:space="preserve">(2014)</w:t>
       </w:r>
       <w:r>
-        <w:t xml:space="preserve">   </w:t>
+        <w:t xml:space="preserve">  </w:t>
+      </w:r>
+      <w:r>
+        <w:rPr>
+          <w:sz w:val="17"/>
+        </w:rPr>
+        <w:t xml:space="preserve"> </w:t>
       </w:r>
       <w:r>
         <w:tab/>
@@ -1618,7 +1672,7 @@
       <w:pPr>
         <w:keepLines/>
         <w:tabs>
-          <w:tab w:val="right" w:leader="dot" w:pos="5936"/>
+          <w:tab w:val="right" w:leader="dot" w:pos="5937"/>
         </w:tabs>
         <w:spacing w:before="144" w:after="0" w:line="280" w:lineRule="exact"/>
         <w:ind w:left="576" w:right="800" w:hanging="576"/>
@@ -1767,7 +1821,13 @@
         <w:t xml:space="preserve">(1998)</w:t>
       </w:r>
       <w:r>
-        <w:t xml:space="preserve">   </w:t>
+        <w:t xml:space="preserve">  </w:t>
+      </w:r>
+      <w:r>
+        <w:rPr>
+          <w:sz w:val="17"/>
+        </w:rPr>
+        <w:t xml:space="preserve"> </w:t>
       </w:r>
       <w:r>
         <w:tab/>
@@ -1780,7 +1840,7 @@
       <w:pPr>
         <w:keepLines/>
         <w:tabs>
-          <w:tab w:val="right" w:leader="dot" w:pos="5936"/>
+          <w:tab w:val="right" w:leader="dot" w:pos="5937"/>
         </w:tabs>
         <w:spacing w:before="144" w:after="0" w:line="280" w:lineRule="exact"/>
         <w:ind w:left="576" w:right="800" w:hanging="576"/>
@@ -1929,7 +1989,13 @@
         <w:t xml:space="preserve">(1984)</w:t>
       </w:r>
       <w:r>
-        <w:t xml:space="preserve">   </w:t>
+        <w:t xml:space="preserve">  </w:t>
+      </w:r>
+      <w:r>
+        <w:rPr>
+          <w:sz w:val="17"/>
+        </w:rPr>
+        <w:t xml:space="preserve"> </w:t>
       </w:r>
       <w:r>
         <w:tab/>
@@ -1942,7 +2008,7 @@
       <w:pPr>
         <w:keepLines/>
         <w:tabs>
-          <w:tab w:val="right" w:leader="dot" w:pos="5936"/>
+          <w:tab w:val="right" w:leader="dot" w:pos="5937"/>
         </w:tabs>
         <w:spacing w:before="144" w:after="0" w:line="280" w:lineRule="exact"/>
         <w:ind w:left="576" w:right="800" w:hanging="576"/>
@@ -2049,7 +2115,13 @@
         <w:t xml:space="preserve">(2010)</w:t>
       </w:r>
       <w:r>
-        <w:t xml:space="preserve">   </w:t>
+        <w:t xml:space="preserve">  </w:t>
+      </w:r>
+      <w:r>
+        <w:rPr>
+          <w:sz w:val="17"/>
+        </w:rPr>
+        <w:t xml:space="preserve"> </w:t>
       </w:r>
       <w:r>
         <w:tab/>
@@ -2062,7 +2134,7 @@
       <w:pPr>
         <w:keepLines/>
         <w:tabs>
-          <w:tab w:val="right" w:leader="dot" w:pos="5936"/>
+          <w:tab w:val="right" w:leader="dot" w:pos="5937"/>
         </w:tabs>
         <w:spacing w:before="144" w:after="0" w:line="280" w:lineRule="exact"/>
         <w:ind w:left="576" w:right="800" w:hanging="576"/>
@@ -2127,7 +2199,13 @@
         <w:t xml:space="preserve">(2008)</w:t>
       </w:r>
       <w:r>
-        <w:t xml:space="preserve">   </w:t>
+        <w:t xml:space="preserve">  </w:t>
+      </w:r>
+      <w:r>
+        <w:rPr>
+          <w:sz w:val="17"/>
+        </w:rPr>
+        <w:t xml:space="preserve"> </w:t>
       </w:r>
       <w:r>
         <w:tab/>
@@ -2140,7 +2218,7 @@
       <w:pPr>
         <w:keepLines/>
         <w:tabs>
-          <w:tab w:val="right" w:leader="dot" w:pos="5936"/>
+          <w:tab w:val="right" w:leader="dot" w:pos="5937"/>
         </w:tabs>
         <w:spacing w:before="144" w:after="0" w:line="280" w:lineRule="exact"/>
         <w:ind w:left="576" w:right="800" w:hanging="576"/>
@@ -2233,7 +2311,13 @@
         <w:t xml:space="preserve">(2008)</w:t>
       </w:r>
       <w:r>
-        <w:t xml:space="preserve">   </w:t>
+        <w:t xml:space="preserve">  </w:t>
+      </w:r>
+      <w:r>
+        <w:rPr>
+          <w:sz w:val="17"/>
+        </w:rPr>
+        <w:t xml:space="preserve"> </w:t>
       </w:r>
       <w:r>
         <w:tab/>
@@ -2246,7 +2330,7 @@
       <w:pPr>
         <w:keepLines/>
         <w:tabs>
-          <w:tab w:val="right" w:leader="dot" w:pos="5936"/>
+          <w:tab w:val="right" w:leader="dot" w:pos="5937"/>
         </w:tabs>
         <w:spacing w:before="144" w:after="0" w:line="280" w:lineRule="exact"/>
         <w:ind w:left="576" w:right="800" w:hanging="576"/>
@@ -2455,7 +2539,13 @@
         <w:t xml:space="preserve">2022)</w:t>
       </w:r>
       <w:r>
-        <w:t xml:space="preserve">   </w:t>
+        <w:t xml:space="preserve">  </w:t>
+      </w:r>
+      <w:r>
+        <w:rPr>
+          <w:sz w:val="17"/>
+        </w:rPr>
+        <w:t xml:space="preserve"> </w:t>
       </w:r>
       <w:r>
         <w:tab/>
@@ -2468,7 +2558,7 @@
       <w:pPr>
         <w:keepLines/>
         <w:tabs>
-          <w:tab w:val="right" w:leader="dot" w:pos="5936"/>
+          <w:tab w:val="right" w:leader="dot" w:pos="5937"/>
         </w:tabs>
         <w:spacing w:before="144" w:after="0" w:line="280" w:lineRule="exact"/>
         <w:ind w:left="576" w:right="800" w:hanging="576"/>
@@ -2561,7 +2651,13 @@
         <w:t xml:space="preserve">(2010)</w:t>
       </w:r>
       <w:r>
-        <w:t xml:space="preserve">   </w:t>
+        <w:t xml:space="preserve">  </w:t>
+      </w:r>
+      <w:r>
+        <w:rPr>
+          <w:sz w:val="17"/>
+        </w:rPr>
+        <w:t xml:space="preserve"> </w:t>
       </w:r>
       <w:r>
         <w:tab/>
@@ -2574,7 +2670,7 @@
       <w:pPr>
         <w:keepLines/>
         <w:tabs>
-          <w:tab w:val="right" w:leader="dot" w:pos="5936"/>
+          <w:tab w:val="right" w:leader="dot" w:pos="5937"/>
         </w:tabs>
         <w:spacing w:before="144" w:after="0" w:line="280" w:lineRule="exact"/>
         <w:ind w:left="576" w:right="800" w:hanging="576"/>
@@ -2693,7 +2789,13 @@
         <w:t xml:space="preserve">2014)</w:t>
       </w:r>
       <w:r>
-        <w:t xml:space="preserve">   </w:t>
+        <w:t xml:space="preserve">  </w:t>
+      </w:r>
+      <w:r>
+        <w:rPr>
+          <w:sz w:val="17"/>
+        </w:rPr>
+        <w:t xml:space="preserve"> </w:t>
       </w:r>
       <w:r>
         <w:tab/>
@@ -2706,7 +2808,7 @@
       <w:pPr>
         <w:keepLines/>
         <w:tabs>
-          <w:tab w:val="right" w:leader="dot" w:pos="5936"/>
+          <w:tab w:val="right" w:leader="dot" w:pos="5937"/>
         </w:tabs>
         <w:spacing w:before="144" w:after="0" w:line="280" w:lineRule="exact"/>
         <w:ind w:left="576" w:right="800" w:hanging="576"/>
@@ -2785,7 +2887,13 @@
         <w:t xml:space="preserve">(2014)</w:t>
       </w:r>
       <w:r>
-        <w:t xml:space="preserve">   </w:t>
+        <w:t xml:space="preserve">  </w:t>
+      </w:r>
+      <w:r>
+        <w:rPr>
+          <w:sz w:val="17"/>
+        </w:rPr>
+        <w:t xml:space="preserve"> </w:t>
       </w:r>
       <w:r>
         <w:tab/>
@@ -2813,7 +2921,7 @@
       <w:pPr>
         <w:keepLines/>
         <w:tabs>
-          <w:tab w:val="right" w:leader="dot" w:pos="5936"/>
+          <w:tab w:val="right" w:leader="dot" w:pos="5937"/>
         </w:tabs>
         <w:spacing w:before="144" w:after="0" w:line="280" w:lineRule="exact"/>
         <w:ind w:left="576" w:right="800" w:hanging="576"/>
@@ -2840,7 +2948,13 @@
         <w:t xml:space="preserve">922</w:t>
       </w:r>
       <w:r>
-        <w:t xml:space="preserve">   </w:t>
+        <w:t xml:space="preserve">  </w:t>
+      </w:r>
+      <w:r>
+        <w:rPr>
+          <w:sz w:val="17"/>
+        </w:rPr>
+        <w:t xml:space="preserve"> </w:t>
       </w:r>
       <w:r>
         <w:tab/>
@@ -2853,7 +2967,7 @@
       <w:pPr>
         <w:keepLines/>
         <w:tabs>
-          <w:tab w:val="right" w:leader="dot" w:pos="5936"/>
+          <w:tab w:val="right" w:leader="dot" w:pos="5937"/>
         </w:tabs>
         <w:spacing w:before="144" w:after="0" w:line="280" w:lineRule="exact"/>
         <w:ind w:left="576" w:right="800" w:hanging="576"/>
@@ -2880,7 +2994,13 @@
         <w:t xml:space="preserve">923</w:t>
       </w:r>
       <w:r>
-        <w:t xml:space="preserve">   </w:t>
+        <w:t xml:space="preserve">  </w:t>
+      </w:r>
+      <w:r>
+        <w:rPr>
+          <w:sz w:val="17"/>
+        </w:rPr>
+        <w:t xml:space="preserve"> </w:t>
       </w:r>
       <w:r>
         <w:tab/>
@@ -2893,7 +3013,7 @@
       <w:pPr>
         <w:keepLines/>
         <w:tabs>
-          <w:tab w:val="right" w:leader="dot" w:pos="5936"/>
+          <w:tab w:val="right" w:leader="dot" w:pos="5937"/>
         </w:tabs>
         <w:spacing w:before="144" w:after="0" w:line="280" w:lineRule="exact"/>
         <w:ind w:left="576" w:right="800" w:hanging="576"/>
@@ -2920,7 +3040,13 @@
         <w:t xml:space="preserve">5845</w:t>
       </w:r>
       <w:r>
-        <w:t xml:space="preserve">   </w:t>
+        <w:t xml:space="preserve">  </w:t>
+      </w:r>
+      <w:r>
+        <w:rPr>
+          <w:sz w:val="17"/>
+        </w:rPr>
+        <w:t xml:space="preserve"> </w:t>
       </w:r>
       <w:r>
         <w:tab/>
@@ -2948,7 +3074,7 @@
       <w:pPr>
         <w:keepLines/>
         <w:tabs>
-          <w:tab w:val="right" w:leader="dot" w:pos="5936"/>
+          <w:tab w:val="right" w:leader="dot" w:pos="5937"/>
         </w:tabs>
         <w:spacing w:before="144" w:after="0" w:line="280" w:lineRule="exact"/>
         <w:ind w:left="576" w:right="800" w:hanging="576"/>
@@ -3017,7 +3143,13 @@
         <w:t xml:space="preserve">2018)</w:t>
       </w:r>
       <w:r>
-        <w:t xml:space="preserve">   </w:t>
+        <w:t xml:space="preserve">  </w:t>
+      </w:r>
+      <w:r>
+        <w:rPr>
+          <w:sz w:val="17"/>
+        </w:rPr>
+        <w:t xml:space="preserve"> </w:t>
       </w:r>
       <w:r>
         <w:tab/>
@@ -3030,7 +3162,7 @@
       <w:pPr>
         <w:keepLines/>
         <w:tabs>
-          <w:tab w:val="right" w:leader="dot" w:pos="5936"/>
+          <w:tab w:val="right" w:leader="dot" w:pos="5937"/>
         </w:tabs>
         <w:spacing w:before="144" w:after="0" w:line="280" w:lineRule="exact"/>
         <w:ind w:left="576" w:right="800" w:hanging="576"/>
@@ -3197,7 +3329,13 @@
         <w:t xml:space="preserve">2022)</w:t>
       </w:r>
       <w:r>
-        <w:t xml:space="preserve">   </w:t>
+        <w:t xml:space="preserve">  </w:t>
+      </w:r>
+      <w:r>
+        <w:rPr>
+          <w:sz w:val="17"/>
+        </w:rPr>
+        <w:t xml:space="preserve"> </w:t>
       </w:r>
       <w:r>
         <w:tab/>
@@ -3210,7 +3348,7 @@
       <w:pPr>
         <w:keepLines/>
         <w:tabs>
-          <w:tab w:val="right" w:leader="dot" w:pos="5936"/>
+          <w:tab w:val="right" w:leader="dot" w:pos="5937"/>
         </w:tabs>
         <w:spacing w:before="144" w:after="0" w:line="280" w:lineRule="exact"/>
         <w:ind w:left="576" w:right="800" w:hanging="576"/>
@@ -3363,7 +3501,13 @@
         <w:t xml:space="preserve">2023)</w:t>
       </w:r>
       <w:r>
-        <w:t xml:space="preserve">   </w:t>
+        <w:t xml:space="preserve">  </w:t>
+      </w:r>
+      <w:r>
+        <w:rPr>
+          <w:sz w:val="17"/>
+        </w:rPr>
+        <w:t xml:space="preserve"> </w:t>
       </w:r>
       <w:r>
         <w:tab/>
@@ -3378,7 +3522,7 @@
         <w:sectPr>
           <w:footerReference w:type="default" r:id="rIdFtrPage"/>
           <w:pgSz w:w="8820" w:h="13320"/>
-          <w:pgMar w:top="1440" w:right="1444" w:bottom="1620" w:left="1440" w:header="0" w:footer="540" w:gutter="0"/>
+          <w:pgMar w:top="1440" w:right="1443" w:bottom="1620" w:left="1440" w:header="0" w:footer="540" w:gutter="0"/>
           <w:pgNumType w:fmt="lowerRoman" w:start="1"/>
         </w:sectPr>
       </w:pPr>
@@ -5622,7 +5766,7 @@
         <w:sectPr>
           <w:footerReference w:type="default" r:id="rIdFtrPage"/>
           <w:pgSz w:w="8820" w:h="13320"/>
-          <w:pgMar w:top="1440" w:right="1444" w:bottom="1620" w:left="1440" w:header="0" w:footer="540" w:gutter="0"/>
+          <w:pgMar w:top="1440" w:right="1443" w:bottom="1620" w:left="1440" w:header="0" w:footer="540" w:gutter="0"/>
           <w:pgNumType w:fmt="decimal" w:start="1"/>
         </w:sectPr>
       </w:pPr>
@@ -5866,7 +6010,7 @@
     <w:sectPr>
       <w:footerReference w:type="default" r:id="rIdFtrNone"/>
       <w:pgSz w:w="8820" w:h="13320"/>
-      <w:pgMar w:top="1440" w:right="1444" w:bottom="1620" w:left="1440" w:header="0" w:footer="540" w:gutter="0"/>
+      <w:pgMar w:top="1440" w:right="1443" w:bottom="1620" w:left="1440" w:header="0" w:footer="540" w:gutter="0"/>
     </w:sectPr>
   </w:body>
 </w:document>

--- a/courts/supreme-court-of-the-united-states/amicus-brief/usage/OUTPUT-amicus-brief.docx
+++ b/courts/supreme-court-of-the-united-states/amicus-brief/usage/OUTPUT-amicus-brief.docx
@@ -12,9 +12,7 @@
         <w:t xml:space="preserve">No. </w:t>
       </w:r>
       <w:r>
-        <w:t xml:space="preserve">22</w:t>
-        <w:noBreakHyphen/>
-        <w:t xml:space="preserve">451</w:t>
+        <w:t xml:space="preserve">22-⁠451</w:t>
       </w:r>
     </w:p>
     <w:p>
@@ -667,9 +665,7 @@
         <w:t xml:space="preserve"> </w:t>
       </w:r>
       <w:r>
-        <w:t xml:space="preserve">787</w:t>
-        <w:noBreakHyphen/>
-        <w:t xml:space="preserve">1060</w:t>
+        <w:t xml:space="preserve">787-⁠1060</w:t>
       </w:r>
     </w:p>
     <w:p>
@@ -4436,25 +4432,7 @@
         <w:t xml:space="preserve"> </w:t>
       </w:r>
       <w:r>
-        <w:t xml:space="preserve">at 66,553</w:t>
-      </w:r>
-      <w:r>
-        <w:noBreakHyphen/>
-      </w:r>
-      <w:r>
-        <w:t xml:space="preserve">66,554. Ever since the passage of the National Firearms Act of 1934 (NFA), Pub. L. No. 73</w:t>
-      </w:r>
-      <w:r>
-        <w:noBreakHyphen/>
-      </w:r>
-      <w:r>
-        <w:t xml:space="preserve">474, 48 Stat. 1236, and subsequent federal firearms statutes such as the Gun Control Act of 1968 (GCA), Pub. L. No. 90</w:t>
-      </w:r>
-      <w:r>
-        <w:noBreakHyphen/>
-      </w:r>
-      <w:r>
-        <w:t xml:space="preserve">618, 82 Stat. 1213, it is generally illegal to own a machinegun, 18 U.S.C. § 9⁠2⁠2⁠(⁠o⁠)⁠(⁠1⁠)⁠; indeed, it is a felony carrying up to 10 years in prison,</w:t>
+        <w:t xml:space="preserve">at 66,553-⁠66,554. Ever since the passage of the National Firearms Act of 1934 (NFA), Pub. L. No. 73-⁠474, 48 Stat. 1236, and subsequent federal firearms statutes such as the Gun Control Act of 1968 (GCA), Pub. L. No. 90-⁠618, 82 Stat. 1213, it is generally illegal to own a machinegun, 18 U.S.C. § 9⁠2⁠2⁠(⁠o⁠)⁠(⁠1⁠)⁠; indeed, it is a felony carrying up to 10 years in prison,</w:t>
       </w:r>
       <w:r>
         <w:t xml:space="preserve"> </w:t>
@@ -4541,13 +4519,7 @@
         <w:t xml:space="preserve"> </w:t>
       </w:r>
       <w:r>
-        <w:t xml:space="preserve">at 24,654</w:t>
-      </w:r>
-      <w:r>
-        <w:noBreakHyphen/>
-      </w:r>
-      <w:r>
-        <w:t xml:space="preserve">24,658.</w:t>
+        <w:t xml:space="preserve">at 24,654-⁠24,658.</w:t>
       </w:r>
       <w:r>
         <w:rPr>
@@ -4591,13 +4563,7 @@
         <w:t xml:space="preserve"> </w:t>
       </w:r>
       <w:r>
-        <w:t xml:space="preserve">at 24,727</w:t>
-      </w:r>
-      <w:r>
-        <w:noBreakHyphen/>
-      </w:r>
-      <w:r>
-        <w:t xml:space="preserve">24,730.</w:t>
+        <w:t xml:space="preserve">at 24,727-⁠24,730.</w:t>
       </w:r>
     </w:p>
     <w:p>
@@ -4647,13 +4613,7 @@
         <w:t xml:space="preserve"> </w:t>
       </w:r>
       <w:r>
-        <w:t xml:space="preserve">at 6,499</w:t>
-      </w:r>
-      <w:r>
-        <w:noBreakHyphen/>
-      </w:r>
-      <w:r>
-        <w:t xml:space="preserve">6,507, critics point out that this rule makes it more difficult for some individuals with physical limitations to use a firearm and it imposes additional costs on companies in the firearm industry.</w:t>
+        <w:t xml:space="preserve">at 6,499-⁠6,507, critics point out that this rule makes it more difficult for some individuals with physical limitations to use a firearm and it imposes additional costs on companies in the firearm industry.</w:t>
       </w:r>
       <w:r>
         <w:t xml:space="preserve"> </w:t>
@@ -4669,13 +4629,7 @@
         <w:t xml:space="preserve"> </w:t>
       </w:r>
       <w:r>
-        <w:t xml:space="preserve">at 6,507</w:t>
-      </w:r>
-      <w:r>
-        <w:noBreakHyphen/>
-      </w:r>
-      <w:r>
-        <w:t xml:space="preserve">6,521. There are substantial costs of various types imposed here because of reliance on the previous regulatory framework.</w:t>
+        <w:t xml:space="preserve">at 6,507-⁠6,521. There are substantial costs of various types imposed here because of reliance on the previous regulatory framework.</w:t>
       </w:r>
       <w:r>
         <w:t xml:space="preserve"> </w:t>
@@ -4691,13 +4645,7 @@
         <w:t xml:space="preserve"> </w:t>
       </w:r>
       <w:r>
-        <w:t xml:space="preserve">at 6,507</w:t>
-      </w:r>
-      <w:r>
-        <w:noBreakHyphen/>
-      </w:r>
-      <w:r>
-        <w:t xml:space="preserve">6,508.</w:t>
+        <w:t xml:space="preserve">at 6,507-⁠6,508.</w:t>
       </w:r>
     </w:p>
     <w:p>
@@ -5131,13 +5079,7 @@
         <w:t xml:space="preserve"> </w:t>
       </w:r>
       <w:r>
-        <w:t xml:space="preserve">at 717</w:t>
-      </w:r>
-      <w:r>
-        <w:noBreakHyphen/>
-      </w:r>
-      <w:r>
-        <w:t xml:space="preserve">718, so ATF would have prevailed even without clear congressional authorization. The Tenth Circuit similarly held that, although a different GCA provision unambiguously authorized ATF’s demand for information,</w:t>
+        <w:t xml:space="preserve">at 717-⁠718, so ATF would have prevailed even without clear congressional authorization. The Tenth Circuit similarly held that, although a different GCA provision unambiguously authorized ATF’s demand for information,</w:t>
       </w:r>
       <w:r>
         <w:t xml:space="preserve"> </w:t>
@@ -5246,13 +5188,7 @@
         <w:t xml:space="preserve">petition for cert. docketed</w:t>
       </w:r>
       <w:r>
-        <w:t xml:space="preserve">, No. 22</w:t>
-      </w:r>
-      <w:r>
-        <w:noBreakHyphen/>
-      </w:r>
-      <w:r>
-        <w:t xml:space="preserve">1222 (U.S. June 20, 2023), which concerns the bump stock rules, 83 Fed. Reg. 66,514. The D.C. Circuit followed this Court’s reasoning that, under</w:t>
+        <w:t xml:space="preserve">, No. 22-⁠1222 (U.S. June 20, 2023), which concerns the bump stock rules, 83 Fed. Reg. 66,514. The D.C. Circuit followed this Court’s reasoning that, under</w:t>
       </w:r>
       <w:r>
         <w:t xml:space="preserve"> </w:t>
@@ -5423,13 +5359,7 @@
         <w:t xml:space="preserve">See Guedes I</w:t>
       </w:r>
       <w:r>
-        <w:t xml:space="preserve">, 920 F.3d at 23</w:t>
-      </w:r>
-      <w:r>
-        <w:noBreakHyphen/>
-      </w:r>
-      <w:r>
-        <w:t xml:space="preserve">25. But such is the appeal of</w:t>
+        <w:t xml:space="preserve">, 920 F.3d at 23-⁠25. But such is the appeal of</w:t>
       </w:r>
       <w:r>
         <w:t xml:space="preserve"> </w:t>
@@ -5476,13 +5406,7 @@
         <w:t xml:space="preserve">Chevron</w:t>
       </w:r>
       <w:r>
-        <w:t xml:space="preserve">’s applicability. 140 S. Ct. at 789</w:t>
-      </w:r>
-      <w:r>
-        <w:noBreakHyphen/>
-      </w:r>
-      <w:r>
-        <w:t xml:space="preserve">791 (GORSUCH, J., statement respecting the denial of certiorari). Upon final judgment, the panel concluded that the statute unambiguously favored the government and thus that</w:t>
+        <w:t xml:space="preserve">’s applicability. 140 S. Ct. at 789-⁠791 (GORSUCH, J., statement respecting the denial of certiorari). Upon final judgment, the panel concluded that the statute unambiguously favored the government and thus that</w:t>
       </w:r>
       <w:r>
         <w:t xml:space="preserve"> </w:t>
@@ -5722,9 +5646,7 @@
         <w:t xml:space="preserve"> </w:t>
       </w:r>
       <w:r>
-        <w:t xml:space="preserve">787</w:t>
-        <w:noBreakHyphen/>
-        <w:t xml:space="preserve">1060</w:t>
+        <w:t xml:space="preserve">787-⁠1060</w:t>
       </w:r>
     </w:p>
     <w:p>
@@ -5969,9 +5891,7 @@
         <w:t xml:space="preserve"> </w:t>
       </w:r>
       <w:r>
-        <w:t xml:space="preserve">787</w:t>
-        <w:noBreakHyphen/>
-        <w:t xml:space="preserve">1060</w:t>
+        <w:t xml:space="preserve">787-⁠1060</w:t>
       </w:r>
     </w:p>
     <w:p>
@@ -6108,13 +6028,7 @@
         <w:t xml:space="preserve">The American Tradition of Self-Made Arms</w:t>
       </w:r>
       <w:r>
-        <w:t xml:space="preserve">, 54 St. Mary’s L. J. 35, 45</w:t>
-      </w:r>
-      <w:r>
-        <w:noBreakHyphen/>
-      </w:r>
-      <w:r>
-        <w:t xml:space="preserve">71 (2023);</w:t>
+        <w:t xml:space="preserve">, 54 St. Mary’s L. J. 35, 45-⁠71 (2023);</w:t>
       </w:r>
       <w:r>
         <w:t xml:space="preserve"> </w:t>

--- a/courts/supreme-court-of-the-united-states/amicus-brief/usage/OUTPUT-amicus-brief.docx
+++ b/courts/supreme-court-of-the-united-states/amicus-brief/usage/OUTPUT-amicus-brief.docx
@@ -6,7 +6,7 @@
       <w:pPr>
         <w:spacing w:before="0" w:after="0" w:line="280" w:lineRule="exact"/>
         <w:ind w:left="0" w:firstLine="0"/>
-        <w:jc w:val="left"/>
+        <w:jc w:val="center"/>
       </w:pPr>
       <w:r>
         <w:t xml:space="preserve">No. </w:t>
@@ -41,6 +41,15 @@
     </w:p>
     <w:p>
       <w:pPr>
+        <w:pBdr>
+          <w:bottom w:val="single" w:sz="8" w:space="0" w:color="000000"/>
+        </w:pBdr>
+        <w:spacing w:before="120" w:after="0" w:line="20" w:lineRule="exact"/>
+        <w:ind w:left="1708" w:right="1708" w:firstLine="0"/>
+      </w:pPr>
+    </w:p>
+    <w:p>
+      <w:pPr>
         <w:spacing w:before="280" w:after="0" w:line="280" w:lineRule="exact"/>
         <w:ind w:left="0" w:firstLine="0"/>
         <w:jc w:val="center"/>
@@ -181,6 +190,15 @@
     </w:p>
     <w:p>
       <w:pPr>
+        <w:pBdr>
+          <w:bottom w:val="single" w:sz="8" w:space="0" w:color="000000"/>
+        </w:pBdr>
+        <w:spacing w:before="120" w:after="0" w:line="20" w:lineRule="exact"/>
+        <w:ind w:left="1708" w:right="1708" w:firstLine="0"/>
+      </w:pPr>
+    </w:p>
+    <w:p>
+      <w:pPr>
         <w:spacing w:before="280" w:after="0" w:line="280" w:lineRule="exact"/>
         <w:ind w:left="0" w:firstLine="0"/>
         <w:jc w:val="center"/>
@@ -287,6 +305,15 @@
     </w:p>
     <w:p>
       <w:pPr>
+        <w:pBdr>
+          <w:bottom w:val="single" w:sz="8" w:space="0" w:color="000000"/>
+        </w:pBdr>
+        <w:spacing w:before="120" w:after="0" w:line="20" w:lineRule="exact"/>
+        <w:ind w:left="1708" w:right="1708" w:firstLine="0"/>
+      </w:pPr>
+    </w:p>
+    <w:p>
+      <w:pPr>
         <w:spacing w:before="280" w:after="0" w:line="280" w:lineRule="exact"/>
         <w:ind w:left="0" w:firstLine="0"/>
         <w:jc w:val="center"/>
@@ -483,10 +510,19 @@
     </w:p>
     <w:p>
       <w:pPr>
+        <w:pBdr>
+          <w:bottom w:val="single" w:sz="8" w:space="0" w:color="000000"/>
+        </w:pBdr>
+        <w:spacing w:before="120" w:after="0" w:line="20" w:lineRule="exact"/>
+        <w:ind w:left="1708" w:right="1708" w:firstLine="0"/>
+      </w:pPr>
+    </w:p>
+    <w:p>
+      <w:pPr>
         <w:framePr w:wrap="notBeside" w:vAnchor="margin" w:hAnchor="margin" w:xAlign="center" w:yAlign="bottom" w:w="5937"/>
         <w:spacing w:before="0" w:after="0" w:line="280" w:lineRule="exact"/>
-        <w:ind w:left="0" w:firstLine="0"/>
-        <w:jc w:val="center"/>
+        <w:ind w:left="2016" w:firstLine="0"/>
+        <w:jc w:val="left"/>
       </w:pPr>
       <w:r>
         <w:t xml:space="preserve">H.</w:t>
@@ -508,8 +544,8 @@
       <w:pPr>
         <w:framePr w:wrap="notBeside" w:vAnchor="margin" w:hAnchor="margin" w:xAlign="center" w:yAlign="bottom" w:w="5937"/>
         <w:spacing w:before="0" w:after="0" w:line="280" w:lineRule="exact"/>
-        <w:ind w:left="0" w:firstLine="0"/>
-        <w:jc w:val="center"/>
+        <w:ind w:left="2016" w:firstLine="0"/>
+        <w:jc w:val="left"/>
       </w:pPr>
       <w:r>
         <w:rPr>
@@ -551,8 +587,8 @@
       <w:pPr>
         <w:framePr w:wrap="notBeside" w:vAnchor="margin" w:hAnchor="margin" w:xAlign="center" w:yAlign="bottom" w:w="5937"/>
         <w:spacing w:before="0" w:after="0" w:line="280" w:lineRule="exact"/>
-        <w:ind w:left="0" w:firstLine="0"/>
-        <w:jc w:val="center"/>
+        <w:ind w:left="2016" w:firstLine="0"/>
+        <w:jc w:val="left"/>
       </w:pPr>
       <w:r>
         <w:t xml:space="preserve">SCHAERR</w:t>
@@ -580,8 +616,8 @@
       <w:pPr>
         <w:framePr w:wrap="notBeside" w:vAnchor="margin" w:hAnchor="margin" w:xAlign="center" w:yAlign="bottom" w:w="5937"/>
         <w:spacing w:before="0" w:after="0" w:line="280" w:lineRule="exact"/>
-        <w:ind w:left="0" w:firstLine="0"/>
-        <w:jc w:val="center"/>
+        <w:ind w:left="2016" w:firstLine="0"/>
+        <w:jc w:val="left"/>
       </w:pPr>
       <w:r>
         <w:t xml:space="preserve">1717</w:t>
@@ -621,8 +657,8 @@
       <w:pPr>
         <w:framePr w:wrap="notBeside" w:vAnchor="margin" w:hAnchor="margin" w:xAlign="center" w:yAlign="bottom" w:w="5937"/>
         <w:spacing w:before="0" w:after="0" w:line="280" w:lineRule="exact"/>
-        <w:ind w:left="0" w:firstLine="0"/>
-        <w:jc w:val="center"/>
+        <w:ind w:left="2016" w:firstLine="0"/>
+        <w:jc w:val="left"/>
       </w:pPr>
       <w:r>
         <w:t xml:space="preserve">Washington,</w:t>
@@ -644,8 +680,8 @@
       <w:pPr>
         <w:framePr w:wrap="notBeside" w:vAnchor="margin" w:hAnchor="margin" w:xAlign="center" w:yAlign="bottom" w:w="5937"/>
         <w:spacing w:before="0" w:after="0" w:line="280" w:lineRule="exact"/>
-        <w:ind w:left="0" w:firstLine="0"/>
-        <w:jc w:val="center"/>
+        <w:ind w:left="2016" w:firstLine="0"/>
+        <w:jc w:val="left"/>
       </w:pPr>
       <w:r>
         <w:t xml:space="preserve">cbartolomucci@schaerr-jaffe.com</w:t>
@@ -655,8 +691,8 @@
       <w:pPr>
         <w:framePr w:wrap="notBeside" w:vAnchor="margin" w:hAnchor="margin" w:xAlign="center" w:yAlign="bottom" w:w="5937"/>
         <w:spacing w:before="0" w:after="0" w:line="280" w:lineRule="exact"/>
-        <w:ind w:left="0" w:firstLine="0"/>
-        <w:jc w:val="center"/>
+        <w:ind w:left="2016" w:firstLine="0"/>
+        <w:jc w:val="left"/>
       </w:pPr>
       <w:r>
         <w:t xml:space="preserve">(202)</w:t>
@@ -666,6 +702,109 @@
       </w:r>
       <w:r>
         <w:t xml:space="preserve">787-⁠1060</w:t>
+      </w:r>
+    </w:p>
+    <w:p>
+      <w:pPr>
+        <w:framePr w:wrap="notBeside" w:vAnchor="margin" w:hAnchor="margin" w:xAlign="center" w:yAlign="bottom" w:w="5937"/>
+        <w:spacing w:before="240" w:after="0" w:line="280" w:lineRule="exact"/>
+        <w:ind w:left="2016" w:firstLine="0"/>
+        <w:jc w:val="left"/>
+      </w:pPr>
+      <w:r>
+        <w:t xml:space="preserve">BRIAN</w:t>
+      </w:r>
+      <w:r>
+        <w:t xml:space="preserve"> </w:t>
+      </w:r>
+      <w:r>
+        <w:t xml:space="preserve">J.</w:t>
+      </w:r>
+      <w:r>
+        <w:t xml:space="preserve"> </w:t>
+      </w:r>
+      <w:r>
+        <w:t xml:space="preserve">FIELD</w:t>
+      </w:r>
+    </w:p>
+    <w:p>
+      <w:pPr>
+        <w:framePr w:wrap="notBeside" w:vAnchor="margin" w:hAnchor="margin" w:xAlign="center" w:yAlign="bottom" w:w="5937"/>
+        <w:spacing w:before="0" w:after="0" w:line="280" w:lineRule="exact"/>
+        <w:ind w:left="2016" w:firstLine="0"/>
+        <w:jc w:val="left"/>
+      </w:pPr>
+      <w:r>
+        <w:t xml:space="preserve">KENNETH</w:t>
+      </w:r>
+      <w:r>
+        <w:t xml:space="preserve"> </w:t>
+      </w:r>
+      <w:r>
+        <w:t xml:space="preserve">A.</w:t>
+      </w:r>
+      <w:r>
+        <w:t xml:space="preserve"> </w:t>
+      </w:r>
+      <w:r>
+        <w:t xml:space="preserve">KLUKOWSKI</w:t>
+      </w:r>
+    </w:p>
+    <w:p>
+      <w:pPr>
+        <w:framePr w:wrap="notBeside" w:vAnchor="margin" w:hAnchor="margin" w:xAlign="center" w:yAlign="bottom" w:w="5937"/>
+        <w:spacing w:before="240" w:after="0" w:line="280" w:lineRule="exact"/>
+        <w:ind w:left="2016" w:firstLine="0"/>
+        <w:jc w:val="left"/>
+      </w:pPr>
+      <w:r>
+        <w:rPr>
+          <w:i/>
+          <w:iCs/>
+        </w:rPr>
+        <w:t xml:space="preserve">Counsel</w:t>
+      </w:r>
+      <w:r>
+        <w:rPr>
+          <w:i/>
+          <w:iCs/>
+        </w:rPr>
+        <w:t xml:space="preserve"> </w:t>
+      </w:r>
+      <w:r>
+        <w:rPr>
+          <w:i/>
+          <w:iCs/>
+        </w:rPr>
+        <w:t xml:space="preserve">for</w:t>
+      </w:r>
+      <w:r>
+        <w:rPr>
+          <w:i/>
+          <w:iCs/>
+        </w:rPr>
+        <w:t xml:space="preserve"> </w:t>
+      </w:r>
+      <w:r>
+        <w:rPr>
+          <w:i/>
+          <w:iCs/>
+        </w:rPr>
+        <w:t xml:space="preserve">Amicus</w:t>
+      </w:r>
+      <w:r>
+        <w:rPr>
+          <w:i/>
+          <w:iCs/>
+        </w:rPr>
+        <w:t xml:space="preserve"> </w:t>
+      </w:r>
+      <w:r>
+        <w:rPr>
+          <w:i/>
+          <w:iCs/>
+        </w:rPr>
+        <w:t xml:space="preserve">Curiae</w:t>
       </w:r>
     </w:p>
     <w:p>
@@ -673,110 +812,7 @@
         <w:framePr w:wrap="notBeside" w:vAnchor="margin" w:hAnchor="margin" w:xAlign="center" w:yAlign="bottom" w:w="5937"/>
         <w:spacing w:before="240" w:after="0" w:line="280" w:lineRule="exact"/>
         <w:ind w:left="0" w:firstLine="0"/>
-        <w:jc w:val="center"/>
-      </w:pPr>
-      <w:r>
-        <w:t xml:space="preserve">BRIAN</w:t>
-      </w:r>
-      <w:r>
-        <w:t xml:space="preserve"> </w:t>
-      </w:r>
-      <w:r>
-        <w:t xml:space="preserve">J.</w:t>
-      </w:r>
-      <w:r>
-        <w:t xml:space="preserve"> </w:t>
-      </w:r>
-      <w:r>
-        <w:t xml:space="preserve">FIELD</w:t>
-      </w:r>
-    </w:p>
-    <w:p>
-      <w:pPr>
-        <w:framePr w:wrap="notBeside" w:vAnchor="margin" w:hAnchor="margin" w:xAlign="center" w:yAlign="bottom" w:w="5937"/>
-        <w:spacing w:before="0" w:after="0" w:line="280" w:lineRule="exact"/>
-        <w:ind w:left="0" w:firstLine="0"/>
-        <w:jc w:val="center"/>
-      </w:pPr>
-      <w:r>
-        <w:t xml:space="preserve">KENNETH</w:t>
-      </w:r>
-      <w:r>
-        <w:t xml:space="preserve"> </w:t>
-      </w:r>
-      <w:r>
-        <w:t xml:space="preserve">A.</w:t>
-      </w:r>
-      <w:r>
-        <w:t xml:space="preserve"> </w:t>
-      </w:r>
-      <w:r>
-        <w:t xml:space="preserve">KLUKOWSKI</w:t>
-      </w:r>
-    </w:p>
-    <w:p>
-      <w:pPr>
-        <w:framePr w:wrap="notBeside" w:vAnchor="margin" w:hAnchor="margin" w:xAlign="center" w:yAlign="bottom" w:w="5937"/>
-        <w:spacing w:before="240" w:after="0" w:line="280" w:lineRule="exact"/>
-        <w:ind w:left="0" w:firstLine="0"/>
-        <w:jc w:val="center"/>
-      </w:pPr>
-      <w:r>
-        <w:rPr>
-          <w:i/>
-          <w:iCs/>
-        </w:rPr>
-        <w:t xml:space="preserve">Counsel</w:t>
-      </w:r>
-      <w:r>
-        <w:rPr>
-          <w:i/>
-          <w:iCs/>
-        </w:rPr>
-        <w:t xml:space="preserve"> </w:t>
-      </w:r>
-      <w:r>
-        <w:rPr>
-          <w:i/>
-          <w:iCs/>
-        </w:rPr>
-        <w:t xml:space="preserve">for</w:t>
-      </w:r>
-      <w:r>
-        <w:rPr>
-          <w:i/>
-          <w:iCs/>
-        </w:rPr>
-        <w:t xml:space="preserve"> </w:t>
-      </w:r>
-      <w:r>
-        <w:rPr>
-          <w:i/>
-          <w:iCs/>
-        </w:rPr>
-        <w:t xml:space="preserve">Amicus</w:t>
-      </w:r>
-      <w:r>
-        <w:rPr>
-          <w:i/>
-          <w:iCs/>
-        </w:rPr>
-        <w:t xml:space="preserve"> </w:t>
-      </w:r>
-      <w:r>
-        <w:rPr>
-          <w:i/>
-          <w:iCs/>
-        </w:rPr>
-        <w:t xml:space="preserve">Curiae</w:t>
-      </w:r>
-    </w:p>
-    <w:p>
-      <w:pPr>
-        <w:framePr w:wrap="notBeside" w:vAnchor="margin" w:hAnchor="margin" w:xAlign="center" w:yAlign="bottom" w:w="5937"/>
-        <w:spacing w:before="240" w:after="0" w:line="280" w:lineRule="exact"/>
-        <w:ind w:left="0" w:firstLine="0"/>
-        <w:jc w:val="center"/>
+        <w:jc w:val="left"/>
       </w:pPr>
       <w:r>
         <w:t xml:space="preserve">July</w:t>
